--- a/Паспорт_Шифр-Связь.docx
+++ b/Паспорт_Шифр-Связь.docx
@@ -54,8 +54,8 @@
       </w:tblPr>
       <w:tblGrid>
         <w:gridCol w:w="555"/>
-        <w:gridCol w:w="2165"/>
-        <w:gridCol w:w="6918"/>
+        <w:gridCol w:w="2164"/>
+        <w:gridCol w:w="6919"/>
       </w:tblGrid>
       <w:tr>
         <w:trPr/>
@@ -74,6 +74,7 @@
             <w:pPr>
               <w:pStyle w:val="Normal"/>
               <w:widowControl/>
+              <w:suppressAutoHyphens w:val="true"/>
               <w:spacing w:lineRule="auto" w:line="276" w:before="57" w:after="137"/>
               <w:jc w:val="center"/>
               <w:rPr>
@@ -121,7 +122,7 @@
         </w:tc>
         <w:tc>
           <w:tcPr>
-            <w:tcW w:w="2165" w:type="dxa"/>
+            <w:tcW w:w="2164" w:type="dxa"/>
             <w:tcBorders>
               <w:top w:val="single" w:sz="6" w:space="0" w:color="3465A4"/>
               <w:start w:val="single" w:sz="6" w:space="0" w:color="3465A4"/>
@@ -134,6 +135,7 @@
             <w:pPr>
               <w:pStyle w:val="Normal"/>
               <w:widowControl/>
+              <w:suppressAutoHyphens w:val="true"/>
               <w:spacing w:lineRule="auto" w:line="276" w:before="57" w:after="137"/>
               <w:jc w:val="center"/>
               <w:rPr>
@@ -181,7 +183,7 @@
         </w:tc>
         <w:tc>
           <w:tcPr>
-            <w:tcW w:w="6918" w:type="dxa"/>
+            <w:tcW w:w="6919" w:type="dxa"/>
             <w:tcBorders>
               <w:top w:val="single" w:sz="6" w:space="0" w:color="3465A4"/>
               <w:start w:val="single" w:sz="6" w:space="0" w:color="3465A4"/>
@@ -194,6 +196,7 @@
             <w:pPr>
               <w:pStyle w:val="Normal"/>
               <w:widowControl/>
+              <w:suppressAutoHyphens w:val="true"/>
               <w:spacing w:lineRule="auto" w:line="276" w:before="57" w:after="137"/>
               <w:jc w:val="center"/>
               <w:rPr>
@@ -257,6 +260,7 @@
             <w:pPr>
               <w:pStyle w:val="Normal"/>
               <w:widowControl/>
+              <w:suppressAutoHyphens w:val="true"/>
               <w:spacing w:lineRule="auto" w:line="240" w:before="57" w:after="137"/>
               <w:ind w:hanging="0" w:start="0"/>
               <w:jc w:val="center"/>
@@ -302,7 +306,7 @@
         </w:tc>
         <w:tc>
           <w:tcPr>
-            <w:tcW w:w="2165" w:type="dxa"/>
+            <w:tcW w:w="2164" w:type="dxa"/>
             <w:tcBorders>
               <w:top w:val="single" w:sz="6" w:space="0" w:color="729FCF"/>
               <w:start w:val="single" w:sz="6" w:space="0" w:color="729FCF"/>
@@ -315,6 +319,7 @@
             <w:pPr>
               <w:pStyle w:val="Normal"/>
               <w:widowControl/>
+              <w:suppressAutoHyphens w:val="true"/>
               <w:spacing w:lineRule="auto" w:line="240" w:before="57" w:after="137"/>
               <w:ind w:hanging="0" w:start="0"/>
               <w:jc w:val="center"/>
@@ -360,7 +365,7 @@
         </w:tc>
         <w:tc>
           <w:tcPr>
-            <w:tcW w:w="6918" w:type="dxa"/>
+            <w:tcW w:w="6919" w:type="dxa"/>
             <w:tcBorders>
               <w:top w:val="single" w:sz="6" w:space="0" w:color="729FCF"/>
               <w:start w:val="single" w:sz="6" w:space="0" w:color="729FCF"/>
@@ -373,6 +378,7 @@
             <w:pPr>
               <w:pStyle w:val="Normal"/>
               <w:widowControl/>
+              <w:suppressAutoHyphens w:val="true"/>
               <w:spacing w:lineRule="auto" w:line="276" w:before="57" w:after="137"/>
               <w:jc w:val="start"/>
               <w:rPr>
@@ -433,6 +439,7 @@
             <w:pPr>
               <w:pStyle w:val="Normal"/>
               <w:widowControl/>
+              <w:suppressAutoHyphens w:val="true"/>
               <w:spacing w:lineRule="auto" w:line="240" w:before="57" w:after="137"/>
               <w:ind w:hanging="0" w:start="0"/>
               <w:jc w:val="center"/>
@@ -478,7 +485,7 @@
         </w:tc>
         <w:tc>
           <w:tcPr>
-            <w:tcW w:w="2165" w:type="dxa"/>
+            <w:tcW w:w="2164" w:type="dxa"/>
             <w:tcBorders>
               <w:top w:val="nil"/>
               <w:start w:val="single" w:sz="6" w:space="0" w:color="729FCF"/>
@@ -491,6 +498,7 @@
             <w:pPr>
               <w:pStyle w:val="Normal"/>
               <w:widowControl/>
+              <w:suppressAutoHyphens w:val="true"/>
               <w:spacing w:lineRule="auto" w:line="240" w:before="57" w:after="137"/>
               <w:ind w:hanging="0" w:start="0"/>
               <w:jc w:val="center"/>
@@ -536,7 +544,7 @@
         </w:tc>
         <w:tc>
           <w:tcPr>
-            <w:tcW w:w="6918" w:type="dxa"/>
+            <w:tcW w:w="6919" w:type="dxa"/>
             <w:tcBorders>
               <w:top w:val="nil"/>
               <w:start w:val="single" w:sz="6" w:space="0" w:color="729FCF"/>
@@ -549,6 +557,7 @@
             <w:pPr>
               <w:pStyle w:val="Normal"/>
               <w:widowControl/>
+              <w:suppressAutoHyphens w:val="true"/>
               <w:spacing w:lineRule="auto" w:line="276" w:before="57" w:after="137"/>
               <w:jc w:val="start"/>
               <w:rPr>
@@ -617,6 +626,7 @@
             <w:pPr>
               <w:pStyle w:val="Normal"/>
               <w:widowControl/>
+              <w:suppressAutoHyphens w:val="true"/>
               <w:spacing w:lineRule="auto" w:line="240" w:before="57" w:after="137"/>
               <w:ind w:hanging="0" w:start="0"/>
               <w:jc w:val="center"/>
@@ -662,7 +672,7 @@
         </w:tc>
         <w:tc>
           <w:tcPr>
-            <w:tcW w:w="2165" w:type="dxa"/>
+            <w:tcW w:w="2164" w:type="dxa"/>
             <w:tcBorders>
               <w:top w:val="nil"/>
               <w:start w:val="single" w:sz="6" w:space="0" w:color="729FCF"/>
@@ -675,6 +685,7 @@
             <w:pPr>
               <w:pStyle w:val="Normal"/>
               <w:widowControl/>
+              <w:suppressAutoHyphens w:val="true"/>
               <w:spacing w:lineRule="auto" w:line="240" w:before="57" w:after="137"/>
               <w:ind w:hanging="0" w:start="0"/>
               <w:jc w:val="center"/>
@@ -720,7 +731,7 @@
         </w:tc>
         <w:tc>
           <w:tcPr>
-            <w:tcW w:w="6918" w:type="dxa"/>
+            <w:tcW w:w="6919" w:type="dxa"/>
             <w:tcBorders>
               <w:top w:val="nil"/>
               <w:start w:val="single" w:sz="6" w:space="0" w:color="729FCF"/>
@@ -733,6 +744,7 @@
             <w:pPr>
               <w:pStyle w:val="Normal"/>
               <w:widowControl/>
+              <w:suppressAutoHyphens w:val="true"/>
               <w:spacing w:lineRule="auto" w:line="276" w:before="57" w:after="137"/>
               <w:jc w:val="start"/>
               <w:rPr>
@@ -778,6 +790,7 @@
             <w:pPr>
               <w:pStyle w:val="Normal"/>
               <w:widowControl/>
+              <w:suppressAutoHyphens w:val="true"/>
               <w:spacing w:lineRule="auto" w:line="276" w:before="57" w:after="137"/>
               <w:jc w:val="start"/>
               <w:rPr>
@@ -823,6 +836,7 @@
             <w:pPr>
               <w:pStyle w:val="Normal"/>
               <w:widowControl/>
+              <w:suppressAutoHyphens w:val="true"/>
               <w:spacing w:lineRule="auto" w:line="276" w:before="57" w:after="137"/>
               <w:jc w:val="start"/>
               <w:rPr>
@@ -868,6 +882,7 @@
             <w:pPr>
               <w:pStyle w:val="Normal"/>
               <w:widowControl/>
+              <w:suppressAutoHyphens w:val="true"/>
               <w:spacing w:lineRule="auto" w:line="276" w:before="57" w:after="137"/>
               <w:jc w:val="start"/>
               <w:rPr>
@@ -928,6 +943,7 @@
             <w:pPr>
               <w:pStyle w:val="Normal"/>
               <w:widowControl/>
+              <w:suppressAutoHyphens w:val="true"/>
               <w:spacing w:lineRule="auto" w:line="240" w:before="57" w:after="137"/>
               <w:ind w:hanging="0" w:start="0"/>
               <w:jc w:val="center"/>
@@ -973,7 +989,7 @@
         </w:tc>
         <w:tc>
           <w:tcPr>
-            <w:tcW w:w="2165" w:type="dxa"/>
+            <w:tcW w:w="2164" w:type="dxa"/>
             <w:tcBorders>
               <w:top w:val="nil"/>
               <w:start w:val="single" w:sz="6" w:space="0" w:color="729FCF"/>
@@ -986,6 +1002,7 @@
             <w:pPr>
               <w:pStyle w:val="Normal"/>
               <w:widowControl/>
+              <w:suppressAutoHyphens w:val="true"/>
               <w:spacing w:lineRule="auto" w:line="240" w:before="57" w:after="137"/>
               <w:ind w:hanging="0" w:start="0"/>
               <w:jc w:val="center"/>
@@ -1031,7 +1048,7 @@
         </w:tc>
         <w:tc>
           <w:tcPr>
-            <w:tcW w:w="6918" w:type="dxa"/>
+            <w:tcW w:w="6919" w:type="dxa"/>
             <w:tcBorders>
               <w:top w:val="nil"/>
               <w:start w:val="single" w:sz="6" w:space="0" w:color="729FCF"/>
@@ -1044,6 +1061,7 @@
             <w:pPr>
               <w:pStyle w:val="Normal"/>
               <w:widowControl/>
+              <w:suppressAutoHyphens w:val="true"/>
               <w:spacing w:lineRule="auto" w:line="276" w:before="57" w:after="137"/>
               <w:jc w:val="start"/>
               <w:rPr>
@@ -1104,6 +1122,7 @@
             <w:pPr>
               <w:pStyle w:val="Normal"/>
               <w:widowControl/>
+              <w:suppressAutoHyphens w:val="true"/>
               <w:spacing w:lineRule="auto" w:line="240" w:before="57" w:after="137"/>
               <w:ind w:hanging="0" w:start="0"/>
               <w:jc w:val="center"/>
@@ -1149,7 +1168,7 @@
         </w:tc>
         <w:tc>
           <w:tcPr>
-            <w:tcW w:w="2165" w:type="dxa"/>
+            <w:tcW w:w="2164" w:type="dxa"/>
             <w:tcBorders>
               <w:top w:val="nil"/>
               <w:start w:val="single" w:sz="6" w:space="0" w:color="729FCF"/>
@@ -1162,6 +1181,7 @@
             <w:pPr>
               <w:pStyle w:val="Normal"/>
               <w:widowControl/>
+              <w:suppressAutoHyphens w:val="true"/>
               <w:spacing w:lineRule="auto" w:line="240" w:before="57" w:after="137"/>
               <w:ind w:hanging="0" w:start="0"/>
               <w:jc w:val="center"/>
@@ -1207,7 +1227,7 @@
         </w:tc>
         <w:tc>
           <w:tcPr>
-            <w:tcW w:w="6918" w:type="dxa"/>
+            <w:tcW w:w="6919" w:type="dxa"/>
             <w:tcBorders>
               <w:top w:val="nil"/>
               <w:start w:val="single" w:sz="6" w:space="0" w:color="729FCF"/>
@@ -1220,6 +1240,7 @@
             <w:pPr>
               <w:pStyle w:val="Normal"/>
               <w:widowControl/>
+              <w:suppressAutoHyphens w:val="true"/>
               <w:spacing w:lineRule="auto" w:line="276" w:before="57" w:after="137"/>
               <w:jc w:val="start"/>
               <w:rPr>
@@ -1258,7 +1279,457 @@
                 <w:u w:val="none"/>
                 <w:lang w:val="ru-RU" w:eastAsia="en-US" w:bidi="ar-SA"/>
               </w:rPr>
-              <w:t xml:space="preserve">Диспетчер хочет быстро обмениваться служебными сообщениями и файлами с коллегами, но ему мешает отсутствие </w:t>
+              <w:t>Диспетчер хочет быстро обмениваться служебными сообщениями и файлами с коллегами, но ему мешает отсутствие достаточно безопасного и удобного локального средства связи. Внешние облачные мессенджеры не отвечают условиям безопасности, поскольку они задействуют внешние по отношению к сети сервера.</w:t>
+            </w:r>
+          </w:p>
+        </w:tc>
+      </w:tr>
+      <w:tr>
+        <w:trPr/>
+        <w:tc>
+          <w:tcPr>
+            <w:tcW w:w="555" w:type="dxa"/>
+            <w:tcBorders>
+              <w:top w:val="nil"/>
+              <w:start w:val="single" w:sz="6" w:space="0" w:color="729FCF"/>
+              <w:bottom w:val="single" w:sz="6" w:space="0" w:color="729FCF"/>
+              <w:end w:val="single" w:sz="6" w:space="0" w:color="729FCF"/>
+            </w:tcBorders>
+            <w:shd w:fill="B4C7DC" w:val="clear"/>
+          </w:tcPr>
+          <w:p>
+            <w:pPr>
+              <w:pStyle w:val="Normal"/>
+              <w:widowControl/>
+              <w:suppressAutoHyphens w:val="true"/>
+              <w:spacing w:lineRule="auto" w:line="240" w:before="57" w:after="137"/>
+              <w:ind w:hanging="0" w:start="0"/>
+              <w:jc w:val="center"/>
+              <w:rPr>
+                <w:rFonts w:ascii="Ubuntu Sans" w:hAnsi="Ubuntu Sans" w:eastAsia="ＭＳ 明朝" w:cs="Arial"/>
+                <w:b w:val="false"/>
+                <w:bCs w:val="false"/>
+                <w:i w:val="false"/>
+                <w:iCs w:val="false"/>
+                <w:strike w:val="false"/>
+                <w:dstrike w:val="false"/>
+                <w:outline w:val="false"/>
+                <w:shadow w:val="false"/>
+                <w:color w:val="000000"/>
+                <w:kern w:val="0"/>
+                <w:sz w:val="24"/>
+                <w:szCs w:val="24"/>
+                <w:u w:val="none"/>
+                <w:lang w:val="en-US" w:eastAsia="en-US" w:bidi="ar-SA"/>
+              </w:rPr>
+            </w:pPr>
+            <w:r>
+              <w:rPr>
+                <w:rFonts w:eastAsia="ＭＳ 明朝" w:cs="Arial" w:ascii="Ubuntu Sans" w:hAnsi="Ubuntu Sans"/>
+                <w:b w:val="false"/>
+                <w:bCs w:val="false"/>
+                <w:i w:val="false"/>
+                <w:iCs w:val="false"/>
+                <w:strike w:val="false"/>
+                <w:dstrike w:val="false"/>
+                <w:outline w:val="false"/>
+                <w:shadow w:val="false"/>
+                <w:color w:val="000000"/>
+                <w:kern w:val="0"/>
+                <w:sz w:val="24"/>
+                <w:szCs w:val="24"/>
+                <w:u w:val="none"/>
+                <w:lang w:val="en-US" w:eastAsia="en-US" w:bidi="ar-SA"/>
+              </w:rPr>
+              <w:t>6</w:t>
+            </w:r>
+          </w:p>
+        </w:tc>
+        <w:tc>
+          <w:tcPr>
+            <w:tcW w:w="2164" w:type="dxa"/>
+            <w:tcBorders>
+              <w:top w:val="nil"/>
+              <w:start w:val="single" w:sz="6" w:space="0" w:color="729FCF"/>
+              <w:bottom w:val="single" w:sz="6" w:space="0" w:color="729FCF"/>
+              <w:end w:val="single" w:sz="6" w:space="0" w:color="729FCF"/>
+            </w:tcBorders>
+            <w:shd w:fill="729FCF" w:val="clear"/>
+          </w:tcPr>
+          <w:p>
+            <w:pPr>
+              <w:pStyle w:val="Normal"/>
+              <w:widowControl/>
+              <w:suppressAutoHyphens w:val="true"/>
+              <w:spacing w:lineRule="auto" w:line="240" w:before="57" w:after="137"/>
+              <w:ind w:hanging="0" w:start="0"/>
+              <w:jc w:val="center"/>
+              <w:rPr>
+                <w:rFonts w:ascii="Ubuntu Sans" w:hAnsi="Ubuntu Sans" w:eastAsia="ＭＳ 明朝" w:cs="Arial"/>
+                <w:b w:val="false"/>
+                <w:bCs w:val="false"/>
+                <w:i w:val="false"/>
+                <w:iCs w:val="false"/>
+                <w:strike w:val="false"/>
+                <w:dstrike w:val="false"/>
+                <w:outline w:val="false"/>
+                <w:shadow w:val="false"/>
+                <w:color w:val="000000"/>
+                <w:kern w:val="0"/>
+                <w:sz w:val="24"/>
+                <w:szCs w:val="24"/>
+                <w:u w:val="none"/>
+                <w:lang w:val="en-US" w:eastAsia="en-US" w:bidi="ar-SA"/>
+              </w:rPr>
+            </w:pPr>
+            <w:r>
+              <w:rPr>
+                <w:rFonts w:eastAsia="ＭＳ 明朝" w:cs="Arial" w:ascii="Ubuntu Sans" w:hAnsi="Ubuntu Sans"/>
+                <w:b w:val="false"/>
+                <w:bCs w:val="false"/>
+                <w:i w:val="false"/>
+                <w:iCs w:val="false"/>
+                <w:strike w:val="false"/>
+                <w:dstrike w:val="false"/>
+                <w:outline w:val="false"/>
+                <w:shadow w:val="false"/>
+                <w:color w:val="000000"/>
+                <w:kern w:val="0"/>
+                <w:sz w:val="24"/>
+                <w:szCs w:val="24"/>
+                <w:u w:val="none"/>
+                <w:lang w:val="en-US" w:eastAsia="en-US" w:bidi="ar-SA"/>
+              </w:rPr>
+              <w:t>Описание выбранного решения</w:t>
+            </w:r>
+          </w:p>
+        </w:tc>
+        <w:tc>
+          <w:tcPr>
+            <w:tcW w:w="6919" w:type="dxa"/>
+            <w:tcBorders>
+              <w:top w:val="nil"/>
+              <w:start w:val="single" w:sz="6" w:space="0" w:color="729FCF"/>
+              <w:bottom w:val="single" w:sz="6" w:space="0" w:color="729FCF"/>
+              <w:end w:val="single" w:sz="6" w:space="0" w:color="729FCF"/>
+            </w:tcBorders>
+            <w:shd w:fill="B4C7DC" w:val="clear"/>
+          </w:tcPr>
+          <w:p>
+            <w:pPr>
+              <w:pStyle w:val="Normal"/>
+              <w:widowControl/>
+              <w:suppressAutoHyphens w:val="true"/>
+              <w:spacing w:lineRule="auto" w:line="276" w:before="57" w:after="137"/>
+              <w:jc w:val="start"/>
+              <w:rPr>
+                <w:rFonts w:ascii="Ubuntu Sans" w:hAnsi="Ubuntu Sans" w:eastAsia="ＭＳ 明朝" w:cs="Arial"/>
+                <w:b w:val="false"/>
+                <w:bCs w:val="false"/>
+                <w:i w:val="false"/>
+                <w:iCs w:val="false"/>
+                <w:strike w:val="false"/>
+                <w:dstrike w:val="false"/>
+                <w:outline w:val="false"/>
+                <w:shadow w:val="false"/>
+                <w:color w:val="000000"/>
+                <w:kern w:val="0"/>
+                <w:sz w:val="24"/>
+                <w:szCs w:val="24"/>
+                <w:u w:val="none"/>
+                <w:lang w:val="ru-RU" w:eastAsia="en-US" w:bidi="ar-SA"/>
+              </w:rPr>
+            </w:pPr>
+            <w:r>
+              <w:rPr>
+                <w:rFonts w:eastAsia="ＭＳ 明朝" w:cs="Arial" w:ascii="Ubuntu Sans" w:hAnsi="Ubuntu Sans"/>
+                <w:b w:val="false"/>
+                <w:bCs w:val="false"/>
+                <w:i w:val="false"/>
+                <w:iCs w:val="false"/>
+                <w:strike w:val="false"/>
+                <w:dstrike w:val="false"/>
+                <w:outline w:val="false"/>
+                <w:shadow w:val="false"/>
+                <w:color w:val="000000"/>
+                <w:kern w:val="0"/>
+                <w:sz w:val="24"/>
+                <w:szCs w:val="24"/>
+                <w:u w:val="none"/>
+                <w:lang w:val="ru-RU" w:eastAsia="en-US" w:bidi="ar-SA"/>
+              </w:rPr>
+              <w:t>Предлагается сделать достаточно безопасный мессенджер для локальной сети. Данный мессенджер должен работать внутри локальной сети без доступа к внешнему интернету и иметь средства для быстрой и удобной связи пользователей.</w:t>
+            </w:r>
+          </w:p>
+        </w:tc>
+      </w:tr>
+      <w:tr>
+        <w:trPr/>
+        <w:tc>
+          <w:tcPr>
+            <w:tcW w:w="555" w:type="dxa"/>
+            <w:tcBorders>
+              <w:top w:val="nil"/>
+              <w:start w:val="single" w:sz="6" w:space="0" w:color="729FCF"/>
+              <w:bottom w:val="single" w:sz="6" w:space="0" w:color="729FCF"/>
+              <w:end w:val="single" w:sz="6" w:space="0" w:color="729FCF"/>
+            </w:tcBorders>
+            <w:shd w:fill="B4C7DC" w:val="clear"/>
+          </w:tcPr>
+          <w:p>
+            <w:pPr>
+              <w:pStyle w:val="Normal"/>
+              <w:widowControl/>
+              <w:suppressAutoHyphens w:val="true"/>
+              <w:spacing w:lineRule="auto" w:line="240" w:before="57" w:after="137"/>
+              <w:ind w:hanging="0" w:start="0"/>
+              <w:jc w:val="center"/>
+              <w:rPr>
+                <w:rFonts w:ascii="Ubuntu Sans" w:hAnsi="Ubuntu Sans" w:eastAsia="ＭＳ 明朝" w:cs="Arial"/>
+                <w:b w:val="false"/>
+                <w:bCs w:val="false"/>
+                <w:i w:val="false"/>
+                <w:iCs w:val="false"/>
+                <w:strike w:val="false"/>
+                <w:dstrike w:val="false"/>
+                <w:outline w:val="false"/>
+                <w:shadow w:val="false"/>
+                <w:color w:val="000000"/>
+                <w:kern w:val="0"/>
+                <w:sz w:val="24"/>
+                <w:szCs w:val="24"/>
+                <w:u w:val="none"/>
+                <w:lang w:val="en-US" w:eastAsia="en-US" w:bidi="ar-SA"/>
+              </w:rPr>
+            </w:pPr>
+            <w:r>
+              <w:rPr>
+                <w:rFonts w:eastAsia="ＭＳ 明朝" w:cs="Arial" w:ascii="Ubuntu Sans" w:hAnsi="Ubuntu Sans"/>
+                <w:b w:val="false"/>
+                <w:bCs w:val="false"/>
+                <w:i w:val="false"/>
+                <w:iCs w:val="false"/>
+                <w:strike w:val="false"/>
+                <w:dstrike w:val="false"/>
+                <w:outline w:val="false"/>
+                <w:shadow w:val="false"/>
+                <w:color w:val="000000"/>
+                <w:kern w:val="0"/>
+                <w:sz w:val="24"/>
+                <w:szCs w:val="24"/>
+                <w:u w:val="none"/>
+                <w:lang w:val="en-US" w:eastAsia="en-US" w:bidi="ar-SA"/>
+              </w:rPr>
+              <w:t>7</w:t>
+            </w:r>
+          </w:p>
+        </w:tc>
+        <w:tc>
+          <w:tcPr>
+            <w:tcW w:w="2164" w:type="dxa"/>
+            <w:tcBorders>
+              <w:top w:val="nil"/>
+              <w:start w:val="single" w:sz="6" w:space="0" w:color="729FCF"/>
+              <w:bottom w:val="single" w:sz="6" w:space="0" w:color="729FCF"/>
+              <w:end w:val="single" w:sz="6" w:space="0" w:color="729FCF"/>
+            </w:tcBorders>
+            <w:shd w:fill="729FCF" w:val="clear"/>
+          </w:tcPr>
+          <w:p>
+            <w:pPr>
+              <w:pStyle w:val="Normal"/>
+              <w:widowControl/>
+              <w:suppressAutoHyphens w:val="true"/>
+              <w:spacing w:lineRule="auto" w:line="240" w:before="57" w:after="137"/>
+              <w:ind w:hanging="0" w:start="0"/>
+              <w:jc w:val="center"/>
+              <w:rPr>
+                <w:rFonts w:ascii="Ubuntu Sans" w:hAnsi="Ubuntu Sans" w:eastAsia="ＭＳ 明朝" w:cs="Arial"/>
+                <w:b w:val="false"/>
+                <w:bCs w:val="false"/>
+                <w:i w:val="false"/>
+                <w:iCs w:val="false"/>
+                <w:strike w:val="false"/>
+                <w:dstrike w:val="false"/>
+                <w:outline w:val="false"/>
+                <w:shadow w:val="false"/>
+                <w:color w:val="000000"/>
+                <w:kern w:val="0"/>
+                <w:sz w:val="24"/>
+                <w:szCs w:val="24"/>
+                <w:u w:val="none"/>
+                <w:lang w:val="en-US" w:eastAsia="en-US" w:bidi="ar-SA"/>
+              </w:rPr>
+            </w:pPr>
+            <w:r>
+              <w:rPr>
+                <w:rFonts w:eastAsia="ＭＳ 明朝" w:cs="Arial" w:ascii="Ubuntu Sans" w:hAnsi="Ubuntu Sans"/>
+                <w:b w:val="false"/>
+                <w:bCs w:val="false"/>
+                <w:i w:val="false"/>
+                <w:iCs w:val="false"/>
+                <w:strike w:val="false"/>
+                <w:dstrike w:val="false"/>
+                <w:outline w:val="false"/>
+                <w:shadow w:val="false"/>
+                <w:color w:val="000000"/>
+                <w:kern w:val="0"/>
+                <w:sz w:val="24"/>
+                <w:szCs w:val="24"/>
+                <w:u w:val="none"/>
+                <w:lang w:val="en-US" w:eastAsia="en-US" w:bidi="ar-SA"/>
+              </w:rPr>
+              <w:t>Анализ аналогов</w:t>
+            </w:r>
+          </w:p>
+        </w:tc>
+        <w:tc>
+          <w:tcPr>
+            <w:tcW w:w="6919" w:type="dxa"/>
+            <w:tcBorders>
+              <w:top w:val="nil"/>
+              <w:start w:val="single" w:sz="6" w:space="0" w:color="729FCF"/>
+              <w:bottom w:val="single" w:sz="6" w:space="0" w:color="729FCF"/>
+              <w:end w:val="single" w:sz="6" w:space="0" w:color="729FCF"/>
+            </w:tcBorders>
+            <w:shd w:fill="B4C7DC" w:val="clear"/>
+          </w:tcPr>
+          <w:p>
+            <w:pPr>
+              <w:pStyle w:val="Normal"/>
+              <w:widowControl/>
+              <w:suppressAutoHyphens w:val="true"/>
+              <w:spacing w:lineRule="auto" w:line="276" w:before="57" w:after="137"/>
+              <w:jc w:val="start"/>
+              <w:rPr>
+                <w:rFonts w:ascii="Ubuntu Sans" w:hAnsi="Ubuntu Sans" w:eastAsia="ＭＳ 明朝" w:cs="Arial"/>
+                <w:b w:val="false"/>
+                <w:bCs w:val="false"/>
+                <w:i w:val="false"/>
+                <w:iCs w:val="false"/>
+                <w:strike w:val="false"/>
+                <w:dstrike w:val="false"/>
+                <w:outline w:val="false"/>
+                <w:shadow w:val="false"/>
+                <w:color w:val="000000"/>
+                <w:kern w:val="0"/>
+                <w:sz w:val="24"/>
+                <w:szCs w:val="24"/>
+                <w:u w:val="none"/>
+                <w:lang w:val="en-US" w:eastAsia="en-US" w:bidi="ar-SA"/>
+              </w:rPr>
+            </w:pPr>
+            <w:r>
+              <w:rPr>
+                <w:rFonts w:eastAsia="ＭＳ 明朝" w:cs="Arial" w:ascii="Ubuntu Sans" w:hAnsi="Ubuntu Sans"/>
+                <w:b w:val="false"/>
+                <w:bCs w:val="false"/>
+                <w:i w:val="false"/>
+                <w:iCs w:val="false"/>
+                <w:strike w:val="false"/>
+                <w:dstrike w:val="false"/>
+                <w:outline w:val="false"/>
+                <w:shadow w:val="false"/>
+                <w:color w:val="000000"/>
+                <w:kern w:val="0"/>
+                <w:sz w:val="24"/>
+                <w:szCs w:val="24"/>
+                <w:u w:val="none"/>
+                <w:lang w:val="en-US" w:eastAsia="en-US" w:bidi="ar-SA"/>
+              </w:rPr>
+              <w:t>Nextcloud Talk: ориентирован на видеоконференции, избыточный функционал. Nextcloud сам по себе так же слишком “тяжёлый”</w:t>
+            </w:r>
+          </w:p>
+          <w:p>
+            <w:pPr>
+              <w:pStyle w:val="Normal"/>
+              <w:widowControl/>
+              <w:suppressAutoHyphens w:val="true"/>
+              <w:spacing w:lineRule="auto" w:line="276" w:before="57" w:after="137"/>
+              <w:jc w:val="start"/>
+              <w:rPr>
+                <w:rFonts w:ascii="Ubuntu Sans" w:hAnsi="Ubuntu Sans" w:eastAsia="ＭＳ 明朝" w:cs="Arial"/>
+                <w:b w:val="false"/>
+                <w:bCs w:val="false"/>
+                <w:i w:val="false"/>
+                <w:iCs w:val="false"/>
+                <w:strike w:val="false"/>
+                <w:dstrike w:val="false"/>
+                <w:outline w:val="false"/>
+                <w:shadow w:val="false"/>
+                <w:color w:val="000000"/>
+                <w:kern w:val="0"/>
+                <w:sz w:val="24"/>
+                <w:szCs w:val="24"/>
+                <w:u w:val="none"/>
+                <w:lang w:val="en-US" w:eastAsia="en-US" w:bidi="ar-SA"/>
+              </w:rPr>
+            </w:pPr>
+            <w:r>
+              <w:rPr>
+                <w:rFonts w:eastAsia="ＭＳ 明朝" w:cs="Arial" w:ascii="Ubuntu Sans" w:hAnsi="Ubuntu Sans"/>
+                <w:b w:val="false"/>
+                <w:bCs w:val="false"/>
+                <w:i w:val="false"/>
+                <w:iCs w:val="false"/>
+                <w:strike w:val="false"/>
+                <w:dstrike w:val="false"/>
+                <w:outline w:val="false"/>
+                <w:shadow w:val="false"/>
+                <w:color w:val="000000"/>
+                <w:kern w:val="0"/>
+                <w:sz w:val="24"/>
+                <w:szCs w:val="24"/>
+                <w:u w:val="none"/>
+                <w:lang w:val="en-US" w:eastAsia="en-US" w:bidi="ar-SA"/>
+              </w:rPr>
+              <w:t>MAX, Telegram, VK и др.: Требуют постоянного интернет подключения, что является риском, даже если сервера отечественные.</w:t>
+            </w:r>
+          </w:p>
+          <w:p>
+            <w:pPr>
+              <w:pStyle w:val="Normal"/>
+              <w:widowControl/>
+              <w:suppressAutoHyphens w:val="true"/>
+              <w:spacing w:lineRule="auto" w:line="276" w:before="57" w:after="137"/>
+              <w:jc w:val="start"/>
+              <w:rPr>
+                <w:rFonts w:ascii="Ubuntu Sans" w:hAnsi="Ubuntu Sans" w:eastAsia="ＭＳ 明朝" w:cs="Arial"/>
+                <w:b w:val="false"/>
+                <w:bCs w:val="false"/>
+                <w:i w:val="false"/>
+                <w:iCs w:val="false"/>
+                <w:strike w:val="false"/>
+                <w:dstrike w:val="false"/>
+                <w:outline w:val="false"/>
+                <w:shadow w:val="false"/>
+                <w:color w:val="000000"/>
+                <w:kern w:val="0"/>
+                <w:sz w:val="24"/>
+                <w:szCs w:val="24"/>
+                <w:u w:val="none"/>
+                <w:lang w:val="en-US" w:eastAsia="en-US" w:bidi="ar-SA"/>
+              </w:rPr>
+            </w:pPr>
+            <w:r>
+              <w:rPr>
+                <w:rFonts w:eastAsia="ＭＳ 明朝" w:cs="Arial" w:ascii="Ubuntu Sans" w:hAnsi="Ubuntu Sans"/>
+                <w:b w:val="false"/>
+                <w:bCs w:val="false"/>
+                <w:i w:val="false"/>
+                <w:iCs w:val="false"/>
+                <w:strike w:val="false"/>
+                <w:dstrike w:val="false"/>
+                <w:outline w:val="false"/>
+                <w:shadow w:val="false"/>
+                <w:color w:val="000000"/>
+                <w:kern w:val="0"/>
+                <w:sz w:val="24"/>
+                <w:szCs w:val="24"/>
+                <w:u w:val="none"/>
+                <w:lang w:val="en-US" w:eastAsia="en-US" w:bidi="ar-SA"/>
+              </w:rPr>
+              <w:t xml:space="preserve">XMPP-сервер: </w:t>
             </w:r>
             <w:r>
               <w:rPr>
@@ -1276,9 +1747,9 @@
                 <w:sz w:val="24"/>
                 <w:szCs w:val="24"/>
                 <w:u w:val="none"/>
-                <w:lang w:val="ru-RU" w:eastAsia="en-US" w:bidi="ar-SA"/>
-              </w:rPr>
-              <w:t>достаточно безопасного и удобного локального средства связи</w:t>
+                <w:lang w:val="en-US" w:eastAsia="en-US" w:bidi="ar-SA"/>
+              </w:rPr>
+              <w:t>У</w:t>
             </w:r>
             <w:r>
               <w:rPr>
@@ -1296,9 +1767,101 @@
                 <w:sz w:val="24"/>
                 <w:szCs w:val="24"/>
                 <w:u w:val="none"/>
-                <w:lang w:val="ru-RU" w:eastAsia="en-US" w:bidi="ar-SA"/>
-              </w:rPr>
-              <w:t xml:space="preserve">. Внешние облачные мессенджеры не отвечают </w:t>
+                <w:lang w:val="en-US" w:eastAsia="en-US" w:bidi="ar-SA"/>
+              </w:rPr>
+              <w:t>старевший как UX так и сам по себе, фрагментация и расхождения в функционале клиентов.</w:t>
+            </w:r>
+          </w:p>
+          <w:p>
+            <w:pPr>
+              <w:pStyle w:val="Normal"/>
+              <w:widowControl/>
+              <w:suppressAutoHyphens w:val="true"/>
+              <w:spacing w:lineRule="auto" w:line="276" w:before="57" w:after="137"/>
+              <w:jc w:val="start"/>
+              <w:rPr>
+                <w:rFonts w:ascii="Ubuntu Sans" w:hAnsi="Ubuntu Sans" w:eastAsia="ＭＳ 明朝" w:cs="Arial"/>
+                <w:b w:val="false"/>
+                <w:bCs w:val="false"/>
+                <w:i w:val="false"/>
+                <w:iCs w:val="false"/>
+                <w:strike w:val="false"/>
+                <w:dstrike w:val="false"/>
+                <w:outline w:val="false"/>
+                <w:shadow w:val="false"/>
+                <w:color w:val="000000"/>
+                <w:kern w:val="0"/>
+                <w:sz w:val="24"/>
+                <w:szCs w:val="24"/>
+                <w:u w:val="none"/>
+                <w:lang w:val="en-US" w:eastAsia="en-US" w:bidi="ar-SA"/>
+              </w:rPr>
+            </w:pPr>
+            <w:r>
+              <w:rPr>
+                <w:rFonts w:eastAsia="ＭＳ 明朝" w:cs="Arial" w:ascii="Ubuntu Sans" w:hAnsi="Ubuntu Sans"/>
+                <w:b w:val="false"/>
+                <w:bCs w:val="false"/>
+                <w:i w:val="false"/>
+                <w:iCs w:val="false"/>
+                <w:strike w:val="false"/>
+                <w:dstrike w:val="false"/>
+                <w:outline w:val="false"/>
+                <w:shadow w:val="false"/>
+                <w:color w:val="000000"/>
+                <w:kern w:val="0"/>
+                <w:sz w:val="24"/>
+                <w:szCs w:val="24"/>
+                <w:u w:val="none"/>
+                <w:lang w:val="en-US" w:eastAsia="en-US" w:bidi="ar-SA"/>
+              </w:rPr>
+              <w:t>Mattermost: Самый близкий кандидат, однако данный продукт слишком ресурсозатраный для установки/поддержки и избыток ненужного для диспетчеров функционала. Так же требует интернет для проверки Enterprise лицензии.</w:t>
+            </w:r>
+          </w:p>
+          <w:p>
+            <w:pPr>
+              <w:pStyle w:val="Normal"/>
+              <w:widowControl/>
+              <w:suppressAutoHyphens w:val="true"/>
+              <w:spacing w:lineRule="auto" w:line="276" w:before="57" w:after="137"/>
+              <w:jc w:val="start"/>
+              <w:rPr>
+                <w:rFonts w:ascii="Ubuntu Sans" w:hAnsi="Ubuntu Sans" w:eastAsia="ＭＳ 明朝" w:cs="Arial"/>
+                <w:b w:val="false"/>
+                <w:bCs w:val="false"/>
+                <w:i w:val="false"/>
+                <w:iCs w:val="false"/>
+                <w:strike w:val="false"/>
+                <w:dstrike w:val="false"/>
+                <w:outline w:val="false"/>
+                <w:shadow w:val="false"/>
+                <w:color w:val="000000"/>
+                <w:kern w:val="0"/>
+                <w:sz w:val="24"/>
+                <w:szCs w:val="24"/>
+                <w:u w:val="none"/>
+                <w:lang w:val="en-US" w:eastAsia="en-US" w:bidi="ar-SA"/>
+              </w:rPr>
+            </w:pPr>
+            <w:r>
+              <w:rPr>
+                <w:rFonts w:eastAsia="ＭＳ 明朝" w:cs="Arial" w:ascii="Ubuntu Sans" w:hAnsi="Ubuntu Sans"/>
+                <w:b w:val="false"/>
+                <w:bCs w:val="false"/>
+                <w:i w:val="false"/>
+                <w:iCs w:val="false"/>
+                <w:strike w:val="false"/>
+                <w:dstrike w:val="false"/>
+                <w:outline w:val="false"/>
+                <w:shadow w:val="false"/>
+                <w:color w:val="000000"/>
+                <w:kern w:val="0"/>
+                <w:sz w:val="24"/>
+                <w:szCs w:val="24"/>
+                <w:u w:val="none"/>
+                <w:lang w:val="en-US" w:eastAsia="en-US" w:bidi="ar-SA"/>
+              </w:rPr>
+              <w:t xml:space="preserve">Matrix/Element: По своей сути </w:t>
             </w:r>
             <w:r>
               <w:rPr>
@@ -1316,9 +1879,9 @@
                 <w:sz w:val="24"/>
                 <w:szCs w:val="24"/>
                 <w:u w:val="none"/>
-                <w:lang w:val="ru-RU" w:eastAsia="en-US" w:bidi="ar-SA"/>
-              </w:rPr>
-              <w:t>условиям безопасности, поскольку они задействуют внешние по отношению к сети сервера</w:t>
+                <w:lang w:val="en-US" w:eastAsia="en-US" w:bidi="ar-SA"/>
+              </w:rPr>
+              <w:t>п</w:t>
             </w:r>
             <w:r>
               <w:rPr>
@@ -1336,7 +1899,2107 @@
                 <w:sz w:val="24"/>
                 <w:szCs w:val="24"/>
                 <w:u w:val="none"/>
-                <w:lang w:val="ru-RU" w:eastAsia="en-US" w:bidi="ar-SA"/>
+                <w:lang w:val="en-US" w:eastAsia="en-US" w:bidi="ar-SA"/>
+              </w:rPr>
+              <w:t>р</w:t>
+            </w:r>
+            <w:r>
+              <w:rPr>
+                <w:rFonts w:eastAsia="ＭＳ 明朝" w:cs="Arial" w:ascii="Ubuntu Sans" w:hAnsi="Ubuntu Sans"/>
+                <w:b w:val="false"/>
+                <w:bCs w:val="false"/>
+                <w:i w:val="false"/>
+                <w:iCs w:val="false"/>
+                <w:strike w:val="false"/>
+                <w:dstrike w:val="false"/>
+                <w:outline w:val="false"/>
+                <w:shadow w:val="false"/>
+                <w:color w:val="000000"/>
+                <w:kern w:val="0"/>
+                <w:sz w:val="24"/>
+                <w:szCs w:val="24"/>
+                <w:u w:val="none"/>
+                <w:lang w:val="en-US" w:eastAsia="en-US" w:bidi="ar-SA"/>
+              </w:rPr>
+              <w:t>е</w:t>
+            </w:r>
+            <w:r>
+              <w:rPr>
+                <w:rFonts w:eastAsia="ＭＳ 明朝" w:cs="Arial" w:ascii="Ubuntu Sans" w:hAnsi="Ubuntu Sans"/>
+                <w:b w:val="false"/>
+                <w:bCs w:val="false"/>
+                <w:i w:val="false"/>
+                <w:iCs w:val="false"/>
+                <w:strike w:val="false"/>
+                <w:dstrike w:val="false"/>
+                <w:outline w:val="false"/>
+                <w:shadow w:val="false"/>
+                <w:color w:val="000000"/>
+                <w:kern w:val="0"/>
+                <w:sz w:val="24"/>
+                <w:szCs w:val="24"/>
+                <w:u w:val="none"/>
+                <w:lang w:val="en-US" w:eastAsia="en-US" w:bidi="ar-SA"/>
+              </w:rPr>
+              <w:t>д</w:t>
+            </w:r>
+            <w:r>
+              <w:rPr>
+                <w:rFonts w:eastAsia="ＭＳ 明朝" w:cs="Arial" w:ascii="Ubuntu Sans" w:hAnsi="Ubuntu Sans"/>
+                <w:b w:val="false"/>
+                <w:bCs w:val="false"/>
+                <w:i w:val="false"/>
+                <w:iCs w:val="false"/>
+                <w:strike w:val="false"/>
+                <w:dstrike w:val="false"/>
+                <w:outline w:val="false"/>
+                <w:shadow w:val="false"/>
+                <w:color w:val="000000"/>
+                <w:kern w:val="0"/>
+                <w:sz w:val="24"/>
+                <w:szCs w:val="24"/>
+                <w:u w:val="none"/>
+                <w:lang w:val="en-US" w:eastAsia="en-US" w:bidi="ar-SA"/>
+              </w:rPr>
+              <w:t>н</w:t>
+            </w:r>
+            <w:r>
+              <w:rPr>
+                <w:rFonts w:eastAsia="ＭＳ 明朝" w:cs="Arial" w:ascii="Ubuntu Sans" w:hAnsi="Ubuntu Sans"/>
+                <w:b w:val="false"/>
+                <w:bCs w:val="false"/>
+                <w:i w:val="false"/>
+                <w:iCs w:val="false"/>
+                <w:strike w:val="false"/>
+                <w:dstrike w:val="false"/>
+                <w:outline w:val="false"/>
+                <w:shadow w:val="false"/>
+                <w:color w:val="000000"/>
+                <w:kern w:val="0"/>
+                <w:sz w:val="24"/>
+                <w:szCs w:val="24"/>
+                <w:u w:val="none"/>
+                <w:lang w:val="en-US" w:eastAsia="en-US" w:bidi="ar-SA"/>
+              </w:rPr>
+              <w:t>а</w:t>
+            </w:r>
+            <w:r>
+              <w:rPr>
+                <w:rFonts w:eastAsia="ＭＳ 明朝" w:cs="Arial" w:ascii="Ubuntu Sans" w:hAnsi="Ubuntu Sans"/>
+                <w:b w:val="false"/>
+                <w:bCs w:val="false"/>
+                <w:i w:val="false"/>
+                <w:iCs w:val="false"/>
+                <w:strike w:val="false"/>
+                <w:dstrike w:val="false"/>
+                <w:outline w:val="false"/>
+                <w:shadow w:val="false"/>
+                <w:color w:val="000000"/>
+                <w:kern w:val="0"/>
+                <w:sz w:val="24"/>
+                <w:szCs w:val="24"/>
+                <w:u w:val="none"/>
+                <w:lang w:val="en-US" w:eastAsia="en-US" w:bidi="ar-SA"/>
+              </w:rPr>
+              <w:t>з</w:t>
+            </w:r>
+            <w:r>
+              <w:rPr>
+                <w:rFonts w:eastAsia="ＭＳ 明朝" w:cs="Arial" w:ascii="Ubuntu Sans" w:hAnsi="Ubuntu Sans"/>
+                <w:b w:val="false"/>
+                <w:bCs w:val="false"/>
+                <w:i w:val="false"/>
+                <w:iCs w:val="false"/>
+                <w:strike w:val="false"/>
+                <w:dstrike w:val="false"/>
+                <w:outline w:val="false"/>
+                <w:shadow w:val="false"/>
+                <w:color w:val="000000"/>
+                <w:kern w:val="0"/>
+                <w:sz w:val="24"/>
+                <w:szCs w:val="24"/>
+                <w:u w:val="none"/>
+                <w:lang w:val="en-US" w:eastAsia="en-US" w:bidi="ar-SA"/>
+              </w:rPr>
+              <w:t>н</w:t>
+            </w:r>
+            <w:r>
+              <w:rPr>
+                <w:rFonts w:eastAsia="ＭＳ 明朝" w:cs="Arial" w:ascii="Ubuntu Sans" w:hAnsi="Ubuntu Sans"/>
+                <w:b w:val="false"/>
+                <w:bCs w:val="false"/>
+                <w:i w:val="false"/>
+                <w:iCs w:val="false"/>
+                <w:strike w:val="false"/>
+                <w:dstrike w:val="false"/>
+                <w:outline w:val="false"/>
+                <w:shadow w:val="false"/>
+                <w:color w:val="000000"/>
+                <w:kern w:val="0"/>
+                <w:sz w:val="24"/>
+                <w:szCs w:val="24"/>
+                <w:u w:val="none"/>
+                <w:lang w:val="en-US" w:eastAsia="en-US" w:bidi="ar-SA"/>
+              </w:rPr>
+              <w:t>а</w:t>
+            </w:r>
+            <w:r>
+              <w:rPr>
+                <w:rFonts w:eastAsia="ＭＳ 明朝" w:cs="Arial" w:ascii="Ubuntu Sans" w:hAnsi="Ubuntu Sans"/>
+                <w:b w:val="false"/>
+                <w:bCs w:val="false"/>
+                <w:i w:val="false"/>
+                <w:iCs w:val="false"/>
+                <w:strike w:val="false"/>
+                <w:dstrike w:val="false"/>
+                <w:outline w:val="false"/>
+                <w:shadow w:val="false"/>
+                <w:color w:val="000000"/>
+                <w:kern w:val="0"/>
+                <w:sz w:val="24"/>
+                <w:szCs w:val="24"/>
+                <w:u w:val="none"/>
+                <w:lang w:val="en-US" w:eastAsia="en-US" w:bidi="ar-SA"/>
+              </w:rPr>
+              <w:t>ч</w:t>
+            </w:r>
+            <w:r>
+              <w:rPr>
+                <w:rFonts w:eastAsia="ＭＳ 明朝" w:cs="Arial" w:ascii="Ubuntu Sans" w:hAnsi="Ubuntu Sans"/>
+                <w:b w:val="false"/>
+                <w:bCs w:val="false"/>
+                <w:i w:val="false"/>
+                <w:iCs w:val="false"/>
+                <w:strike w:val="false"/>
+                <w:dstrike w:val="false"/>
+                <w:outline w:val="false"/>
+                <w:shadow w:val="false"/>
+                <w:color w:val="000000"/>
+                <w:kern w:val="0"/>
+                <w:sz w:val="24"/>
+                <w:szCs w:val="24"/>
+                <w:u w:val="none"/>
+                <w:lang w:val="en-US" w:eastAsia="en-US" w:bidi="ar-SA"/>
+              </w:rPr>
+              <w:t>е</w:t>
+            </w:r>
+            <w:r>
+              <w:rPr>
+                <w:rFonts w:eastAsia="ＭＳ 明朝" w:cs="Arial" w:ascii="Ubuntu Sans" w:hAnsi="Ubuntu Sans"/>
+                <w:b w:val="false"/>
+                <w:bCs w:val="false"/>
+                <w:i w:val="false"/>
+                <w:iCs w:val="false"/>
+                <w:strike w:val="false"/>
+                <w:dstrike w:val="false"/>
+                <w:outline w:val="false"/>
+                <w:shadow w:val="false"/>
+                <w:color w:val="000000"/>
+                <w:kern w:val="0"/>
+                <w:sz w:val="24"/>
+                <w:szCs w:val="24"/>
+                <w:u w:val="none"/>
+                <w:lang w:val="en-US" w:eastAsia="en-US" w:bidi="ar-SA"/>
+              </w:rPr>
+              <w:t>н</w:t>
+            </w:r>
+            <w:r>
+              <w:rPr>
+                <w:rFonts w:eastAsia="ＭＳ 明朝" w:cs="Arial" w:ascii="Ubuntu Sans" w:hAnsi="Ubuntu Sans"/>
+                <w:b w:val="false"/>
+                <w:bCs w:val="false"/>
+                <w:i w:val="false"/>
+                <w:iCs w:val="false"/>
+                <w:strike w:val="false"/>
+                <w:dstrike w:val="false"/>
+                <w:outline w:val="false"/>
+                <w:shadow w:val="false"/>
+                <w:color w:val="000000"/>
+                <w:kern w:val="0"/>
+                <w:sz w:val="24"/>
+                <w:szCs w:val="24"/>
+                <w:u w:val="none"/>
+                <w:lang w:val="en-US" w:eastAsia="en-US" w:bidi="ar-SA"/>
+              </w:rPr>
+              <w:t xml:space="preserve">ы </w:t>
+            </w:r>
+            <w:r>
+              <w:rPr>
+                <w:rFonts w:eastAsia="ＭＳ 明朝" w:cs="Arial" w:ascii="Ubuntu Sans" w:hAnsi="Ubuntu Sans"/>
+                <w:b w:val="false"/>
+                <w:bCs w:val="false"/>
+                <w:i w:val="false"/>
+                <w:iCs w:val="false"/>
+                <w:strike w:val="false"/>
+                <w:dstrike w:val="false"/>
+                <w:outline w:val="false"/>
+                <w:shadow w:val="false"/>
+                <w:color w:val="000000"/>
+                <w:kern w:val="0"/>
+                <w:sz w:val="24"/>
+                <w:szCs w:val="24"/>
+                <w:u w:val="none"/>
+                <w:lang w:val="en-US" w:eastAsia="en-US" w:bidi="ar-SA"/>
+              </w:rPr>
+              <w:t>д</w:t>
+            </w:r>
+            <w:r>
+              <w:rPr>
+                <w:rFonts w:eastAsia="ＭＳ 明朝" w:cs="Arial" w:ascii="Ubuntu Sans" w:hAnsi="Ubuntu Sans"/>
+                <w:b w:val="false"/>
+                <w:bCs w:val="false"/>
+                <w:i w:val="false"/>
+                <w:iCs w:val="false"/>
+                <w:strike w:val="false"/>
+                <w:dstrike w:val="false"/>
+                <w:outline w:val="false"/>
+                <w:shadow w:val="false"/>
+                <w:color w:val="000000"/>
+                <w:kern w:val="0"/>
+                <w:sz w:val="24"/>
+                <w:szCs w:val="24"/>
+                <w:u w:val="none"/>
+                <w:lang w:val="en-US" w:eastAsia="en-US" w:bidi="ar-SA"/>
+              </w:rPr>
+              <w:t>л</w:t>
+            </w:r>
+            <w:r>
+              <w:rPr>
+                <w:rFonts w:eastAsia="ＭＳ 明朝" w:cs="Arial" w:ascii="Ubuntu Sans" w:hAnsi="Ubuntu Sans"/>
+                <w:b w:val="false"/>
+                <w:bCs w:val="false"/>
+                <w:i w:val="false"/>
+                <w:iCs w:val="false"/>
+                <w:strike w:val="false"/>
+                <w:dstrike w:val="false"/>
+                <w:outline w:val="false"/>
+                <w:shadow w:val="false"/>
+                <w:color w:val="000000"/>
+                <w:kern w:val="0"/>
+                <w:sz w:val="24"/>
+                <w:szCs w:val="24"/>
+                <w:u w:val="none"/>
+                <w:lang w:val="en-US" w:eastAsia="en-US" w:bidi="ar-SA"/>
+              </w:rPr>
+              <w:t xml:space="preserve">я </w:t>
+            </w:r>
+            <w:r>
+              <w:rPr>
+                <w:rFonts w:eastAsia="ＭＳ 明朝" w:cs="Arial" w:ascii="Ubuntu Sans" w:hAnsi="Ubuntu Sans"/>
+                <w:b w:val="false"/>
+                <w:bCs w:val="false"/>
+                <w:i w:val="false"/>
+                <w:iCs w:val="false"/>
+                <w:strike w:val="false"/>
+                <w:dstrike w:val="false"/>
+                <w:outline w:val="false"/>
+                <w:shadow w:val="false"/>
+                <w:color w:val="000000"/>
+                <w:kern w:val="0"/>
+                <w:sz w:val="24"/>
+                <w:szCs w:val="24"/>
+                <w:u w:val="none"/>
+                <w:lang w:val="en-US" w:eastAsia="en-US" w:bidi="ar-SA"/>
+              </w:rPr>
+              <w:t>о</w:t>
+            </w:r>
+            <w:r>
+              <w:rPr>
+                <w:rFonts w:eastAsia="ＭＳ 明朝" w:cs="Arial" w:ascii="Ubuntu Sans" w:hAnsi="Ubuntu Sans"/>
+                <w:b w:val="false"/>
+                <w:bCs w:val="false"/>
+                <w:i w:val="false"/>
+                <w:iCs w:val="false"/>
+                <w:strike w:val="false"/>
+                <w:dstrike w:val="false"/>
+                <w:outline w:val="false"/>
+                <w:shadow w:val="false"/>
+                <w:color w:val="000000"/>
+                <w:kern w:val="0"/>
+                <w:sz w:val="24"/>
+                <w:szCs w:val="24"/>
+                <w:u w:val="none"/>
+                <w:lang w:val="en-US" w:eastAsia="en-US" w:bidi="ar-SA"/>
+              </w:rPr>
+              <w:t>т</w:t>
+            </w:r>
+            <w:r>
+              <w:rPr>
+                <w:rFonts w:eastAsia="ＭＳ 明朝" w:cs="Arial" w:ascii="Ubuntu Sans" w:hAnsi="Ubuntu Sans"/>
+                <w:b w:val="false"/>
+                <w:bCs w:val="false"/>
+                <w:i w:val="false"/>
+                <w:iCs w:val="false"/>
+                <w:strike w:val="false"/>
+                <w:dstrike w:val="false"/>
+                <w:outline w:val="false"/>
+                <w:shadow w:val="false"/>
+                <w:color w:val="000000"/>
+                <w:kern w:val="0"/>
+                <w:sz w:val="24"/>
+                <w:szCs w:val="24"/>
+                <w:u w:val="none"/>
+                <w:lang w:val="en-US" w:eastAsia="en-US" w:bidi="ar-SA"/>
+              </w:rPr>
+              <w:t>к</w:t>
+            </w:r>
+            <w:r>
+              <w:rPr>
+                <w:rFonts w:eastAsia="ＭＳ 明朝" w:cs="Arial" w:ascii="Ubuntu Sans" w:hAnsi="Ubuntu Sans"/>
+                <w:b w:val="false"/>
+                <w:bCs w:val="false"/>
+                <w:i w:val="false"/>
+                <w:iCs w:val="false"/>
+                <w:strike w:val="false"/>
+                <w:dstrike w:val="false"/>
+                <w:outline w:val="false"/>
+                <w:shadow w:val="false"/>
+                <w:color w:val="000000"/>
+                <w:kern w:val="0"/>
+                <w:sz w:val="24"/>
+                <w:szCs w:val="24"/>
+                <w:u w:val="none"/>
+                <w:lang w:val="en-US" w:eastAsia="en-US" w:bidi="ar-SA"/>
+              </w:rPr>
+              <w:t>р</w:t>
+            </w:r>
+            <w:r>
+              <w:rPr>
+                <w:rFonts w:eastAsia="ＭＳ 明朝" w:cs="Arial" w:ascii="Ubuntu Sans" w:hAnsi="Ubuntu Sans"/>
+                <w:b w:val="false"/>
+                <w:bCs w:val="false"/>
+                <w:i w:val="false"/>
+                <w:iCs w:val="false"/>
+                <w:strike w:val="false"/>
+                <w:dstrike w:val="false"/>
+                <w:outline w:val="false"/>
+                <w:shadow w:val="false"/>
+                <w:color w:val="000000"/>
+                <w:kern w:val="0"/>
+                <w:sz w:val="24"/>
+                <w:szCs w:val="24"/>
+                <w:u w:val="none"/>
+                <w:lang w:val="en-US" w:eastAsia="en-US" w:bidi="ar-SA"/>
+              </w:rPr>
+              <w:t>ы</w:t>
+            </w:r>
+            <w:r>
+              <w:rPr>
+                <w:rFonts w:eastAsia="ＭＳ 明朝" w:cs="Arial" w:ascii="Ubuntu Sans" w:hAnsi="Ubuntu Sans"/>
+                <w:b w:val="false"/>
+                <w:bCs w:val="false"/>
+                <w:i w:val="false"/>
+                <w:iCs w:val="false"/>
+                <w:strike w:val="false"/>
+                <w:dstrike w:val="false"/>
+                <w:outline w:val="false"/>
+                <w:shadow w:val="false"/>
+                <w:color w:val="000000"/>
+                <w:kern w:val="0"/>
+                <w:sz w:val="24"/>
+                <w:szCs w:val="24"/>
+                <w:u w:val="none"/>
+                <w:lang w:val="en-US" w:eastAsia="en-US" w:bidi="ar-SA"/>
+              </w:rPr>
+              <w:t>т</w:t>
+            </w:r>
+            <w:r>
+              <w:rPr>
+                <w:rFonts w:eastAsia="ＭＳ 明朝" w:cs="Arial" w:ascii="Ubuntu Sans" w:hAnsi="Ubuntu Sans"/>
+                <w:b w:val="false"/>
+                <w:bCs w:val="false"/>
+                <w:i w:val="false"/>
+                <w:iCs w:val="false"/>
+                <w:strike w:val="false"/>
+                <w:dstrike w:val="false"/>
+                <w:outline w:val="false"/>
+                <w:shadow w:val="false"/>
+                <w:color w:val="000000"/>
+                <w:kern w:val="0"/>
+                <w:sz w:val="24"/>
+                <w:szCs w:val="24"/>
+                <w:u w:val="none"/>
+                <w:lang w:val="en-US" w:eastAsia="en-US" w:bidi="ar-SA"/>
+              </w:rPr>
+              <w:t>о</w:t>
+            </w:r>
+            <w:r>
+              <w:rPr>
+                <w:rFonts w:eastAsia="ＭＳ 明朝" w:cs="Arial" w:ascii="Ubuntu Sans" w:hAnsi="Ubuntu Sans"/>
+                <w:b w:val="false"/>
+                <w:bCs w:val="false"/>
+                <w:i w:val="false"/>
+                <w:iCs w:val="false"/>
+                <w:strike w:val="false"/>
+                <w:dstrike w:val="false"/>
+                <w:outline w:val="false"/>
+                <w:shadow w:val="false"/>
+                <w:color w:val="000000"/>
+                <w:kern w:val="0"/>
+                <w:sz w:val="24"/>
+                <w:szCs w:val="24"/>
+                <w:u w:val="none"/>
+                <w:lang w:val="en-US" w:eastAsia="en-US" w:bidi="ar-SA"/>
+              </w:rPr>
+              <w:t>г</w:t>
+            </w:r>
+            <w:r>
+              <w:rPr>
+                <w:rFonts w:eastAsia="ＭＳ 明朝" w:cs="Arial" w:ascii="Ubuntu Sans" w:hAnsi="Ubuntu Sans"/>
+                <w:b w:val="false"/>
+                <w:bCs w:val="false"/>
+                <w:i w:val="false"/>
+                <w:iCs w:val="false"/>
+                <w:strike w:val="false"/>
+                <w:dstrike w:val="false"/>
+                <w:outline w:val="false"/>
+                <w:shadow w:val="false"/>
+                <w:color w:val="000000"/>
+                <w:kern w:val="0"/>
+                <w:sz w:val="24"/>
+                <w:szCs w:val="24"/>
+                <w:u w:val="none"/>
+                <w:lang w:val="en-US" w:eastAsia="en-US" w:bidi="ar-SA"/>
+              </w:rPr>
+              <w:t xml:space="preserve">о </w:t>
+            </w:r>
+            <w:r>
+              <w:rPr>
+                <w:rFonts w:eastAsia="ＭＳ 明朝" w:cs="Arial" w:ascii="Ubuntu Sans" w:hAnsi="Ubuntu Sans"/>
+                <w:b w:val="false"/>
+                <w:bCs w:val="false"/>
+                <w:i w:val="false"/>
+                <w:iCs w:val="false"/>
+                <w:strike w:val="false"/>
+                <w:dstrike w:val="false"/>
+                <w:outline w:val="false"/>
+                <w:shadow w:val="false"/>
+                <w:color w:val="000000"/>
+                <w:kern w:val="0"/>
+                <w:sz w:val="24"/>
+                <w:szCs w:val="24"/>
+                <w:u w:val="none"/>
+                <w:lang w:val="en-US" w:eastAsia="en-US" w:bidi="ar-SA"/>
+              </w:rPr>
+              <w:t>и</w:t>
+            </w:r>
+            <w:r>
+              <w:rPr>
+                <w:rFonts w:eastAsia="ＭＳ 明朝" w:cs="Arial" w:ascii="Ubuntu Sans" w:hAnsi="Ubuntu Sans"/>
+                <w:b w:val="false"/>
+                <w:bCs w:val="false"/>
+                <w:i w:val="false"/>
+                <w:iCs w:val="false"/>
+                <w:strike w:val="false"/>
+                <w:dstrike w:val="false"/>
+                <w:outline w:val="false"/>
+                <w:shadow w:val="false"/>
+                <w:color w:val="000000"/>
+                <w:kern w:val="0"/>
+                <w:sz w:val="24"/>
+                <w:szCs w:val="24"/>
+                <w:u w:val="none"/>
+                <w:lang w:val="en-US" w:eastAsia="en-US" w:bidi="ar-SA"/>
+              </w:rPr>
+              <w:t>н</w:t>
+            </w:r>
+            <w:r>
+              <w:rPr>
+                <w:rFonts w:eastAsia="ＭＳ 明朝" w:cs="Arial" w:ascii="Ubuntu Sans" w:hAnsi="Ubuntu Sans"/>
+                <w:b w:val="false"/>
+                <w:bCs w:val="false"/>
+                <w:i w:val="false"/>
+                <w:iCs w:val="false"/>
+                <w:strike w:val="false"/>
+                <w:dstrike w:val="false"/>
+                <w:outline w:val="false"/>
+                <w:shadow w:val="false"/>
+                <w:color w:val="000000"/>
+                <w:kern w:val="0"/>
+                <w:sz w:val="24"/>
+                <w:szCs w:val="24"/>
+                <w:u w:val="none"/>
+                <w:lang w:val="en-US" w:eastAsia="en-US" w:bidi="ar-SA"/>
+              </w:rPr>
+              <w:t>т</w:t>
+            </w:r>
+            <w:r>
+              <w:rPr>
+                <w:rFonts w:eastAsia="ＭＳ 明朝" w:cs="Arial" w:ascii="Ubuntu Sans" w:hAnsi="Ubuntu Sans"/>
+                <w:b w:val="false"/>
+                <w:bCs w:val="false"/>
+                <w:i w:val="false"/>
+                <w:iCs w:val="false"/>
+                <w:strike w:val="false"/>
+                <w:dstrike w:val="false"/>
+                <w:outline w:val="false"/>
+                <w:shadow w:val="false"/>
+                <w:color w:val="000000"/>
+                <w:kern w:val="0"/>
+                <w:sz w:val="24"/>
+                <w:szCs w:val="24"/>
+                <w:u w:val="none"/>
+                <w:lang w:val="en-US" w:eastAsia="en-US" w:bidi="ar-SA"/>
+              </w:rPr>
+              <w:t>е</w:t>
+            </w:r>
+            <w:r>
+              <w:rPr>
+                <w:rFonts w:eastAsia="ＭＳ 明朝" w:cs="Arial" w:ascii="Ubuntu Sans" w:hAnsi="Ubuntu Sans"/>
+                <w:b w:val="false"/>
+                <w:bCs w:val="false"/>
+                <w:i w:val="false"/>
+                <w:iCs w:val="false"/>
+                <w:strike w:val="false"/>
+                <w:dstrike w:val="false"/>
+                <w:outline w:val="false"/>
+                <w:shadow w:val="false"/>
+                <w:color w:val="000000"/>
+                <w:kern w:val="0"/>
+                <w:sz w:val="24"/>
+                <w:szCs w:val="24"/>
+                <w:u w:val="none"/>
+                <w:lang w:val="en-US" w:eastAsia="en-US" w:bidi="ar-SA"/>
+              </w:rPr>
+              <w:t>р</w:t>
+            </w:r>
+            <w:r>
+              <w:rPr>
+                <w:rFonts w:eastAsia="ＭＳ 明朝" w:cs="Arial" w:ascii="Ubuntu Sans" w:hAnsi="Ubuntu Sans"/>
+                <w:b w:val="false"/>
+                <w:bCs w:val="false"/>
+                <w:i w:val="false"/>
+                <w:iCs w:val="false"/>
+                <w:strike w:val="false"/>
+                <w:dstrike w:val="false"/>
+                <w:outline w:val="false"/>
+                <w:shadow w:val="false"/>
+                <w:color w:val="000000"/>
+                <w:kern w:val="0"/>
+                <w:sz w:val="24"/>
+                <w:szCs w:val="24"/>
+                <w:u w:val="none"/>
+                <w:lang w:val="en-US" w:eastAsia="en-US" w:bidi="ar-SA"/>
+              </w:rPr>
+              <w:t>н</w:t>
+            </w:r>
+            <w:r>
+              <w:rPr>
+                <w:rFonts w:eastAsia="ＭＳ 明朝" w:cs="Arial" w:ascii="Ubuntu Sans" w:hAnsi="Ubuntu Sans"/>
+                <w:b w:val="false"/>
+                <w:bCs w:val="false"/>
+                <w:i w:val="false"/>
+                <w:iCs w:val="false"/>
+                <w:strike w:val="false"/>
+                <w:dstrike w:val="false"/>
+                <w:outline w:val="false"/>
+                <w:shadow w:val="false"/>
+                <w:color w:val="000000"/>
+                <w:kern w:val="0"/>
+                <w:sz w:val="24"/>
+                <w:szCs w:val="24"/>
+                <w:u w:val="none"/>
+                <w:lang w:val="en-US" w:eastAsia="en-US" w:bidi="ar-SA"/>
+              </w:rPr>
+              <w:t>е</w:t>
+            </w:r>
+            <w:r>
+              <w:rPr>
+                <w:rFonts w:eastAsia="ＭＳ 明朝" w:cs="Arial" w:ascii="Ubuntu Sans" w:hAnsi="Ubuntu Sans"/>
+                <w:b w:val="false"/>
+                <w:bCs w:val="false"/>
+                <w:i w:val="false"/>
+                <w:iCs w:val="false"/>
+                <w:strike w:val="false"/>
+                <w:dstrike w:val="false"/>
+                <w:outline w:val="false"/>
+                <w:shadow w:val="false"/>
+                <w:color w:val="000000"/>
+                <w:kern w:val="0"/>
+                <w:sz w:val="24"/>
+                <w:szCs w:val="24"/>
+                <w:u w:val="none"/>
+                <w:lang w:val="en-US" w:eastAsia="en-US" w:bidi="ar-SA"/>
+              </w:rPr>
+              <w:t>т</w:t>
+            </w:r>
+            <w:r>
+              <w:rPr>
+                <w:rFonts w:eastAsia="ＭＳ 明朝" w:cs="Arial" w:ascii="Ubuntu Sans" w:hAnsi="Ubuntu Sans"/>
+                <w:b w:val="false"/>
+                <w:bCs w:val="false"/>
+                <w:i w:val="false"/>
+                <w:iCs w:val="false"/>
+                <w:strike w:val="false"/>
+                <w:dstrike w:val="false"/>
+                <w:outline w:val="false"/>
+                <w:shadow w:val="false"/>
+                <w:color w:val="000000"/>
+                <w:kern w:val="0"/>
+                <w:sz w:val="24"/>
+                <w:szCs w:val="24"/>
+                <w:u w:val="none"/>
+                <w:lang w:val="en-US" w:eastAsia="en-US" w:bidi="ar-SA"/>
+              </w:rPr>
+              <w:t xml:space="preserve">а </w:t>
+            </w:r>
+            <w:r>
+              <w:rPr>
+                <w:rFonts w:eastAsia="ＭＳ 明朝" w:cs="Arial" w:ascii="Ubuntu Sans" w:hAnsi="Ubuntu Sans"/>
+                <w:b w:val="false"/>
+                <w:bCs w:val="false"/>
+                <w:i w:val="false"/>
+                <w:iCs w:val="false"/>
+                <w:strike w:val="false"/>
+                <w:dstrike w:val="false"/>
+                <w:outline w:val="false"/>
+                <w:shadow w:val="false"/>
+                <w:color w:val="000000"/>
+                <w:kern w:val="0"/>
+                <w:sz w:val="24"/>
+                <w:szCs w:val="24"/>
+                <w:u w:val="none"/>
+                <w:lang w:val="en-US" w:eastAsia="en-US" w:bidi="ar-SA"/>
+              </w:rPr>
+              <w:t xml:space="preserve">и </w:t>
+            </w:r>
+            <w:r>
+              <w:rPr>
+                <w:rFonts w:eastAsia="ＭＳ 明朝" w:cs="Arial" w:ascii="Ubuntu Sans" w:hAnsi="Ubuntu Sans"/>
+                <w:b w:val="false"/>
+                <w:bCs w:val="false"/>
+                <w:i w:val="false"/>
+                <w:iCs w:val="false"/>
+                <w:strike w:val="false"/>
+                <w:dstrike w:val="false"/>
+                <w:outline w:val="false"/>
+                <w:shadow w:val="false"/>
+                <w:color w:val="000000"/>
+                <w:kern w:val="0"/>
+                <w:sz w:val="24"/>
+                <w:szCs w:val="24"/>
+                <w:u w:val="none"/>
+                <w:lang w:val="en-US" w:eastAsia="en-US" w:bidi="ar-SA"/>
+              </w:rPr>
+              <w:t>м</w:t>
+            </w:r>
+            <w:r>
+              <w:rPr>
+                <w:rFonts w:eastAsia="ＭＳ 明朝" w:cs="Arial" w:ascii="Ubuntu Sans" w:hAnsi="Ubuntu Sans"/>
+                <w:b w:val="false"/>
+                <w:bCs w:val="false"/>
+                <w:i w:val="false"/>
+                <w:iCs w:val="false"/>
+                <w:strike w:val="false"/>
+                <w:dstrike w:val="false"/>
+                <w:outline w:val="false"/>
+                <w:shadow w:val="false"/>
+                <w:color w:val="000000"/>
+                <w:kern w:val="0"/>
+                <w:sz w:val="24"/>
+                <w:szCs w:val="24"/>
+                <w:u w:val="none"/>
+                <w:lang w:val="en-US" w:eastAsia="en-US" w:bidi="ar-SA"/>
+              </w:rPr>
+              <w:t>е</w:t>
+            </w:r>
+            <w:r>
+              <w:rPr>
+                <w:rFonts w:eastAsia="ＭＳ 明朝" w:cs="Arial" w:ascii="Ubuntu Sans" w:hAnsi="Ubuntu Sans"/>
+                <w:b w:val="false"/>
+                <w:bCs w:val="false"/>
+                <w:i w:val="false"/>
+                <w:iCs w:val="false"/>
+                <w:strike w:val="false"/>
+                <w:dstrike w:val="false"/>
+                <w:outline w:val="false"/>
+                <w:shadow w:val="false"/>
+                <w:color w:val="000000"/>
+                <w:kern w:val="0"/>
+                <w:sz w:val="24"/>
+                <w:szCs w:val="24"/>
+                <w:u w:val="none"/>
+                <w:lang w:val="en-US" w:eastAsia="en-US" w:bidi="ar-SA"/>
+              </w:rPr>
+              <w:t>ж</w:t>
+            </w:r>
+            <w:r>
+              <w:rPr>
+                <w:rFonts w:eastAsia="ＭＳ 明朝" w:cs="Arial" w:ascii="Ubuntu Sans" w:hAnsi="Ubuntu Sans"/>
+                <w:b w:val="false"/>
+                <w:bCs w:val="false"/>
+                <w:i w:val="false"/>
+                <w:iCs w:val="false"/>
+                <w:strike w:val="false"/>
+                <w:dstrike w:val="false"/>
+                <w:outline w:val="false"/>
+                <w:shadow w:val="false"/>
+                <w:color w:val="000000"/>
+                <w:kern w:val="0"/>
+                <w:sz w:val="24"/>
+                <w:szCs w:val="24"/>
+                <w:u w:val="none"/>
+                <w:lang w:val="en-US" w:eastAsia="en-US" w:bidi="ar-SA"/>
+              </w:rPr>
+              <w:t>о</w:t>
+            </w:r>
+            <w:r>
+              <w:rPr>
+                <w:rFonts w:eastAsia="ＭＳ 明朝" w:cs="Arial" w:ascii="Ubuntu Sans" w:hAnsi="Ubuntu Sans"/>
+                <w:b w:val="false"/>
+                <w:bCs w:val="false"/>
+                <w:i w:val="false"/>
+                <w:iCs w:val="false"/>
+                <w:strike w:val="false"/>
+                <w:dstrike w:val="false"/>
+                <w:outline w:val="false"/>
+                <w:shadow w:val="false"/>
+                <w:color w:val="000000"/>
+                <w:kern w:val="0"/>
+                <w:sz w:val="24"/>
+                <w:szCs w:val="24"/>
+                <w:u w:val="none"/>
+                <w:lang w:val="en-US" w:eastAsia="en-US" w:bidi="ar-SA"/>
+              </w:rPr>
+              <w:t>р</w:t>
+            </w:r>
+            <w:r>
+              <w:rPr>
+                <w:rFonts w:eastAsia="ＭＳ 明朝" w:cs="Arial" w:ascii="Ubuntu Sans" w:hAnsi="Ubuntu Sans"/>
+                <w:b w:val="false"/>
+                <w:bCs w:val="false"/>
+                <w:i w:val="false"/>
+                <w:iCs w:val="false"/>
+                <w:strike w:val="false"/>
+                <w:dstrike w:val="false"/>
+                <w:outline w:val="false"/>
+                <w:shadow w:val="false"/>
+                <w:color w:val="000000"/>
+                <w:kern w:val="0"/>
+                <w:sz w:val="24"/>
+                <w:szCs w:val="24"/>
+                <w:u w:val="none"/>
+                <w:lang w:val="en-US" w:eastAsia="en-US" w:bidi="ar-SA"/>
+              </w:rPr>
+              <w:t>г</w:t>
+            </w:r>
+            <w:r>
+              <w:rPr>
+                <w:rFonts w:eastAsia="ＭＳ 明朝" w:cs="Arial" w:ascii="Ubuntu Sans" w:hAnsi="Ubuntu Sans"/>
+                <w:b w:val="false"/>
+                <w:bCs w:val="false"/>
+                <w:i w:val="false"/>
+                <w:iCs w:val="false"/>
+                <w:strike w:val="false"/>
+                <w:dstrike w:val="false"/>
+                <w:outline w:val="false"/>
+                <w:shadow w:val="false"/>
+                <w:color w:val="000000"/>
+                <w:kern w:val="0"/>
+                <w:sz w:val="24"/>
+                <w:szCs w:val="24"/>
+                <w:u w:val="none"/>
+                <w:lang w:val="en-US" w:eastAsia="en-US" w:bidi="ar-SA"/>
+              </w:rPr>
+              <w:t>а</w:t>
+            </w:r>
+            <w:r>
+              <w:rPr>
+                <w:rFonts w:eastAsia="ＭＳ 明朝" w:cs="Arial" w:ascii="Ubuntu Sans" w:hAnsi="Ubuntu Sans"/>
+                <w:b w:val="false"/>
+                <w:bCs w:val="false"/>
+                <w:i w:val="false"/>
+                <w:iCs w:val="false"/>
+                <w:strike w:val="false"/>
+                <w:dstrike w:val="false"/>
+                <w:outline w:val="false"/>
+                <w:shadow w:val="false"/>
+                <w:color w:val="000000"/>
+                <w:kern w:val="0"/>
+                <w:sz w:val="24"/>
+                <w:szCs w:val="24"/>
+                <w:u w:val="none"/>
+                <w:lang w:val="en-US" w:eastAsia="en-US" w:bidi="ar-SA"/>
+              </w:rPr>
+              <w:t>н</w:t>
+            </w:r>
+            <w:r>
+              <w:rPr>
+                <w:rFonts w:eastAsia="ＭＳ 明朝" w:cs="Arial" w:ascii="Ubuntu Sans" w:hAnsi="Ubuntu Sans"/>
+                <w:b w:val="false"/>
+                <w:bCs w:val="false"/>
+                <w:i w:val="false"/>
+                <w:iCs w:val="false"/>
+                <w:strike w:val="false"/>
+                <w:dstrike w:val="false"/>
+                <w:outline w:val="false"/>
+                <w:shadow w:val="false"/>
+                <w:color w:val="000000"/>
+                <w:kern w:val="0"/>
+                <w:sz w:val="24"/>
+                <w:szCs w:val="24"/>
+                <w:u w:val="none"/>
+                <w:lang w:val="en-US" w:eastAsia="en-US" w:bidi="ar-SA"/>
+              </w:rPr>
+              <w:t>и</w:t>
+            </w:r>
+            <w:r>
+              <w:rPr>
+                <w:rFonts w:eastAsia="ＭＳ 明朝" w:cs="Arial" w:ascii="Ubuntu Sans" w:hAnsi="Ubuntu Sans"/>
+                <w:b w:val="false"/>
+                <w:bCs w:val="false"/>
+                <w:i w:val="false"/>
+                <w:iCs w:val="false"/>
+                <w:strike w:val="false"/>
+                <w:dstrike w:val="false"/>
+                <w:outline w:val="false"/>
+                <w:shadow w:val="false"/>
+                <w:color w:val="000000"/>
+                <w:kern w:val="0"/>
+                <w:sz w:val="24"/>
+                <w:szCs w:val="24"/>
+                <w:u w:val="none"/>
+                <w:lang w:val="en-US" w:eastAsia="en-US" w:bidi="ar-SA"/>
+              </w:rPr>
+              <w:t>з</w:t>
+            </w:r>
+            <w:r>
+              <w:rPr>
+                <w:rFonts w:eastAsia="ＭＳ 明朝" w:cs="Arial" w:ascii="Ubuntu Sans" w:hAnsi="Ubuntu Sans"/>
+                <w:b w:val="false"/>
+                <w:bCs w:val="false"/>
+                <w:i w:val="false"/>
+                <w:iCs w:val="false"/>
+                <w:strike w:val="false"/>
+                <w:dstrike w:val="false"/>
+                <w:outline w:val="false"/>
+                <w:shadow w:val="false"/>
+                <w:color w:val="000000"/>
+                <w:kern w:val="0"/>
+                <w:sz w:val="24"/>
+                <w:szCs w:val="24"/>
+                <w:u w:val="none"/>
+                <w:lang w:val="en-US" w:eastAsia="en-US" w:bidi="ar-SA"/>
+              </w:rPr>
+              <w:t>а</w:t>
+            </w:r>
+            <w:r>
+              <w:rPr>
+                <w:rFonts w:eastAsia="ＭＳ 明朝" w:cs="Arial" w:ascii="Ubuntu Sans" w:hAnsi="Ubuntu Sans"/>
+                <w:b w:val="false"/>
+                <w:bCs w:val="false"/>
+                <w:i w:val="false"/>
+                <w:iCs w:val="false"/>
+                <w:strike w:val="false"/>
+                <w:dstrike w:val="false"/>
+                <w:outline w:val="false"/>
+                <w:shadow w:val="false"/>
+                <w:color w:val="000000"/>
+                <w:kern w:val="0"/>
+                <w:sz w:val="24"/>
+                <w:szCs w:val="24"/>
+                <w:u w:val="none"/>
+                <w:lang w:val="en-US" w:eastAsia="en-US" w:bidi="ar-SA"/>
+              </w:rPr>
+              <w:t>ц</w:t>
+            </w:r>
+            <w:r>
+              <w:rPr>
+                <w:rFonts w:eastAsia="ＭＳ 明朝" w:cs="Arial" w:ascii="Ubuntu Sans" w:hAnsi="Ubuntu Sans"/>
+                <w:b w:val="false"/>
+                <w:bCs w:val="false"/>
+                <w:i w:val="false"/>
+                <w:iCs w:val="false"/>
+                <w:strike w:val="false"/>
+                <w:dstrike w:val="false"/>
+                <w:outline w:val="false"/>
+                <w:shadow w:val="false"/>
+                <w:color w:val="000000"/>
+                <w:kern w:val="0"/>
+                <w:sz w:val="24"/>
+                <w:szCs w:val="24"/>
+                <w:u w:val="none"/>
+                <w:lang w:val="en-US" w:eastAsia="en-US" w:bidi="ar-SA"/>
+              </w:rPr>
+              <w:t>и</w:t>
+            </w:r>
+            <w:r>
+              <w:rPr>
+                <w:rFonts w:eastAsia="ＭＳ 明朝" w:cs="Arial" w:ascii="Ubuntu Sans" w:hAnsi="Ubuntu Sans"/>
+                <w:b w:val="false"/>
+                <w:bCs w:val="false"/>
+                <w:i w:val="false"/>
+                <w:iCs w:val="false"/>
+                <w:strike w:val="false"/>
+                <w:dstrike w:val="false"/>
+                <w:outline w:val="false"/>
+                <w:shadow w:val="false"/>
+                <w:color w:val="000000"/>
+                <w:kern w:val="0"/>
+                <w:sz w:val="24"/>
+                <w:szCs w:val="24"/>
+                <w:u w:val="none"/>
+                <w:lang w:val="en-US" w:eastAsia="en-US" w:bidi="ar-SA"/>
+              </w:rPr>
+              <w:t>о</w:t>
+            </w:r>
+            <w:r>
+              <w:rPr>
+                <w:rFonts w:eastAsia="ＭＳ 明朝" w:cs="Arial" w:ascii="Ubuntu Sans" w:hAnsi="Ubuntu Sans"/>
+                <w:b w:val="false"/>
+                <w:bCs w:val="false"/>
+                <w:i w:val="false"/>
+                <w:iCs w:val="false"/>
+                <w:strike w:val="false"/>
+                <w:dstrike w:val="false"/>
+                <w:outline w:val="false"/>
+                <w:shadow w:val="false"/>
+                <w:color w:val="000000"/>
+                <w:kern w:val="0"/>
+                <w:sz w:val="24"/>
+                <w:szCs w:val="24"/>
+                <w:u w:val="none"/>
+                <w:lang w:val="en-US" w:eastAsia="en-US" w:bidi="ar-SA"/>
+              </w:rPr>
+              <w:t>н</w:t>
+            </w:r>
+            <w:r>
+              <w:rPr>
+                <w:rFonts w:eastAsia="ＭＳ 明朝" w:cs="Arial" w:ascii="Ubuntu Sans" w:hAnsi="Ubuntu Sans"/>
+                <w:b w:val="false"/>
+                <w:bCs w:val="false"/>
+                <w:i w:val="false"/>
+                <w:iCs w:val="false"/>
+                <w:strike w:val="false"/>
+                <w:dstrike w:val="false"/>
+                <w:outline w:val="false"/>
+                <w:shadow w:val="false"/>
+                <w:color w:val="000000"/>
+                <w:kern w:val="0"/>
+                <w:sz w:val="24"/>
+                <w:szCs w:val="24"/>
+                <w:u w:val="none"/>
+                <w:lang w:val="en-US" w:eastAsia="en-US" w:bidi="ar-SA"/>
+              </w:rPr>
+              <w:t>н</w:t>
+            </w:r>
+            <w:r>
+              <w:rPr>
+                <w:rFonts w:eastAsia="ＭＳ 明朝" w:cs="Arial" w:ascii="Ubuntu Sans" w:hAnsi="Ubuntu Sans"/>
+                <w:b w:val="false"/>
+                <w:bCs w:val="false"/>
+                <w:i w:val="false"/>
+                <w:iCs w:val="false"/>
+                <w:strike w:val="false"/>
+                <w:dstrike w:val="false"/>
+                <w:outline w:val="false"/>
+                <w:shadow w:val="false"/>
+                <w:color w:val="000000"/>
+                <w:kern w:val="0"/>
+                <w:sz w:val="24"/>
+                <w:szCs w:val="24"/>
+                <w:u w:val="none"/>
+                <w:lang w:val="en-US" w:eastAsia="en-US" w:bidi="ar-SA"/>
+              </w:rPr>
+              <w:t>о</w:t>
+            </w:r>
+            <w:r>
+              <w:rPr>
+                <w:rFonts w:eastAsia="ＭＳ 明朝" w:cs="Arial" w:ascii="Ubuntu Sans" w:hAnsi="Ubuntu Sans"/>
+                <w:b w:val="false"/>
+                <w:bCs w:val="false"/>
+                <w:i w:val="false"/>
+                <w:iCs w:val="false"/>
+                <w:strike w:val="false"/>
+                <w:dstrike w:val="false"/>
+                <w:outline w:val="false"/>
+                <w:shadow w:val="false"/>
+                <w:color w:val="000000"/>
+                <w:kern w:val="0"/>
+                <w:sz w:val="24"/>
+                <w:szCs w:val="24"/>
+                <w:u w:val="none"/>
+                <w:lang w:val="en-US" w:eastAsia="en-US" w:bidi="ar-SA"/>
+              </w:rPr>
+              <w:t>г</w:t>
+            </w:r>
+            <w:r>
+              <w:rPr>
+                <w:rFonts w:eastAsia="ＭＳ 明朝" w:cs="Arial" w:ascii="Ubuntu Sans" w:hAnsi="Ubuntu Sans"/>
+                <w:b w:val="false"/>
+                <w:bCs w:val="false"/>
+                <w:i w:val="false"/>
+                <w:iCs w:val="false"/>
+                <w:strike w:val="false"/>
+                <w:dstrike w:val="false"/>
+                <w:outline w:val="false"/>
+                <w:shadow w:val="false"/>
+                <w:color w:val="000000"/>
+                <w:kern w:val="0"/>
+                <w:sz w:val="24"/>
+                <w:szCs w:val="24"/>
+                <w:u w:val="none"/>
+                <w:lang w:val="en-US" w:eastAsia="en-US" w:bidi="ar-SA"/>
+              </w:rPr>
+              <w:t xml:space="preserve">о </w:t>
+            </w:r>
+            <w:r>
+              <w:rPr>
+                <w:rFonts w:eastAsia="ＭＳ 明朝" w:cs="Arial" w:ascii="Ubuntu Sans" w:hAnsi="Ubuntu Sans"/>
+                <w:b w:val="false"/>
+                <w:bCs w:val="false"/>
+                <w:i w:val="false"/>
+                <w:iCs w:val="false"/>
+                <w:strike w:val="false"/>
+                <w:dstrike w:val="false"/>
+                <w:outline w:val="false"/>
+                <w:shadow w:val="false"/>
+                <w:color w:val="000000"/>
+                <w:kern w:val="0"/>
+                <w:sz w:val="24"/>
+                <w:szCs w:val="24"/>
+                <w:u w:val="none"/>
+                <w:lang w:val="en-US" w:eastAsia="en-US" w:bidi="ar-SA"/>
+              </w:rPr>
+              <w:t>о</w:t>
+            </w:r>
+            <w:r>
+              <w:rPr>
+                <w:rFonts w:eastAsia="ＭＳ 明朝" w:cs="Arial" w:ascii="Ubuntu Sans" w:hAnsi="Ubuntu Sans"/>
+                <w:b w:val="false"/>
+                <w:bCs w:val="false"/>
+                <w:i w:val="false"/>
+                <w:iCs w:val="false"/>
+                <w:strike w:val="false"/>
+                <w:dstrike w:val="false"/>
+                <w:outline w:val="false"/>
+                <w:shadow w:val="false"/>
+                <w:color w:val="000000"/>
+                <w:kern w:val="0"/>
+                <w:sz w:val="24"/>
+                <w:szCs w:val="24"/>
+                <w:u w:val="none"/>
+                <w:lang w:val="en-US" w:eastAsia="en-US" w:bidi="ar-SA"/>
+              </w:rPr>
+              <w:t>б</w:t>
+            </w:r>
+            <w:r>
+              <w:rPr>
+                <w:rFonts w:eastAsia="ＭＳ 明朝" w:cs="Arial" w:ascii="Ubuntu Sans" w:hAnsi="Ubuntu Sans"/>
+                <w:b w:val="false"/>
+                <w:bCs w:val="false"/>
+                <w:i w:val="false"/>
+                <w:iCs w:val="false"/>
+                <w:strike w:val="false"/>
+                <w:dstrike w:val="false"/>
+                <w:outline w:val="false"/>
+                <w:shadow w:val="false"/>
+                <w:color w:val="000000"/>
+                <w:kern w:val="0"/>
+                <w:sz w:val="24"/>
+                <w:szCs w:val="24"/>
+                <w:u w:val="none"/>
+                <w:lang w:val="en-US" w:eastAsia="en-US" w:bidi="ar-SA"/>
+              </w:rPr>
+              <w:t>щ</w:t>
+            </w:r>
+            <w:r>
+              <w:rPr>
+                <w:rFonts w:eastAsia="ＭＳ 明朝" w:cs="Arial" w:ascii="Ubuntu Sans" w:hAnsi="Ubuntu Sans"/>
+                <w:b w:val="false"/>
+                <w:bCs w:val="false"/>
+                <w:i w:val="false"/>
+                <w:iCs w:val="false"/>
+                <w:strike w:val="false"/>
+                <w:dstrike w:val="false"/>
+                <w:outline w:val="false"/>
+                <w:shadow w:val="false"/>
+                <w:color w:val="000000"/>
+                <w:kern w:val="0"/>
+                <w:sz w:val="24"/>
+                <w:szCs w:val="24"/>
+                <w:u w:val="none"/>
+                <w:lang w:val="en-US" w:eastAsia="en-US" w:bidi="ar-SA"/>
+              </w:rPr>
+              <w:t>е</w:t>
+            </w:r>
+            <w:r>
+              <w:rPr>
+                <w:rFonts w:eastAsia="ＭＳ 明朝" w:cs="Arial" w:ascii="Ubuntu Sans" w:hAnsi="Ubuntu Sans"/>
+                <w:b w:val="false"/>
+                <w:bCs w:val="false"/>
+                <w:i w:val="false"/>
+                <w:iCs w:val="false"/>
+                <w:strike w:val="false"/>
+                <w:dstrike w:val="false"/>
+                <w:outline w:val="false"/>
+                <w:shadow w:val="false"/>
+                <w:color w:val="000000"/>
+                <w:kern w:val="0"/>
+                <w:sz w:val="24"/>
+                <w:szCs w:val="24"/>
+                <w:u w:val="none"/>
+                <w:lang w:val="en-US" w:eastAsia="en-US" w:bidi="ar-SA"/>
+              </w:rPr>
+              <w:t>н</w:t>
+            </w:r>
+            <w:r>
+              <w:rPr>
+                <w:rFonts w:eastAsia="ＭＳ 明朝" w:cs="Arial" w:ascii="Ubuntu Sans" w:hAnsi="Ubuntu Sans"/>
+                <w:b w:val="false"/>
+                <w:bCs w:val="false"/>
+                <w:i w:val="false"/>
+                <w:iCs w:val="false"/>
+                <w:strike w:val="false"/>
+                <w:dstrike w:val="false"/>
+                <w:outline w:val="false"/>
+                <w:shadow w:val="false"/>
+                <w:color w:val="000000"/>
+                <w:kern w:val="0"/>
+                <w:sz w:val="24"/>
+                <w:szCs w:val="24"/>
+                <w:u w:val="none"/>
+                <w:lang w:val="en-US" w:eastAsia="en-US" w:bidi="ar-SA"/>
+              </w:rPr>
+              <w:t>и</w:t>
+            </w:r>
+            <w:r>
+              <w:rPr>
+                <w:rFonts w:eastAsia="ＭＳ 明朝" w:cs="Arial" w:ascii="Ubuntu Sans" w:hAnsi="Ubuntu Sans"/>
+                <w:b w:val="false"/>
+                <w:bCs w:val="false"/>
+                <w:i w:val="false"/>
+                <w:iCs w:val="false"/>
+                <w:strike w:val="false"/>
+                <w:dstrike w:val="false"/>
+                <w:outline w:val="false"/>
+                <w:shadow w:val="false"/>
+                <w:color w:val="000000"/>
+                <w:kern w:val="0"/>
+                <w:sz w:val="24"/>
+                <w:szCs w:val="24"/>
+                <w:u w:val="none"/>
+                <w:lang w:val="en-US" w:eastAsia="en-US" w:bidi="ar-SA"/>
+              </w:rPr>
+              <w:t xml:space="preserve">я. </w:t>
+            </w:r>
+            <w:r>
+              <w:rPr>
+                <w:rFonts w:eastAsia="ＭＳ 明朝" w:cs="Arial" w:ascii="Ubuntu Sans" w:hAnsi="Ubuntu Sans"/>
+                <w:b w:val="false"/>
+                <w:bCs w:val="false"/>
+                <w:i w:val="false"/>
+                <w:iCs w:val="false"/>
+                <w:strike w:val="false"/>
+                <w:dstrike w:val="false"/>
+                <w:outline w:val="false"/>
+                <w:shadow w:val="false"/>
+                <w:color w:val="000000"/>
+                <w:kern w:val="0"/>
+                <w:sz w:val="24"/>
+                <w:szCs w:val="24"/>
+                <w:u w:val="none"/>
+                <w:lang w:val="en-US" w:eastAsia="en-US" w:bidi="ar-SA"/>
+              </w:rPr>
+              <w:t>Т</w:t>
+            </w:r>
+            <w:r>
+              <w:rPr>
+                <w:rFonts w:eastAsia="ＭＳ 明朝" w:cs="Arial" w:ascii="Ubuntu Sans" w:hAnsi="Ubuntu Sans"/>
+                <w:b w:val="false"/>
+                <w:bCs w:val="false"/>
+                <w:i w:val="false"/>
+                <w:iCs w:val="false"/>
+                <w:strike w:val="false"/>
+                <w:dstrike w:val="false"/>
+                <w:outline w:val="false"/>
+                <w:shadow w:val="false"/>
+                <w:color w:val="000000"/>
+                <w:kern w:val="0"/>
+                <w:sz w:val="24"/>
+                <w:szCs w:val="24"/>
+                <w:u w:val="none"/>
+                <w:lang w:val="en-US" w:eastAsia="en-US" w:bidi="ar-SA"/>
+              </w:rPr>
+              <w:t>р</w:t>
+            </w:r>
+            <w:r>
+              <w:rPr>
+                <w:rFonts w:eastAsia="ＭＳ 明朝" w:cs="Arial" w:ascii="Ubuntu Sans" w:hAnsi="Ubuntu Sans"/>
+                <w:b w:val="false"/>
+                <w:bCs w:val="false"/>
+                <w:i w:val="false"/>
+                <w:iCs w:val="false"/>
+                <w:strike w:val="false"/>
+                <w:dstrike w:val="false"/>
+                <w:outline w:val="false"/>
+                <w:shadow w:val="false"/>
+                <w:color w:val="000000"/>
+                <w:kern w:val="0"/>
+                <w:sz w:val="24"/>
+                <w:szCs w:val="24"/>
+                <w:u w:val="none"/>
+                <w:lang w:val="en-US" w:eastAsia="en-US" w:bidi="ar-SA"/>
+              </w:rPr>
+              <w:t>у</w:t>
+            </w:r>
+            <w:r>
+              <w:rPr>
+                <w:rFonts w:eastAsia="ＭＳ 明朝" w:cs="Arial" w:ascii="Ubuntu Sans" w:hAnsi="Ubuntu Sans"/>
+                <w:b w:val="false"/>
+                <w:bCs w:val="false"/>
+                <w:i w:val="false"/>
+                <w:iCs w:val="false"/>
+                <w:strike w:val="false"/>
+                <w:dstrike w:val="false"/>
+                <w:outline w:val="false"/>
+                <w:shadow w:val="false"/>
+                <w:color w:val="000000"/>
+                <w:kern w:val="0"/>
+                <w:sz w:val="24"/>
+                <w:szCs w:val="24"/>
+                <w:u w:val="none"/>
+                <w:lang w:val="en-US" w:eastAsia="en-US" w:bidi="ar-SA"/>
+              </w:rPr>
+              <w:t>д</w:t>
+            </w:r>
+            <w:r>
+              <w:rPr>
+                <w:rFonts w:eastAsia="ＭＳ 明朝" w:cs="Arial" w:ascii="Ubuntu Sans" w:hAnsi="Ubuntu Sans"/>
+                <w:b w:val="false"/>
+                <w:bCs w:val="false"/>
+                <w:i w:val="false"/>
+                <w:iCs w:val="false"/>
+                <w:strike w:val="false"/>
+                <w:dstrike w:val="false"/>
+                <w:outline w:val="false"/>
+                <w:shadow w:val="false"/>
+                <w:color w:val="000000"/>
+                <w:kern w:val="0"/>
+                <w:sz w:val="24"/>
+                <w:szCs w:val="24"/>
+                <w:u w:val="none"/>
+                <w:lang w:val="en-US" w:eastAsia="en-US" w:bidi="ar-SA"/>
+              </w:rPr>
+              <w:t>н</w:t>
+            </w:r>
+            <w:r>
+              <w:rPr>
+                <w:rFonts w:eastAsia="ＭＳ 明朝" w:cs="Arial" w:ascii="Ubuntu Sans" w:hAnsi="Ubuntu Sans"/>
+                <w:b w:val="false"/>
+                <w:bCs w:val="false"/>
+                <w:i w:val="false"/>
+                <w:iCs w:val="false"/>
+                <w:strike w:val="false"/>
+                <w:dstrike w:val="false"/>
+                <w:outline w:val="false"/>
+                <w:shadow w:val="false"/>
+                <w:color w:val="000000"/>
+                <w:kern w:val="0"/>
+                <w:sz w:val="24"/>
+                <w:szCs w:val="24"/>
+                <w:u w:val="none"/>
+                <w:lang w:val="en-US" w:eastAsia="en-US" w:bidi="ar-SA"/>
+              </w:rPr>
+              <w:t xml:space="preserve">о </w:t>
+            </w:r>
+            <w:r>
+              <w:rPr>
+                <w:rFonts w:eastAsia="ＭＳ 明朝" w:cs="Arial" w:ascii="Ubuntu Sans" w:hAnsi="Ubuntu Sans"/>
+                <w:b w:val="false"/>
+                <w:bCs w:val="false"/>
+                <w:i w:val="false"/>
+                <w:iCs w:val="false"/>
+                <w:strike w:val="false"/>
+                <w:dstrike w:val="false"/>
+                <w:outline w:val="false"/>
+                <w:shadow w:val="false"/>
+                <w:color w:val="000000"/>
+                <w:kern w:val="0"/>
+                <w:sz w:val="24"/>
+                <w:szCs w:val="24"/>
+                <w:u w:val="none"/>
+                <w:lang w:val="en-US" w:eastAsia="en-US" w:bidi="ar-SA"/>
+              </w:rPr>
+              <w:t>п</w:t>
+            </w:r>
+            <w:r>
+              <w:rPr>
+                <w:rFonts w:eastAsia="ＭＳ 明朝" w:cs="Arial" w:ascii="Ubuntu Sans" w:hAnsi="Ubuntu Sans"/>
+                <w:b w:val="false"/>
+                <w:bCs w:val="false"/>
+                <w:i w:val="false"/>
+                <w:iCs w:val="false"/>
+                <w:strike w:val="false"/>
+                <w:dstrike w:val="false"/>
+                <w:outline w:val="false"/>
+                <w:shadow w:val="false"/>
+                <w:color w:val="000000"/>
+                <w:kern w:val="0"/>
+                <w:sz w:val="24"/>
+                <w:szCs w:val="24"/>
+                <w:u w:val="none"/>
+                <w:lang w:val="en-US" w:eastAsia="en-US" w:bidi="ar-SA"/>
+              </w:rPr>
+              <w:t>о</w:t>
+            </w:r>
+            <w:r>
+              <w:rPr>
+                <w:rFonts w:eastAsia="ＭＳ 明朝" w:cs="Arial" w:ascii="Ubuntu Sans" w:hAnsi="Ubuntu Sans"/>
+                <w:b w:val="false"/>
+                <w:bCs w:val="false"/>
+                <w:i w:val="false"/>
+                <w:iCs w:val="false"/>
+                <w:strike w:val="false"/>
+                <w:dstrike w:val="false"/>
+                <w:outline w:val="false"/>
+                <w:shadow w:val="false"/>
+                <w:color w:val="000000"/>
+                <w:kern w:val="0"/>
+                <w:sz w:val="24"/>
+                <w:szCs w:val="24"/>
+                <w:u w:val="none"/>
+                <w:lang w:val="en-US" w:eastAsia="en-US" w:bidi="ar-SA"/>
+              </w:rPr>
+              <w:t>д</w:t>
+            </w:r>
+            <w:r>
+              <w:rPr>
+                <w:rFonts w:eastAsia="ＭＳ 明朝" w:cs="Arial" w:ascii="Ubuntu Sans" w:hAnsi="Ubuntu Sans"/>
+                <w:b w:val="false"/>
+                <w:bCs w:val="false"/>
+                <w:i w:val="false"/>
+                <w:iCs w:val="false"/>
+                <w:strike w:val="false"/>
+                <w:dstrike w:val="false"/>
+                <w:outline w:val="false"/>
+                <w:shadow w:val="false"/>
+                <w:color w:val="000000"/>
+                <w:kern w:val="0"/>
+                <w:sz w:val="24"/>
+                <w:szCs w:val="24"/>
+                <w:u w:val="none"/>
+                <w:lang w:val="en-US" w:eastAsia="en-US" w:bidi="ar-SA"/>
+              </w:rPr>
+              <w:t>д</w:t>
+            </w:r>
+            <w:r>
+              <w:rPr>
+                <w:rFonts w:eastAsia="ＭＳ 明朝" w:cs="Arial" w:ascii="Ubuntu Sans" w:hAnsi="Ubuntu Sans"/>
+                <w:b w:val="false"/>
+                <w:bCs w:val="false"/>
+                <w:i w:val="false"/>
+                <w:iCs w:val="false"/>
+                <w:strike w:val="false"/>
+                <w:dstrike w:val="false"/>
+                <w:outline w:val="false"/>
+                <w:shadow w:val="false"/>
+                <w:color w:val="000000"/>
+                <w:kern w:val="0"/>
+                <w:sz w:val="24"/>
+                <w:szCs w:val="24"/>
+                <w:u w:val="none"/>
+                <w:lang w:val="en-US" w:eastAsia="en-US" w:bidi="ar-SA"/>
+              </w:rPr>
+              <w:t>е</w:t>
+            </w:r>
+            <w:r>
+              <w:rPr>
+                <w:rFonts w:eastAsia="ＭＳ 明朝" w:cs="Arial" w:ascii="Ubuntu Sans" w:hAnsi="Ubuntu Sans"/>
+                <w:b w:val="false"/>
+                <w:bCs w:val="false"/>
+                <w:i w:val="false"/>
+                <w:iCs w:val="false"/>
+                <w:strike w:val="false"/>
+                <w:dstrike w:val="false"/>
+                <w:outline w:val="false"/>
+                <w:shadow w:val="false"/>
+                <w:color w:val="000000"/>
+                <w:kern w:val="0"/>
+                <w:sz w:val="24"/>
+                <w:szCs w:val="24"/>
+                <w:u w:val="none"/>
+                <w:lang w:val="en-US" w:eastAsia="en-US" w:bidi="ar-SA"/>
+              </w:rPr>
+              <w:t>р</w:t>
+            </w:r>
+            <w:r>
+              <w:rPr>
+                <w:rFonts w:eastAsia="ＭＳ 明朝" w:cs="Arial" w:ascii="Ubuntu Sans" w:hAnsi="Ubuntu Sans"/>
+                <w:b w:val="false"/>
+                <w:bCs w:val="false"/>
+                <w:i w:val="false"/>
+                <w:iCs w:val="false"/>
+                <w:strike w:val="false"/>
+                <w:dstrike w:val="false"/>
+                <w:outline w:val="false"/>
+                <w:shadow w:val="false"/>
+                <w:color w:val="000000"/>
+                <w:kern w:val="0"/>
+                <w:sz w:val="24"/>
+                <w:szCs w:val="24"/>
+                <w:u w:val="none"/>
+                <w:lang w:val="en-US" w:eastAsia="en-US" w:bidi="ar-SA"/>
+              </w:rPr>
+              <w:t>ж</w:t>
+            </w:r>
+            <w:r>
+              <w:rPr>
+                <w:rFonts w:eastAsia="ＭＳ 明朝" w:cs="Arial" w:ascii="Ubuntu Sans" w:hAnsi="Ubuntu Sans"/>
+                <w:b w:val="false"/>
+                <w:bCs w:val="false"/>
+                <w:i w:val="false"/>
+                <w:iCs w:val="false"/>
+                <w:strike w:val="false"/>
+                <w:dstrike w:val="false"/>
+                <w:outline w:val="false"/>
+                <w:shadow w:val="false"/>
+                <w:color w:val="000000"/>
+                <w:kern w:val="0"/>
+                <w:sz w:val="24"/>
+                <w:szCs w:val="24"/>
+                <w:u w:val="none"/>
+                <w:lang w:val="en-US" w:eastAsia="en-US" w:bidi="ar-SA"/>
+              </w:rPr>
+              <w:t>и</w:t>
+            </w:r>
+            <w:r>
+              <w:rPr>
+                <w:rFonts w:eastAsia="ＭＳ 明朝" w:cs="Arial" w:ascii="Ubuntu Sans" w:hAnsi="Ubuntu Sans"/>
+                <w:b w:val="false"/>
+                <w:bCs w:val="false"/>
+                <w:i w:val="false"/>
+                <w:iCs w:val="false"/>
+                <w:strike w:val="false"/>
+                <w:dstrike w:val="false"/>
+                <w:outline w:val="false"/>
+                <w:shadow w:val="false"/>
+                <w:color w:val="000000"/>
+                <w:kern w:val="0"/>
+                <w:sz w:val="24"/>
+                <w:szCs w:val="24"/>
+                <w:u w:val="none"/>
+                <w:lang w:val="en-US" w:eastAsia="en-US" w:bidi="ar-SA"/>
+              </w:rPr>
+              <w:t>в</w:t>
+            </w:r>
+            <w:r>
+              <w:rPr>
+                <w:rFonts w:eastAsia="ＭＳ 明朝" w:cs="Arial" w:ascii="Ubuntu Sans" w:hAnsi="Ubuntu Sans"/>
+                <w:b w:val="false"/>
+                <w:bCs w:val="false"/>
+                <w:i w:val="false"/>
+                <w:iCs w:val="false"/>
+                <w:strike w:val="false"/>
+                <w:dstrike w:val="false"/>
+                <w:outline w:val="false"/>
+                <w:shadow w:val="false"/>
+                <w:color w:val="000000"/>
+                <w:kern w:val="0"/>
+                <w:sz w:val="24"/>
+                <w:szCs w:val="24"/>
+                <w:u w:val="none"/>
+                <w:lang w:val="en-US" w:eastAsia="en-US" w:bidi="ar-SA"/>
+              </w:rPr>
+              <w:t>а</w:t>
+            </w:r>
+            <w:r>
+              <w:rPr>
+                <w:rFonts w:eastAsia="ＭＳ 明朝" w:cs="Arial" w:ascii="Ubuntu Sans" w:hAnsi="Ubuntu Sans"/>
+                <w:b w:val="false"/>
+                <w:bCs w:val="false"/>
+                <w:i w:val="false"/>
+                <w:iCs w:val="false"/>
+                <w:strike w:val="false"/>
+                <w:dstrike w:val="false"/>
+                <w:outline w:val="false"/>
+                <w:shadow w:val="false"/>
+                <w:color w:val="000000"/>
+                <w:kern w:val="0"/>
+                <w:sz w:val="24"/>
+                <w:szCs w:val="24"/>
+                <w:u w:val="none"/>
+                <w:lang w:val="en-US" w:eastAsia="en-US" w:bidi="ar-SA"/>
+              </w:rPr>
+              <w:t>т</w:t>
+            </w:r>
+            <w:r>
+              <w:rPr>
+                <w:rFonts w:eastAsia="ＭＳ 明朝" w:cs="Arial" w:ascii="Ubuntu Sans" w:hAnsi="Ubuntu Sans"/>
+                <w:b w:val="false"/>
+                <w:bCs w:val="false"/>
+                <w:i w:val="false"/>
+                <w:iCs w:val="false"/>
+                <w:strike w:val="false"/>
+                <w:dstrike w:val="false"/>
+                <w:outline w:val="false"/>
+                <w:shadow w:val="false"/>
+                <w:color w:val="000000"/>
+                <w:kern w:val="0"/>
+                <w:sz w:val="24"/>
+                <w:szCs w:val="24"/>
+                <w:u w:val="none"/>
+                <w:lang w:val="en-US" w:eastAsia="en-US" w:bidi="ar-SA"/>
+              </w:rPr>
+              <w:t xml:space="preserve">ь </w:t>
+            </w:r>
+            <w:r>
+              <w:rPr>
+                <w:rFonts w:eastAsia="ＭＳ 明朝" w:cs="Arial" w:ascii="Ubuntu Sans" w:hAnsi="Ubuntu Sans"/>
+                <w:b w:val="false"/>
+                <w:bCs w:val="false"/>
+                <w:i w:val="false"/>
+                <w:iCs w:val="false"/>
+                <w:strike w:val="false"/>
+                <w:dstrike w:val="false"/>
+                <w:outline w:val="false"/>
+                <w:shadow w:val="false"/>
+                <w:color w:val="000000"/>
+                <w:kern w:val="0"/>
+                <w:sz w:val="24"/>
+                <w:szCs w:val="24"/>
+                <w:u w:val="none"/>
+                <w:lang w:val="en-US" w:eastAsia="en-US" w:bidi="ar-SA"/>
+              </w:rPr>
+              <w:t xml:space="preserve">в </w:t>
+            </w:r>
+            <w:r>
+              <w:rPr>
+                <w:rFonts w:eastAsia="ＭＳ 明朝" w:cs="Arial" w:ascii="Ubuntu Sans" w:hAnsi="Ubuntu Sans"/>
+                <w:b w:val="false"/>
+                <w:bCs w:val="false"/>
+                <w:i w:val="false"/>
+                <w:iCs w:val="false"/>
+                <w:strike w:val="false"/>
+                <w:dstrike w:val="false"/>
+                <w:outline w:val="false"/>
+                <w:shadow w:val="false"/>
+                <w:color w:val="000000"/>
+                <w:kern w:val="0"/>
+                <w:sz w:val="24"/>
+                <w:szCs w:val="24"/>
+                <w:u w:val="none"/>
+                <w:lang w:val="en-US" w:eastAsia="en-US" w:bidi="ar-SA"/>
+              </w:rPr>
+              <w:t>о</w:t>
+            </w:r>
+            <w:r>
+              <w:rPr>
+                <w:rFonts w:eastAsia="ＭＳ 明朝" w:cs="Arial" w:ascii="Ubuntu Sans" w:hAnsi="Ubuntu Sans"/>
+                <w:b w:val="false"/>
+                <w:bCs w:val="false"/>
+                <w:i w:val="false"/>
+                <w:iCs w:val="false"/>
+                <w:strike w:val="false"/>
+                <w:dstrike w:val="false"/>
+                <w:outline w:val="false"/>
+                <w:shadow w:val="false"/>
+                <w:color w:val="000000"/>
+                <w:kern w:val="0"/>
+                <w:sz w:val="24"/>
+                <w:szCs w:val="24"/>
+                <w:u w:val="none"/>
+                <w:lang w:val="en-US" w:eastAsia="en-US" w:bidi="ar-SA"/>
+              </w:rPr>
+              <w:t>ф</w:t>
+            </w:r>
+            <w:r>
+              <w:rPr>
+                <w:rFonts w:eastAsia="ＭＳ 明朝" w:cs="Arial" w:ascii="Ubuntu Sans" w:hAnsi="Ubuntu Sans"/>
+                <w:b w:val="false"/>
+                <w:bCs w:val="false"/>
+                <w:i w:val="false"/>
+                <w:iCs w:val="false"/>
+                <w:strike w:val="false"/>
+                <w:dstrike w:val="false"/>
+                <w:outline w:val="false"/>
+                <w:shadow w:val="false"/>
+                <w:color w:val="000000"/>
+                <w:kern w:val="0"/>
+                <w:sz w:val="24"/>
+                <w:szCs w:val="24"/>
+                <w:u w:val="none"/>
+                <w:lang w:val="en-US" w:eastAsia="en-US" w:bidi="ar-SA"/>
+              </w:rPr>
+              <w:t>ф</w:t>
+            </w:r>
+            <w:r>
+              <w:rPr>
+                <w:rFonts w:eastAsia="ＭＳ 明朝" w:cs="Arial" w:ascii="Ubuntu Sans" w:hAnsi="Ubuntu Sans"/>
+                <w:b w:val="false"/>
+                <w:bCs w:val="false"/>
+                <w:i w:val="false"/>
+                <w:iCs w:val="false"/>
+                <w:strike w:val="false"/>
+                <w:dstrike w:val="false"/>
+                <w:outline w:val="false"/>
+                <w:shadow w:val="false"/>
+                <w:color w:val="000000"/>
+                <w:kern w:val="0"/>
+                <w:sz w:val="24"/>
+                <w:szCs w:val="24"/>
+                <w:u w:val="none"/>
+                <w:lang w:val="en-US" w:eastAsia="en-US" w:bidi="ar-SA"/>
+              </w:rPr>
+              <w:t>л</w:t>
+            </w:r>
+            <w:r>
+              <w:rPr>
+                <w:rFonts w:eastAsia="ＭＳ 明朝" w:cs="Arial" w:ascii="Ubuntu Sans" w:hAnsi="Ubuntu Sans"/>
+                <w:b w:val="false"/>
+                <w:bCs w:val="false"/>
+                <w:i w:val="false"/>
+                <w:iCs w:val="false"/>
+                <w:strike w:val="false"/>
+                <w:dstrike w:val="false"/>
+                <w:outline w:val="false"/>
+                <w:shadow w:val="false"/>
+                <w:color w:val="000000"/>
+                <w:kern w:val="0"/>
+                <w:sz w:val="24"/>
+                <w:szCs w:val="24"/>
+                <w:u w:val="none"/>
+                <w:lang w:val="en-US" w:eastAsia="en-US" w:bidi="ar-SA"/>
+              </w:rPr>
+              <w:t>а</w:t>
+            </w:r>
+            <w:r>
+              <w:rPr>
+                <w:rFonts w:eastAsia="ＭＳ 明朝" w:cs="Arial" w:ascii="Ubuntu Sans" w:hAnsi="Ubuntu Sans"/>
+                <w:b w:val="false"/>
+                <w:bCs w:val="false"/>
+                <w:i w:val="false"/>
+                <w:iCs w:val="false"/>
+                <w:strike w:val="false"/>
+                <w:dstrike w:val="false"/>
+                <w:outline w:val="false"/>
+                <w:shadow w:val="false"/>
+                <w:color w:val="000000"/>
+                <w:kern w:val="0"/>
+                <w:sz w:val="24"/>
+                <w:szCs w:val="24"/>
+                <w:u w:val="none"/>
+                <w:lang w:val="en-US" w:eastAsia="en-US" w:bidi="ar-SA"/>
+              </w:rPr>
+              <w:t>й</w:t>
+            </w:r>
+            <w:r>
+              <w:rPr>
+                <w:rFonts w:eastAsia="ＭＳ 明朝" w:cs="Arial" w:ascii="Ubuntu Sans" w:hAnsi="Ubuntu Sans"/>
+                <w:b w:val="false"/>
+                <w:bCs w:val="false"/>
+                <w:i w:val="false"/>
+                <w:iCs w:val="false"/>
+                <w:strike w:val="false"/>
+                <w:dstrike w:val="false"/>
+                <w:outline w:val="false"/>
+                <w:shadow w:val="false"/>
+                <w:color w:val="000000"/>
+                <w:kern w:val="0"/>
+                <w:sz w:val="24"/>
+                <w:szCs w:val="24"/>
+                <w:u w:val="none"/>
+                <w:lang w:val="en-US" w:eastAsia="en-US" w:bidi="ar-SA"/>
+              </w:rPr>
+              <w:t>н</w:t>
+            </w:r>
+            <w:r>
+              <w:rPr>
+                <w:rFonts w:eastAsia="ＭＳ 明朝" w:cs="Arial" w:ascii="Ubuntu Sans" w:hAnsi="Ubuntu Sans"/>
+                <w:b w:val="false"/>
+                <w:bCs w:val="false"/>
+                <w:i w:val="false"/>
+                <w:iCs w:val="false"/>
+                <w:strike w:val="false"/>
+                <w:dstrike w:val="false"/>
+                <w:outline w:val="false"/>
+                <w:shadow w:val="false"/>
+                <w:color w:val="000000"/>
+                <w:kern w:val="0"/>
+                <w:sz w:val="24"/>
+                <w:szCs w:val="24"/>
+                <w:u w:val="none"/>
+                <w:lang w:val="en-US" w:eastAsia="en-US" w:bidi="ar-SA"/>
+              </w:rPr>
+              <w:t xml:space="preserve">е, </w:t>
+            </w:r>
+            <w:r>
+              <w:rPr>
+                <w:rFonts w:eastAsia="ＭＳ 明朝" w:cs="Arial" w:ascii="Ubuntu Sans" w:hAnsi="Ubuntu Sans"/>
+                <w:b w:val="false"/>
+                <w:bCs w:val="false"/>
+                <w:i w:val="false"/>
+                <w:iCs w:val="false"/>
+                <w:strike w:val="false"/>
+                <w:dstrike w:val="false"/>
+                <w:outline w:val="false"/>
+                <w:shadow w:val="false"/>
+                <w:color w:val="000000"/>
+                <w:kern w:val="0"/>
+                <w:sz w:val="24"/>
+                <w:szCs w:val="24"/>
+                <w:u w:val="none"/>
+                <w:lang w:val="en-US" w:eastAsia="en-US" w:bidi="ar-SA"/>
+              </w:rPr>
+              <w:t xml:space="preserve">а </w:t>
+            </w:r>
+            <w:r>
+              <w:rPr>
+                <w:rFonts w:eastAsia="ＭＳ 明朝" w:cs="Arial" w:ascii="Ubuntu Sans" w:hAnsi="Ubuntu Sans"/>
+                <w:b w:val="false"/>
+                <w:bCs w:val="false"/>
+                <w:i w:val="false"/>
+                <w:iCs w:val="false"/>
+                <w:strike w:val="false"/>
+                <w:dstrike w:val="false"/>
+                <w:outline w:val="false"/>
+                <w:shadow w:val="false"/>
+                <w:color w:val="000000"/>
+                <w:kern w:val="0"/>
+                <w:sz w:val="24"/>
+                <w:szCs w:val="24"/>
+                <w:u w:val="none"/>
+                <w:lang w:val="en-US" w:eastAsia="en-US" w:bidi="ar-SA"/>
+              </w:rPr>
+              <w:t>т</w:t>
+            </w:r>
+            <w:r>
+              <w:rPr>
+                <w:rFonts w:eastAsia="ＭＳ 明朝" w:cs="Arial" w:ascii="Ubuntu Sans" w:hAnsi="Ubuntu Sans"/>
+                <w:b w:val="false"/>
+                <w:bCs w:val="false"/>
+                <w:i w:val="false"/>
+                <w:iCs w:val="false"/>
+                <w:strike w:val="false"/>
+                <w:dstrike w:val="false"/>
+                <w:outline w:val="false"/>
+                <w:shadow w:val="false"/>
+                <w:color w:val="000000"/>
+                <w:kern w:val="0"/>
+                <w:sz w:val="24"/>
+                <w:szCs w:val="24"/>
+                <w:u w:val="none"/>
+                <w:lang w:val="en-US" w:eastAsia="en-US" w:bidi="ar-SA"/>
+              </w:rPr>
+              <w:t>а</w:t>
+            </w:r>
+            <w:r>
+              <w:rPr>
+                <w:rFonts w:eastAsia="ＭＳ 明朝" w:cs="Arial" w:ascii="Ubuntu Sans" w:hAnsi="Ubuntu Sans"/>
+                <w:b w:val="false"/>
+                <w:bCs w:val="false"/>
+                <w:i w:val="false"/>
+                <w:iCs w:val="false"/>
+                <w:strike w:val="false"/>
+                <w:dstrike w:val="false"/>
+                <w:outline w:val="false"/>
+                <w:shadow w:val="false"/>
+                <w:color w:val="000000"/>
+                <w:kern w:val="0"/>
+                <w:sz w:val="24"/>
+                <w:szCs w:val="24"/>
+                <w:u w:val="none"/>
+                <w:lang w:val="en-US" w:eastAsia="en-US" w:bidi="ar-SA"/>
+              </w:rPr>
+              <w:t xml:space="preserve">к </w:t>
+            </w:r>
+            <w:r>
+              <w:rPr>
+                <w:rFonts w:eastAsia="ＭＳ 明朝" w:cs="Arial" w:ascii="Ubuntu Sans" w:hAnsi="Ubuntu Sans"/>
+                <w:b w:val="false"/>
+                <w:bCs w:val="false"/>
+                <w:i w:val="false"/>
+                <w:iCs w:val="false"/>
+                <w:strike w:val="false"/>
+                <w:dstrike w:val="false"/>
+                <w:outline w:val="false"/>
+                <w:shadow w:val="false"/>
+                <w:color w:val="000000"/>
+                <w:kern w:val="0"/>
+                <w:sz w:val="24"/>
+                <w:szCs w:val="24"/>
+                <w:u w:val="none"/>
+                <w:lang w:val="en-US" w:eastAsia="en-US" w:bidi="ar-SA"/>
+              </w:rPr>
+              <w:t>ж</w:t>
+            </w:r>
+            <w:r>
+              <w:rPr>
+                <w:rFonts w:eastAsia="ＭＳ 明朝" w:cs="Arial" w:ascii="Ubuntu Sans" w:hAnsi="Ubuntu Sans"/>
+                <w:b w:val="false"/>
+                <w:bCs w:val="false"/>
+                <w:i w:val="false"/>
+                <w:iCs w:val="false"/>
+                <w:strike w:val="false"/>
+                <w:dstrike w:val="false"/>
+                <w:outline w:val="false"/>
+                <w:shadow w:val="false"/>
+                <w:color w:val="000000"/>
+                <w:kern w:val="0"/>
+                <w:sz w:val="24"/>
+                <w:szCs w:val="24"/>
+                <w:u w:val="none"/>
+                <w:lang w:val="en-US" w:eastAsia="en-US" w:bidi="ar-SA"/>
+              </w:rPr>
+              <w:t xml:space="preserve">е </w:t>
+            </w:r>
+            <w:r>
+              <w:rPr>
+                <w:rFonts w:eastAsia="ＭＳ 明朝" w:cs="Arial" w:ascii="Ubuntu Sans" w:hAnsi="Ubuntu Sans"/>
+                <w:b w:val="false"/>
+                <w:bCs w:val="false"/>
+                <w:i w:val="false"/>
+                <w:iCs w:val="false"/>
+                <w:strike w:val="false"/>
+                <w:dstrike w:val="false"/>
+                <w:outline w:val="false"/>
+                <w:shadow w:val="false"/>
+                <w:color w:val="000000"/>
+                <w:kern w:val="0"/>
+                <w:sz w:val="24"/>
+                <w:szCs w:val="24"/>
+                <w:u w:val="none"/>
+                <w:lang w:val="en-US" w:eastAsia="en-US" w:bidi="ar-SA"/>
+              </w:rPr>
+              <w:t>р</w:t>
+            </w:r>
+            <w:r>
+              <w:rPr>
+                <w:rFonts w:eastAsia="ＭＳ 明朝" w:cs="Arial" w:ascii="Ubuntu Sans" w:hAnsi="Ubuntu Sans"/>
+                <w:b w:val="false"/>
+                <w:bCs w:val="false"/>
+                <w:i w:val="false"/>
+                <w:iCs w:val="false"/>
+                <w:strike w:val="false"/>
+                <w:dstrike w:val="false"/>
+                <w:outline w:val="false"/>
+                <w:shadow w:val="false"/>
+                <w:color w:val="000000"/>
+                <w:kern w:val="0"/>
+                <w:sz w:val="24"/>
+                <w:szCs w:val="24"/>
+                <w:u w:val="none"/>
+                <w:lang w:val="en-US" w:eastAsia="en-US" w:bidi="ar-SA"/>
+              </w:rPr>
+              <w:t>е</w:t>
+            </w:r>
+            <w:r>
+              <w:rPr>
+                <w:rFonts w:eastAsia="ＭＳ 明朝" w:cs="Arial" w:ascii="Ubuntu Sans" w:hAnsi="Ubuntu Sans"/>
+                <w:b w:val="false"/>
+                <w:bCs w:val="false"/>
+                <w:i w:val="false"/>
+                <w:iCs w:val="false"/>
+                <w:strike w:val="false"/>
+                <w:dstrike w:val="false"/>
+                <w:outline w:val="false"/>
+                <w:shadow w:val="false"/>
+                <w:color w:val="000000"/>
+                <w:kern w:val="0"/>
+                <w:sz w:val="24"/>
+                <w:szCs w:val="24"/>
+                <w:u w:val="none"/>
+                <w:lang w:val="en-US" w:eastAsia="en-US" w:bidi="ar-SA"/>
+              </w:rPr>
+              <w:t>с</w:t>
+            </w:r>
+            <w:r>
+              <w:rPr>
+                <w:rFonts w:eastAsia="ＭＳ 明朝" w:cs="Arial" w:ascii="Ubuntu Sans" w:hAnsi="Ubuntu Sans"/>
+                <w:b w:val="false"/>
+                <w:bCs w:val="false"/>
+                <w:i w:val="false"/>
+                <w:iCs w:val="false"/>
+                <w:strike w:val="false"/>
+                <w:dstrike w:val="false"/>
+                <w:outline w:val="false"/>
+                <w:shadow w:val="false"/>
+                <w:color w:val="000000"/>
+                <w:kern w:val="0"/>
+                <w:sz w:val="24"/>
+                <w:szCs w:val="24"/>
+                <w:u w:val="none"/>
+                <w:lang w:val="en-US" w:eastAsia="en-US" w:bidi="ar-SA"/>
+              </w:rPr>
+              <w:t>у</w:t>
+            </w:r>
+            <w:r>
+              <w:rPr>
+                <w:rFonts w:eastAsia="ＭＳ 明朝" w:cs="Arial" w:ascii="Ubuntu Sans" w:hAnsi="Ubuntu Sans"/>
+                <w:b w:val="false"/>
+                <w:bCs w:val="false"/>
+                <w:i w:val="false"/>
+                <w:iCs w:val="false"/>
+                <w:strike w:val="false"/>
+                <w:dstrike w:val="false"/>
+                <w:outline w:val="false"/>
+                <w:shadow w:val="false"/>
+                <w:color w:val="000000"/>
+                <w:kern w:val="0"/>
+                <w:sz w:val="24"/>
+                <w:szCs w:val="24"/>
+                <w:u w:val="none"/>
+                <w:lang w:val="en-US" w:eastAsia="en-US" w:bidi="ar-SA"/>
+              </w:rPr>
+              <w:t>р</w:t>
+            </w:r>
+            <w:r>
+              <w:rPr>
+                <w:rFonts w:eastAsia="ＭＳ 明朝" w:cs="Arial" w:ascii="Ubuntu Sans" w:hAnsi="Ubuntu Sans"/>
+                <w:b w:val="false"/>
+                <w:bCs w:val="false"/>
+                <w:i w:val="false"/>
+                <w:iCs w:val="false"/>
+                <w:strike w:val="false"/>
+                <w:dstrike w:val="false"/>
+                <w:outline w:val="false"/>
+                <w:shadow w:val="false"/>
+                <w:color w:val="000000"/>
+                <w:kern w:val="0"/>
+                <w:sz w:val="24"/>
+                <w:szCs w:val="24"/>
+                <w:u w:val="none"/>
+                <w:lang w:val="en-US" w:eastAsia="en-US" w:bidi="ar-SA"/>
+              </w:rPr>
+              <w:t>с</w:t>
+            </w:r>
+            <w:r>
+              <w:rPr>
+                <w:rFonts w:eastAsia="ＭＳ 明朝" w:cs="Arial" w:ascii="Ubuntu Sans" w:hAnsi="Ubuntu Sans"/>
+                <w:b w:val="false"/>
+                <w:bCs w:val="false"/>
+                <w:i w:val="false"/>
+                <w:iCs w:val="false"/>
+                <w:strike w:val="false"/>
+                <w:dstrike w:val="false"/>
+                <w:outline w:val="false"/>
+                <w:shadow w:val="false"/>
+                <w:color w:val="000000"/>
+                <w:kern w:val="0"/>
+                <w:sz w:val="24"/>
+                <w:szCs w:val="24"/>
+                <w:u w:val="none"/>
+                <w:lang w:val="en-US" w:eastAsia="en-US" w:bidi="ar-SA"/>
+              </w:rPr>
+              <w:t>о</w:t>
+            </w:r>
+            <w:r>
+              <w:rPr>
+                <w:rFonts w:eastAsia="ＭＳ 明朝" w:cs="Arial" w:ascii="Ubuntu Sans" w:hAnsi="Ubuntu Sans"/>
+                <w:b w:val="false"/>
+                <w:bCs w:val="false"/>
+                <w:i w:val="false"/>
+                <w:iCs w:val="false"/>
+                <w:strike w:val="false"/>
+                <w:dstrike w:val="false"/>
+                <w:outline w:val="false"/>
+                <w:shadow w:val="false"/>
+                <w:color w:val="000000"/>
+                <w:kern w:val="0"/>
+                <w:sz w:val="24"/>
+                <w:szCs w:val="24"/>
+                <w:u w:val="none"/>
+                <w:lang w:val="en-US" w:eastAsia="en-US" w:bidi="ar-SA"/>
+              </w:rPr>
+              <w:t>ё</w:t>
+            </w:r>
+            <w:r>
+              <w:rPr>
+                <w:rFonts w:eastAsia="ＭＳ 明朝" w:cs="Arial" w:ascii="Ubuntu Sans" w:hAnsi="Ubuntu Sans"/>
+                <w:b w:val="false"/>
+                <w:bCs w:val="false"/>
+                <w:i w:val="false"/>
+                <w:iCs w:val="false"/>
+                <w:strike w:val="false"/>
+                <w:dstrike w:val="false"/>
+                <w:outline w:val="false"/>
+                <w:shadow w:val="false"/>
+                <w:color w:val="000000"/>
+                <w:kern w:val="0"/>
+                <w:sz w:val="24"/>
+                <w:szCs w:val="24"/>
+                <w:u w:val="none"/>
+                <w:lang w:val="en-US" w:eastAsia="en-US" w:bidi="ar-SA"/>
+              </w:rPr>
+              <w:t>м</w:t>
+            </w:r>
+            <w:r>
+              <w:rPr>
+                <w:rFonts w:eastAsia="ＭＳ 明朝" w:cs="Arial" w:ascii="Ubuntu Sans" w:hAnsi="Ubuntu Sans"/>
+                <w:b w:val="false"/>
+                <w:bCs w:val="false"/>
+                <w:i w:val="false"/>
+                <w:iCs w:val="false"/>
+                <w:strike w:val="false"/>
+                <w:dstrike w:val="false"/>
+                <w:outline w:val="false"/>
+                <w:shadow w:val="false"/>
+                <w:color w:val="000000"/>
+                <w:kern w:val="0"/>
+                <w:sz w:val="24"/>
+                <w:szCs w:val="24"/>
+                <w:u w:val="none"/>
+                <w:lang w:val="en-US" w:eastAsia="en-US" w:bidi="ar-SA"/>
+              </w:rPr>
+              <w:t>к</w:t>
+            </w:r>
+            <w:r>
+              <w:rPr>
+                <w:rFonts w:eastAsia="ＭＳ 明朝" w:cs="Arial" w:ascii="Ubuntu Sans" w:hAnsi="Ubuntu Sans"/>
+                <w:b w:val="false"/>
+                <w:bCs w:val="false"/>
+                <w:i w:val="false"/>
+                <w:iCs w:val="false"/>
+                <w:strike w:val="false"/>
+                <w:dstrike w:val="false"/>
+                <w:outline w:val="false"/>
+                <w:shadow w:val="false"/>
+                <w:color w:val="000000"/>
+                <w:kern w:val="0"/>
+                <w:sz w:val="24"/>
+                <w:szCs w:val="24"/>
+                <w:u w:val="none"/>
+                <w:lang w:val="en-US" w:eastAsia="en-US" w:bidi="ar-SA"/>
+              </w:rPr>
+              <w:t>и</w:t>
+            </w:r>
+            <w:r>
+              <w:rPr>
+                <w:rFonts w:eastAsia="ＭＳ 明朝" w:cs="Arial" w:ascii="Ubuntu Sans" w:hAnsi="Ubuntu Sans"/>
+                <w:b w:val="false"/>
+                <w:bCs w:val="false"/>
+                <w:i w:val="false"/>
+                <w:iCs w:val="false"/>
+                <w:strike w:val="false"/>
+                <w:dstrike w:val="false"/>
+                <w:outline w:val="false"/>
+                <w:shadow w:val="false"/>
+                <w:color w:val="000000"/>
+                <w:kern w:val="0"/>
+                <w:sz w:val="24"/>
+                <w:szCs w:val="24"/>
+                <w:u w:val="none"/>
+                <w:lang w:val="en-US" w:eastAsia="en-US" w:bidi="ar-SA"/>
+              </w:rPr>
+              <w:t>й</w:t>
+            </w:r>
+            <w:r>
+              <w:rPr>
+                <w:rFonts w:eastAsia="ＭＳ 明朝" w:cs="Arial" w:ascii="Ubuntu Sans" w:hAnsi="Ubuntu Sans"/>
+                <w:b w:val="false"/>
+                <w:bCs w:val="false"/>
+                <w:i w:val="false"/>
+                <w:iCs w:val="false"/>
+                <w:strike w:val="false"/>
+                <w:dstrike w:val="false"/>
+                <w:outline w:val="false"/>
+                <w:shadow w:val="false"/>
+                <w:color w:val="000000"/>
+                <w:kern w:val="0"/>
+                <w:sz w:val="24"/>
+                <w:szCs w:val="24"/>
+                <w:u w:val="none"/>
+                <w:lang w:val="en-US" w:eastAsia="en-US" w:bidi="ar-SA"/>
               </w:rPr>
               <w:t>.</w:t>
             </w:r>
@@ -1360,6 +4023,7 @@
             <w:pPr>
               <w:pStyle w:val="Normal"/>
               <w:widowControl/>
+              <w:suppressAutoHyphens w:val="true"/>
               <w:spacing w:lineRule="auto" w:line="240" w:before="57" w:after="137"/>
               <w:ind w:hanging="0" w:start="0"/>
               <w:jc w:val="center"/>
@@ -1399,13 +4063,13 @@
                 <w:u w:val="none"/>
                 <w:lang w:val="en-US" w:eastAsia="en-US" w:bidi="ar-SA"/>
               </w:rPr>
-              <w:t>6</w:t>
+              <w:t>8</w:t>
             </w:r>
           </w:p>
         </w:tc>
         <w:tc>
           <w:tcPr>
-            <w:tcW w:w="2165" w:type="dxa"/>
+            <w:tcW w:w="2164" w:type="dxa"/>
             <w:tcBorders>
               <w:top w:val="nil"/>
               <w:start w:val="single" w:sz="6" w:space="0" w:color="729FCF"/>
@@ -1418,6 +4082,7 @@
             <w:pPr>
               <w:pStyle w:val="Normal"/>
               <w:widowControl/>
+              <w:suppressAutoHyphens w:val="true"/>
               <w:spacing w:lineRule="auto" w:line="240" w:before="57" w:after="137"/>
               <w:ind w:hanging="0" w:start="0"/>
               <w:jc w:val="center"/>
@@ -1457,13 +4122,13 @@
                 <w:u w:val="none"/>
                 <w:lang w:val="en-US" w:eastAsia="en-US" w:bidi="ar-SA"/>
               </w:rPr>
-              <w:t>Описание выбранного решения</w:t>
+              <w:t>Архитектурная модель</w:t>
             </w:r>
           </w:p>
         </w:tc>
         <w:tc>
           <w:tcPr>
-            <w:tcW w:w="6918" w:type="dxa"/>
+            <w:tcW w:w="6919" w:type="dxa"/>
             <w:tcBorders>
               <w:top w:val="nil"/>
               <w:start w:val="single" w:sz="6" w:space="0" w:color="729FCF"/>
@@ -1476,658 +4141,7 @@
             <w:pPr>
               <w:pStyle w:val="Normal"/>
               <w:widowControl/>
-              <w:spacing w:lineRule="auto" w:line="276" w:before="57" w:after="137"/>
-              <w:jc w:val="start"/>
-              <w:rPr>
-                <w:rFonts w:ascii="Ubuntu Sans" w:hAnsi="Ubuntu Sans" w:eastAsia="ＭＳ 明朝" w:cs="Arial"/>
-                <w:b w:val="false"/>
-                <w:bCs w:val="false"/>
-                <w:i w:val="false"/>
-                <w:iCs w:val="false"/>
-                <w:strike w:val="false"/>
-                <w:dstrike w:val="false"/>
-                <w:outline w:val="false"/>
-                <w:shadow w:val="false"/>
-                <w:color w:val="000000"/>
-                <w:kern w:val="0"/>
-                <w:sz w:val="24"/>
-                <w:szCs w:val="24"/>
-                <w:u w:val="none"/>
-                <w:lang w:val="ru-RU" w:eastAsia="en-US" w:bidi="ar-SA"/>
-              </w:rPr>
-            </w:pPr>
-            <w:r>
-              <w:rPr>
-                <w:rFonts w:eastAsia="ＭＳ 明朝" w:cs="Arial" w:ascii="Ubuntu Sans" w:hAnsi="Ubuntu Sans"/>
-                <w:b w:val="false"/>
-                <w:bCs w:val="false"/>
-                <w:i w:val="false"/>
-                <w:iCs w:val="false"/>
-                <w:strike w:val="false"/>
-                <w:dstrike w:val="false"/>
-                <w:outline w:val="false"/>
-                <w:shadow w:val="false"/>
-                <w:color w:val="000000"/>
-                <w:kern w:val="0"/>
-                <w:sz w:val="24"/>
-                <w:szCs w:val="24"/>
-                <w:u w:val="none"/>
-                <w:lang w:val="ru-RU" w:eastAsia="en-US" w:bidi="ar-SA"/>
-              </w:rPr>
-              <w:t>Предлагается сделать достаточно безопасный мессенджер для локальной сети. Данный мессенджер должен работать внутри локальной сети без доступа к внешнему интернету и иметь средства для быстрой и удобной связи пользователей.</w:t>
-            </w:r>
-          </w:p>
-        </w:tc>
-      </w:tr>
-      <w:tr>
-        <w:trPr/>
-        <w:tc>
-          <w:tcPr>
-            <w:tcW w:w="555" w:type="dxa"/>
-            <w:tcBorders>
-              <w:top w:val="nil"/>
-              <w:start w:val="single" w:sz="6" w:space="0" w:color="729FCF"/>
-              <w:bottom w:val="single" w:sz="6" w:space="0" w:color="729FCF"/>
-              <w:end w:val="single" w:sz="6" w:space="0" w:color="729FCF"/>
-            </w:tcBorders>
-            <w:shd w:fill="B4C7DC" w:val="clear"/>
-          </w:tcPr>
-          <w:p>
-            <w:pPr>
-              <w:pStyle w:val="Normal"/>
-              <w:widowControl/>
-              <w:spacing w:lineRule="auto" w:line="240" w:before="57" w:after="137"/>
-              <w:ind w:hanging="0" w:start="0"/>
-              <w:jc w:val="center"/>
-              <w:rPr>
-                <w:rFonts w:ascii="Ubuntu Sans" w:hAnsi="Ubuntu Sans" w:eastAsia="ＭＳ 明朝" w:cs="Arial"/>
-                <w:b w:val="false"/>
-                <w:bCs w:val="false"/>
-                <w:i w:val="false"/>
-                <w:iCs w:val="false"/>
-                <w:strike w:val="false"/>
-                <w:dstrike w:val="false"/>
-                <w:outline w:val="false"/>
-                <w:shadow w:val="false"/>
-                <w:color w:val="000000"/>
-                <w:kern w:val="0"/>
-                <w:sz w:val="24"/>
-                <w:szCs w:val="24"/>
-                <w:u w:val="none"/>
-                <w:lang w:val="en-US" w:eastAsia="en-US" w:bidi="ar-SA"/>
-              </w:rPr>
-            </w:pPr>
-            <w:r>
-              <w:rPr>
-                <w:rFonts w:eastAsia="ＭＳ 明朝" w:cs="Arial" w:ascii="Ubuntu Sans" w:hAnsi="Ubuntu Sans"/>
-                <w:b w:val="false"/>
-                <w:bCs w:val="false"/>
-                <w:i w:val="false"/>
-                <w:iCs w:val="false"/>
-                <w:strike w:val="false"/>
-                <w:dstrike w:val="false"/>
-                <w:outline w:val="false"/>
-                <w:shadow w:val="false"/>
-                <w:color w:val="000000"/>
-                <w:kern w:val="0"/>
-                <w:sz w:val="24"/>
-                <w:szCs w:val="24"/>
-                <w:u w:val="none"/>
-                <w:lang w:val="en-US" w:eastAsia="en-US" w:bidi="ar-SA"/>
-              </w:rPr>
-              <w:t>7</w:t>
-            </w:r>
-          </w:p>
-        </w:tc>
-        <w:tc>
-          <w:tcPr>
-            <w:tcW w:w="2165" w:type="dxa"/>
-            <w:tcBorders>
-              <w:top w:val="nil"/>
-              <w:start w:val="single" w:sz="6" w:space="0" w:color="729FCF"/>
-              <w:bottom w:val="single" w:sz="6" w:space="0" w:color="729FCF"/>
-              <w:end w:val="single" w:sz="6" w:space="0" w:color="729FCF"/>
-            </w:tcBorders>
-            <w:shd w:fill="729FCF" w:val="clear"/>
-          </w:tcPr>
-          <w:p>
-            <w:pPr>
-              <w:pStyle w:val="Normal"/>
-              <w:widowControl/>
-              <w:spacing w:lineRule="auto" w:line="240" w:before="57" w:after="137"/>
-              <w:ind w:hanging="0" w:start="0"/>
-              <w:jc w:val="center"/>
-              <w:rPr>
-                <w:rFonts w:ascii="Ubuntu Sans" w:hAnsi="Ubuntu Sans" w:eastAsia="ＭＳ 明朝" w:cs="Arial"/>
-                <w:b w:val="false"/>
-                <w:bCs w:val="false"/>
-                <w:i w:val="false"/>
-                <w:iCs w:val="false"/>
-                <w:strike w:val="false"/>
-                <w:dstrike w:val="false"/>
-                <w:outline w:val="false"/>
-                <w:shadow w:val="false"/>
-                <w:color w:val="000000"/>
-                <w:kern w:val="0"/>
-                <w:sz w:val="24"/>
-                <w:szCs w:val="24"/>
-                <w:u w:val="none"/>
-                <w:lang w:val="en-US" w:eastAsia="en-US" w:bidi="ar-SA"/>
-              </w:rPr>
-            </w:pPr>
-            <w:r>
-              <w:rPr>
-                <w:rFonts w:eastAsia="ＭＳ 明朝" w:cs="Arial" w:ascii="Ubuntu Sans" w:hAnsi="Ubuntu Sans"/>
-                <w:b w:val="false"/>
-                <w:bCs w:val="false"/>
-                <w:i w:val="false"/>
-                <w:iCs w:val="false"/>
-                <w:strike w:val="false"/>
-                <w:dstrike w:val="false"/>
-                <w:outline w:val="false"/>
-                <w:shadow w:val="false"/>
-                <w:color w:val="000000"/>
-                <w:kern w:val="0"/>
-                <w:sz w:val="24"/>
-                <w:szCs w:val="24"/>
-                <w:u w:val="none"/>
-                <w:lang w:val="en-US" w:eastAsia="en-US" w:bidi="ar-SA"/>
-              </w:rPr>
-              <w:t>Анализ аналогов</w:t>
-            </w:r>
-          </w:p>
-        </w:tc>
-        <w:tc>
-          <w:tcPr>
-            <w:tcW w:w="6918" w:type="dxa"/>
-            <w:tcBorders>
-              <w:top w:val="nil"/>
-              <w:start w:val="single" w:sz="6" w:space="0" w:color="729FCF"/>
-              <w:bottom w:val="single" w:sz="6" w:space="0" w:color="729FCF"/>
-              <w:end w:val="single" w:sz="6" w:space="0" w:color="729FCF"/>
-            </w:tcBorders>
-            <w:shd w:fill="B4C7DC" w:val="clear"/>
-          </w:tcPr>
-          <w:p>
-            <w:pPr>
-              <w:pStyle w:val="Normal"/>
-              <w:widowControl/>
-              <w:spacing w:lineRule="auto" w:line="276" w:before="57" w:after="137"/>
-              <w:jc w:val="start"/>
-              <w:rPr>
-                <w:rFonts w:ascii="Ubuntu Sans" w:hAnsi="Ubuntu Sans" w:eastAsia="ＭＳ 明朝" w:cs="Arial"/>
-                <w:b w:val="false"/>
-                <w:bCs w:val="false"/>
-                <w:i w:val="false"/>
-                <w:iCs w:val="false"/>
-                <w:strike w:val="false"/>
-                <w:dstrike w:val="false"/>
-                <w:outline w:val="false"/>
-                <w:shadow w:val="false"/>
-                <w:color w:val="000000"/>
-                <w:kern w:val="0"/>
-                <w:sz w:val="24"/>
-                <w:szCs w:val="24"/>
-                <w:u w:val="none"/>
-                <w:lang w:val="en-US" w:eastAsia="en-US" w:bidi="ar-SA"/>
-              </w:rPr>
-            </w:pPr>
-            <w:r>
-              <w:rPr>
-                <w:rFonts w:eastAsia="ＭＳ 明朝" w:cs="Arial" w:ascii="Ubuntu Sans" w:hAnsi="Ubuntu Sans"/>
-                <w:b w:val="false"/>
-                <w:bCs w:val="false"/>
-                <w:i w:val="false"/>
-                <w:iCs w:val="false"/>
-                <w:strike w:val="false"/>
-                <w:dstrike w:val="false"/>
-                <w:outline w:val="false"/>
-                <w:shadow w:val="false"/>
-                <w:color w:val="000000"/>
-                <w:kern w:val="0"/>
-                <w:sz w:val="24"/>
-                <w:szCs w:val="24"/>
-                <w:u w:val="none"/>
-                <w:lang w:val="en-US" w:eastAsia="en-US" w:bidi="ar-SA"/>
-              </w:rPr>
-              <w:t xml:space="preserve">Nextcloud Talk: ориентирован на видеоконференции, избыточный функционал. </w:t>
-            </w:r>
-            <w:r>
-              <w:rPr>
-                <w:rFonts w:eastAsia="ＭＳ 明朝" w:cs="Arial" w:ascii="Ubuntu Sans" w:hAnsi="Ubuntu Sans"/>
-                <w:b w:val="false"/>
-                <w:bCs w:val="false"/>
-                <w:i w:val="false"/>
-                <w:iCs w:val="false"/>
-                <w:strike w:val="false"/>
-                <w:dstrike w:val="false"/>
-                <w:outline w:val="false"/>
-                <w:shadow w:val="false"/>
-                <w:color w:val="000000"/>
-                <w:kern w:val="0"/>
-                <w:sz w:val="24"/>
-                <w:szCs w:val="24"/>
-                <w:u w:val="none"/>
-                <w:lang w:val="en-US" w:eastAsia="en-US" w:bidi="ar-SA"/>
-              </w:rPr>
-              <w:t>Nextcloud сам по себе так же слишком “тяжёлый”</w:t>
-            </w:r>
-          </w:p>
-          <w:p>
-            <w:pPr>
-              <w:pStyle w:val="Normal"/>
-              <w:widowControl/>
-              <w:spacing w:lineRule="auto" w:line="276" w:before="57" w:after="137"/>
-              <w:jc w:val="start"/>
-              <w:rPr>
-                <w:rFonts w:ascii="Ubuntu Sans" w:hAnsi="Ubuntu Sans" w:eastAsia="ＭＳ 明朝" w:cs="Arial"/>
-                <w:b w:val="false"/>
-                <w:bCs w:val="false"/>
-                <w:i w:val="false"/>
-                <w:iCs w:val="false"/>
-                <w:strike w:val="false"/>
-                <w:dstrike w:val="false"/>
-                <w:outline w:val="false"/>
-                <w:shadow w:val="false"/>
-                <w:color w:val="000000"/>
-                <w:kern w:val="0"/>
-                <w:sz w:val="24"/>
-                <w:szCs w:val="24"/>
-                <w:u w:val="none"/>
-                <w:lang w:val="en-US" w:eastAsia="en-US" w:bidi="ar-SA"/>
-              </w:rPr>
-            </w:pPr>
-            <w:r>
-              <w:rPr>
-                <w:rFonts w:eastAsia="ＭＳ 明朝" w:cs="Arial" w:ascii="Ubuntu Sans" w:hAnsi="Ubuntu Sans"/>
-                <w:b w:val="false"/>
-                <w:bCs w:val="false"/>
-                <w:i w:val="false"/>
-                <w:iCs w:val="false"/>
-                <w:strike w:val="false"/>
-                <w:dstrike w:val="false"/>
-                <w:outline w:val="false"/>
-                <w:shadow w:val="false"/>
-                <w:color w:val="000000"/>
-                <w:kern w:val="0"/>
-                <w:sz w:val="24"/>
-                <w:szCs w:val="24"/>
-                <w:u w:val="none"/>
-                <w:lang w:val="en-US" w:eastAsia="en-US" w:bidi="ar-SA"/>
-              </w:rPr>
-              <w:t>MAX, Telegram, VK и др.: Требуют постоянного интернет подключения, что является риском, даже если сервера отечественные.</w:t>
-            </w:r>
-          </w:p>
-          <w:p>
-            <w:pPr>
-              <w:pStyle w:val="Normal"/>
-              <w:widowControl/>
-              <w:spacing w:lineRule="auto" w:line="276" w:before="57" w:after="137"/>
-              <w:jc w:val="start"/>
-              <w:rPr>
-                <w:rFonts w:ascii="Ubuntu Sans" w:hAnsi="Ubuntu Sans" w:eastAsia="ＭＳ 明朝" w:cs="Arial"/>
-                <w:b w:val="false"/>
-                <w:bCs w:val="false"/>
-                <w:i w:val="false"/>
-                <w:iCs w:val="false"/>
-                <w:strike w:val="false"/>
-                <w:dstrike w:val="false"/>
-                <w:outline w:val="false"/>
-                <w:shadow w:val="false"/>
-                <w:color w:val="000000"/>
-                <w:kern w:val="0"/>
-                <w:sz w:val="24"/>
-                <w:szCs w:val="24"/>
-                <w:u w:val="none"/>
-                <w:lang w:val="en-US" w:eastAsia="en-US" w:bidi="ar-SA"/>
-              </w:rPr>
-            </w:pPr>
-            <w:r>
-              <w:rPr>
-                <w:rFonts w:eastAsia="ＭＳ 明朝" w:cs="Arial" w:ascii="Ubuntu Sans" w:hAnsi="Ubuntu Sans"/>
-                <w:b w:val="false"/>
-                <w:bCs w:val="false"/>
-                <w:i w:val="false"/>
-                <w:iCs w:val="false"/>
-                <w:strike w:val="false"/>
-                <w:dstrike w:val="false"/>
-                <w:outline w:val="false"/>
-                <w:shadow w:val="false"/>
-                <w:color w:val="000000"/>
-                <w:kern w:val="0"/>
-                <w:sz w:val="24"/>
-                <w:szCs w:val="24"/>
-                <w:u w:val="none"/>
-                <w:lang w:val="en-US" w:eastAsia="en-US" w:bidi="ar-SA"/>
-              </w:rPr>
-              <w:t xml:space="preserve">XMPP-сервер: Требует интернет подключения для проверки лицензии, устаревший </w:t>
-            </w:r>
-            <w:r>
-              <w:rPr>
-                <w:rFonts w:eastAsia="ＭＳ 明朝" w:cs="Arial" w:ascii="Ubuntu Sans" w:hAnsi="Ubuntu Sans"/>
-                <w:b w:val="false"/>
-                <w:bCs w:val="false"/>
-                <w:i w:val="false"/>
-                <w:iCs w:val="false"/>
-                <w:strike w:val="false"/>
-                <w:dstrike w:val="false"/>
-                <w:outline w:val="false"/>
-                <w:shadow w:val="false"/>
-                <w:color w:val="000000"/>
-                <w:kern w:val="0"/>
-                <w:sz w:val="24"/>
-                <w:szCs w:val="24"/>
-                <w:u w:val="none"/>
-                <w:lang w:val="en-US" w:eastAsia="en-US" w:bidi="ar-SA"/>
-              </w:rPr>
-              <w:t xml:space="preserve">как </w:t>
-            </w:r>
-            <w:r>
-              <w:rPr>
-                <w:rFonts w:eastAsia="ＭＳ 明朝" w:cs="Arial" w:ascii="Ubuntu Sans" w:hAnsi="Ubuntu Sans"/>
-                <w:b w:val="false"/>
-                <w:bCs w:val="false"/>
-                <w:i w:val="false"/>
-                <w:iCs w:val="false"/>
-                <w:strike w:val="false"/>
-                <w:dstrike w:val="false"/>
-                <w:outline w:val="false"/>
-                <w:shadow w:val="false"/>
-                <w:color w:val="000000"/>
-                <w:kern w:val="0"/>
-                <w:sz w:val="24"/>
-                <w:szCs w:val="24"/>
-                <w:u w:val="none"/>
-                <w:lang w:val="en-US" w:eastAsia="en-US" w:bidi="ar-SA"/>
-              </w:rPr>
-              <w:t xml:space="preserve">UX </w:t>
-            </w:r>
-            <w:r>
-              <w:rPr>
-                <w:rFonts w:eastAsia="ＭＳ 明朝" w:cs="Arial" w:ascii="Ubuntu Sans" w:hAnsi="Ubuntu Sans"/>
-                <w:b w:val="false"/>
-                <w:bCs w:val="false"/>
-                <w:i w:val="false"/>
-                <w:iCs w:val="false"/>
-                <w:strike w:val="false"/>
-                <w:dstrike w:val="false"/>
-                <w:outline w:val="false"/>
-                <w:shadow w:val="false"/>
-                <w:color w:val="000000"/>
-                <w:kern w:val="0"/>
-                <w:sz w:val="24"/>
-                <w:szCs w:val="24"/>
-                <w:u w:val="none"/>
-                <w:lang w:val="en-US" w:eastAsia="en-US" w:bidi="ar-SA"/>
-              </w:rPr>
-              <w:t>так и сам по себе</w:t>
-            </w:r>
-            <w:r>
-              <w:rPr>
-                <w:rFonts w:eastAsia="ＭＳ 明朝" w:cs="Arial" w:ascii="Ubuntu Sans" w:hAnsi="Ubuntu Sans"/>
-                <w:b w:val="false"/>
-                <w:bCs w:val="false"/>
-                <w:i w:val="false"/>
-                <w:iCs w:val="false"/>
-                <w:strike w:val="false"/>
-                <w:dstrike w:val="false"/>
-                <w:outline w:val="false"/>
-                <w:shadow w:val="false"/>
-                <w:color w:val="000000"/>
-                <w:kern w:val="0"/>
-                <w:sz w:val="24"/>
-                <w:szCs w:val="24"/>
-                <w:u w:val="none"/>
-                <w:lang w:val="en-US" w:eastAsia="en-US" w:bidi="ar-SA"/>
-              </w:rPr>
-              <w:t xml:space="preserve">, </w:t>
-            </w:r>
-            <w:r>
-              <w:rPr>
-                <w:rFonts w:eastAsia="ＭＳ 明朝" w:cs="Arial" w:ascii="Ubuntu Sans" w:hAnsi="Ubuntu Sans"/>
-                <w:b w:val="false"/>
-                <w:bCs w:val="false"/>
-                <w:i w:val="false"/>
-                <w:iCs w:val="false"/>
-                <w:strike w:val="false"/>
-                <w:dstrike w:val="false"/>
-                <w:outline w:val="false"/>
-                <w:shadow w:val="false"/>
-                <w:color w:val="000000"/>
-                <w:kern w:val="0"/>
-                <w:sz w:val="24"/>
-                <w:szCs w:val="24"/>
-                <w:u w:val="none"/>
-                <w:lang w:val="en-US" w:eastAsia="en-US" w:bidi="ar-SA"/>
-              </w:rPr>
-              <w:t>фрагментация и расхождения в функционале клиентов.</w:t>
-            </w:r>
-          </w:p>
-          <w:p>
-            <w:pPr>
-              <w:pStyle w:val="Normal"/>
-              <w:widowControl/>
-              <w:spacing w:lineRule="auto" w:line="276" w:before="57" w:after="137"/>
-              <w:jc w:val="start"/>
-              <w:rPr>
-                <w:rFonts w:ascii="Ubuntu Sans" w:hAnsi="Ubuntu Sans" w:eastAsia="ＭＳ 明朝" w:cs="Arial"/>
-                <w:b w:val="false"/>
-                <w:bCs w:val="false"/>
-                <w:i w:val="false"/>
-                <w:iCs w:val="false"/>
-                <w:strike w:val="false"/>
-                <w:dstrike w:val="false"/>
-                <w:outline w:val="false"/>
-                <w:shadow w:val="false"/>
-                <w:color w:val="000000"/>
-                <w:kern w:val="0"/>
-                <w:sz w:val="24"/>
-                <w:szCs w:val="24"/>
-                <w:u w:val="none"/>
-                <w:lang w:val="en-US" w:eastAsia="en-US" w:bidi="ar-SA"/>
-              </w:rPr>
-            </w:pPr>
-            <w:r>
-              <w:rPr>
-                <w:rFonts w:eastAsia="ＭＳ 明朝" w:cs="Arial" w:ascii="Ubuntu Sans" w:hAnsi="Ubuntu Sans"/>
-                <w:b w:val="false"/>
-                <w:bCs w:val="false"/>
-                <w:i w:val="false"/>
-                <w:iCs w:val="false"/>
-                <w:strike w:val="false"/>
-                <w:dstrike w:val="false"/>
-                <w:outline w:val="false"/>
-                <w:shadow w:val="false"/>
-                <w:color w:val="000000"/>
-                <w:kern w:val="0"/>
-                <w:sz w:val="24"/>
-                <w:szCs w:val="24"/>
-                <w:u w:val="none"/>
-                <w:lang w:val="en-US" w:eastAsia="en-US" w:bidi="ar-SA"/>
-              </w:rPr>
-              <w:t>Mattermost: Самый близкий кандидат, однако данный продукт слишком ресурсозатраный для установки/поддержки и избыток ненужного для диспетчеров функционала. Так же требует интернет для проверки Enterprise лицензии.</w:t>
-            </w:r>
-          </w:p>
-          <w:p>
-            <w:pPr>
-              <w:pStyle w:val="Normal"/>
-              <w:widowControl/>
-              <w:spacing w:lineRule="auto" w:line="276" w:before="57" w:after="137"/>
-              <w:jc w:val="start"/>
-              <w:rPr>
-                <w:rFonts w:ascii="Ubuntu Sans" w:hAnsi="Ubuntu Sans" w:eastAsia="ＭＳ 明朝" w:cs="Arial"/>
-                <w:b w:val="false"/>
-                <w:bCs w:val="false"/>
-                <w:i w:val="false"/>
-                <w:iCs w:val="false"/>
-                <w:strike w:val="false"/>
-                <w:dstrike w:val="false"/>
-                <w:outline w:val="false"/>
-                <w:shadow w:val="false"/>
-                <w:color w:val="000000"/>
-                <w:kern w:val="0"/>
-                <w:sz w:val="24"/>
-                <w:szCs w:val="24"/>
-                <w:u w:val="none"/>
-                <w:lang w:val="en-US" w:eastAsia="en-US" w:bidi="ar-SA"/>
-              </w:rPr>
-            </w:pPr>
-            <w:r>
-              <w:rPr>
-                <w:rFonts w:eastAsia="ＭＳ 明朝" w:cs="Arial" w:ascii="Ubuntu Sans" w:hAnsi="Ubuntu Sans"/>
-                <w:b w:val="false"/>
-                <w:bCs w:val="false"/>
-                <w:i w:val="false"/>
-                <w:iCs w:val="false"/>
-                <w:strike w:val="false"/>
-                <w:dstrike w:val="false"/>
-                <w:outline w:val="false"/>
-                <w:shadow w:val="false"/>
-                <w:color w:val="000000"/>
-                <w:kern w:val="0"/>
-                <w:sz w:val="24"/>
-                <w:szCs w:val="24"/>
-                <w:u w:val="none"/>
-                <w:lang w:val="en-US" w:eastAsia="en-US" w:bidi="ar-SA"/>
-              </w:rPr>
-              <w:t>Matrix/Element: По своей сути предполагают подключение к интернету</w:t>
-            </w:r>
-          </w:p>
-        </w:tc>
-      </w:tr>
-      <w:tr>
-        <w:trPr/>
-        <w:tc>
-          <w:tcPr>
-            <w:tcW w:w="555" w:type="dxa"/>
-            <w:tcBorders>
-              <w:top w:val="nil"/>
-              <w:start w:val="single" w:sz="6" w:space="0" w:color="729FCF"/>
-              <w:bottom w:val="single" w:sz="6" w:space="0" w:color="729FCF"/>
-              <w:end w:val="single" w:sz="6" w:space="0" w:color="729FCF"/>
-            </w:tcBorders>
-            <w:shd w:fill="B4C7DC" w:val="clear"/>
-          </w:tcPr>
-          <w:p>
-            <w:pPr>
-              <w:pStyle w:val="Normal"/>
-              <w:widowControl/>
-              <w:spacing w:lineRule="auto" w:line="240" w:before="57" w:after="137"/>
-              <w:ind w:hanging="0" w:start="0"/>
-              <w:jc w:val="center"/>
-              <w:rPr>
-                <w:rFonts w:ascii="Ubuntu Sans" w:hAnsi="Ubuntu Sans" w:eastAsia="ＭＳ 明朝" w:cs="Arial"/>
-                <w:b w:val="false"/>
-                <w:bCs w:val="false"/>
-                <w:i w:val="false"/>
-                <w:iCs w:val="false"/>
-                <w:strike w:val="false"/>
-                <w:dstrike w:val="false"/>
-                <w:outline w:val="false"/>
-                <w:shadow w:val="false"/>
-                <w:color w:val="000000"/>
-                <w:kern w:val="0"/>
-                <w:sz w:val="24"/>
-                <w:szCs w:val="24"/>
-                <w:u w:val="none"/>
-                <w:lang w:val="en-US" w:eastAsia="en-US" w:bidi="ar-SA"/>
-              </w:rPr>
-            </w:pPr>
-            <w:r>
-              <w:rPr>
-                <w:rFonts w:eastAsia="ＭＳ 明朝" w:cs="Arial" w:ascii="Ubuntu Sans" w:hAnsi="Ubuntu Sans"/>
-                <w:b w:val="false"/>
-                <w:bCs w:val="false"/>
-                <w:i w:val="false"/>
-                <w:iCs w:val="false"/>
-                <w:strike w:val="false"/>
-                <w:dstrike w:val="false"/>
-                <w:outline w:val="false"/>
-                <w:shadow w:val="false"/>
-                <w:color w:val="000000"/>
-                <w:kern w:val="0"/>
-                <w:sz w:val="24"/>
-                <w:szCs w:val="24"/>
-                <w:u w:val="none"/>
-                <w:lang w:val="en-US" w:eastAsia="en-US" w:bidi="ar-SA"/>
-              </w:rPr>
-              <w:t>8</w:t>
-            </w:r>
-          </w:p>
-        </w:tc>
-        <w:tc>
-          <w:tcPr>
-            <w:tcW w:w="2165" w:type="dxa"/>
-            <w:tcBorders>
-              <w:top w:val="nil"/>
-              <w:start w:val="single" w:sz="6" w:space="0" w:color="729FCF"/>
-              <w:bottom w:val="single" w:sz="6" w:space="0" w:color="729FCF"/>
-              <w:end w:val="single" w:sz="6" w:space="0" w:color="729FCF"/>
-            </w:tcBorders>
-            <w:shd w:fill="729FCF" w:val="clear"/>
-          </w:tcPr>
-          <w:p>
-            <w:pPr>
-              <w:pStyle w:val="Normal"/>
-              <w:widowControl/>
-              <w:spacing w:lineRule="auto" w:line="240" w:before="57" w:after="137"/>
-              <w:ind w:hanging="0" w:start="0"/>
-              <w:jc w:val="center"/>
-              <w:rPr>
-                <w:rFonts w:ascii="Ubuntu Sans" w:hAnsi="Ubuntu Sans" w:eastAsia="ＭＳ 明朝" w:cs="Arial"/>
-                <w:b w:val="false"/>
-                <w:bCs w:val="false"/>
-                <w:i w:val="false"/>
-                <w:iCs w:val="false"/>
-                <w:strike w:val="false"/>
-                <w:dstrike w:val="false"/>
-                <w:outline w:val="false"/>
-                <w:shadow w:val="false"/>
-                <w:color w:val="000000"/>
-                <w:kern w:val="0"/>
-                <w:sz w:val="24"/>
-                <w:szCs w:val="24"/>
-                <w:u w:val="none"/>
-                <w:lang w:val="en-US" w:eastAsia="en-US" w:bidi="ar-SA"/>
-              </w:rPr>
-            </w:pPr>
-            <w:r>
-              <w:rPr>
-                <w:rFonts w:eastAsia="ＭＳ 明朝" w:cs="Arial" w:ascii="Ubuntu Sans" w:hAnsi="Ubuntu Sans"/>
-                <w:b w:val="false"/>
-                <w:bCs w:val="false"/>
-                <w:i w:val="false"/>
-                <w:iCs w:val="false"/>
-                <w:strike w:val="false"/>
-                <w:dstrike w:val="false"/>
-                <w:outline w:val="false"/>
-                <w:shadow w:val="false"/>
-                <w:color w:val="000000"/>
-                <w:kern w:val="0"/>
-                <w:sz w:val="24"/>
-                <w:szCs w:val="24"/>
-                <w:u w:val="none"/>
-                <w:lang w:val="en-US" w:eastAsia="en-US" w:bidi="ar-SA"/>
-              </w:rPr>
-              <w:t>Архитектурная модель</w:t>
-            </w:r>
-          </w:p>
-        </w:tc>
-        <w:tc>
-          <w:tcPr>
-            <w:tcW w:w="6918" w:type="dxa"/>
-            <w:tcBorders>
-              <w:top w:val="nil"/>
-              <w:start w:val="single" w:sz="6" w:space="0" w:color="729FCF"/>
-              <w:bottom w:val="single" w:sz="6" w:space="0" w:color="729FCF"/>
-              <w:end w:val="single" w:sz="6" w:space="0" w:color="729FCF"/>
-            </w:tcBorders>
-            <w:shd w:fill="B4C7DC" w:val="clear"/>
-          </w:tcPr>
-          <w:p>
-            <w:pPr>
-              <w:pStyle w:val="Normal"/>
-              <w:widowControl/>
+              <w:suppressAutoHyphens w:val="true"/>
               <w:spacing w:lineRule="auto" w:line="276" w:before="57" w:after="137"/>
               <w:jc w:val="start"/>
               <w:rPr>
@@ -2188,6 +4202,7 @@
             <w:pPr>
               <w:pStyle w:val="Normal"/>
               <w:widowControl/>
+              <w:suppressAutoHyphens w:val="true"/>
               <w:spacing w:lineRule="auto" w:line="240" w:before="57" w:after="137"/>
               <w:ind w:hanging="0" w:start="0"/>
               <w:jc w:val="center"/>
@@ -2233,7 +4248,7 @@
         </w:tc>
         <w:tc>
           <w:tcPr>
-            <w:tcW w:w="2165" w:type="dxa"/>
+            <w:tcW w:w="2164" w:type="dxa"/>
             <w:tcBorders>
               <w:top w:val="nil"/>
               <w:start w:val="single" w:sz="6" w:space="0" w:color="729FCF"/>
@@ -2246,6 +4261,7 @@
             <w:pPr>
               <w:pStyle w:val="Normal"/>
               <w:widowControl/>
+              <w:suppressAutoHyphens w:val="true"/>
               <w:spacing w:lineRule="auto" w:line="240" w:before="57" w:after="137"/>
               <w:ind w:hanging="0" w:start="0"/>
               <w:jc w:val="center"/>
@@ -2291,7 +4307,7 @@
         </w:tc>
         <w:tc>
           <w:tcPr>
-            <w:tcW w:w="6918" w:type="dxa"/>
+            <w:tcW w:w="6919" w:type="dxa"/>
             <w:tcBorders>
               <w:top w:val="nil"/>
               <w:start w:val="single" w:sz="6" w:space="0" w:color="729FCF"/>
@@ -2304,6 +4320,7 @@
             <w:pPr>
               <w:pStyle w:val="Normal"/>
               <w:widowControl/>
+              <w:suppressAutoHyphens w:val="true"/>
               <w:spacing w:lineRule="auto" w:line="276" w:before="57" w:after="137"/>
               <w:jc w:val="start"/>
               <w:rPr>
@@ -2363,6 +4380,7 @@
             <w:pPr>
               <w:pStyle w:val="Normal"/>
               <w:widowControl/>
+              <w:suppressAutoHyphens w:val="true"/>
               <w:spacing w:lineRule="auto" w:line="240" w:before="57" w:after="137"/>
               <w:ind w:hanging="0" w:start="0"/>
               <w:jc w:val="center"/>
@@ -2408,7 +4426,7 @@
         </w:tc>
         <w:tc>
           <w:tcPr>
-            <w:tcW w:w="2165" w:type="dxa"/>
+            <w:tcW w:w="2164" w:type="dxa"/>
             <w:tcBorders>
               <w:top w:val="nil"/>
               <w:start w:val="single" w:sz="6" w:space="0" w:color="729FCF"/>
@@ -2421,6 +4439,7 @@
             <w:pPr>
               <w:pStyle w:val="Normal"/>
               <w:widowControl/>
+              <w:suppressAutoHyphens w:val="true"/>
               <w:spacing w:lineRule="auto" w:line="240" w:before="57" w:after="137"/>
               <w:ind w:hanging="0" w:start="0"/>
               <w:jc w:val="center"/>
@@ -2466,7 +4485,7 @@
         </w:tc>
         <w:tc>
           <w:tcPr>
-            <w:tcW w:w="6918" w:type="dxa"/>
+            <w:tcW w:w="6919" w:type="dxa"/>
             <w:tcBorders>
               <w:top w:val="nil"/>
               <w:start w:val="single" w:sz="6" w:space="0" w:color="729FCF"/>
@@ -2479,6 +4498,7 @@
             <w:pPr>
               <w:pStyle w:val="Normal"/>
               <w:widowControl/>
+              <w:suppressAutoHyphens w:val="true"/>
               <w:spacing w:lineRule="auto" w:line="276" w:before="57" w:after="137"/>
               <w:jc w:val="start"/>
               <w:rPr>
@@ -2538,6 +4558,7 @@
             <w:pPr>
               <w:pStyle w:val="Normal"/>
               <w:widowControl/>
+              <w:suppressAutoHyphens w:val="true"/>
               <w:spacing w:lineRule="auto" w:line="240" w:before="57" w:after="137"/>
               <w:ind w:hanging="0" w:start="0"/>
               <w:jc w:val="center"/>
@@ -2583,7 +4604,7 @@
         </w:tc>
         <w:tc>
           <w:tcPr>
-            <w:tcW w:w="2165" w:type="dxa"/>
+            <w:tcW w:w="2164" w:type="dxa"/>
             <w:tcBorders>
               <w:top w:val="nil"/>
               <w:start w:val="single" w:sz="6" w:space="0" w:color="729FCF"/>
@@ -2596,6 +4617,7 @@
             <w:pPr>
               <w:pStyle w:val="Normal"/>
               <w:widowControl/>
+              <w:suppressAutoHyphens w:val="true"/>
               <w:spacing w:lineRule="auto" w:line="240" w:before="57" w:after="137"/>
               <w:ind w:hanging="0" w:start="0"/>
               <w:jc w:val="center"/>
@@ -2641,7 +4663,7 @@
         </w:tc>
         <w:tc>
           <w:tcPr>
-            <w:tcW w:w="6918" w:type="dxa"/>
+            <w:tcW w:w="6919" w:type="dxa"/>
             <w:tcBorders>
               <w:top w:val="nil"/>
               <w:start w:val="single" w:sz="6" w:space="0" w:color="729FCF"/>
@@ -2654,6 +4676,7 @@
             <w:pPr>
               <w:pStyle w:val="Normal"/>
               <w:widowControl/>
+              <w:suppressAutoHyphens w:val="true"/>
               <w:spacing w:lineRule="auto" w:line="276" w:before="57" w:after="137"/>
               <w:jc w:val="start"/>
               <w:rPr>
@@ -2692,6 +4715,7 @@
                 <w:u w:val="none"/>
                 <w:lang w:val="en-US" w:eastAsia="en-US" w:bidi="ar-SA"/>
               </w:rPr>
+              <w:t>https://github.com/finaslo/Cypher-Comm</w:t>
             </w:r>
           </w:p>
         </w:tc>
@@ -2713,6 +4737,7 @@
             <w:pPr>
               <w:pStyle w:val="Normal"/>
               <w:widowControl/>
+              <w:suppressAutoHyphens w:val="true"/>
               <w:spacing w:lineRule="auto" w:line="240" w:before="57" w:after="137"/>
               <w:ind w:hanging="0" w:start="0"/>
               <w:jc w:val="center"/>
@@ -2758,7 +4783,7 @@
         </w:tc>
         <w:tc>
           <w:tcPr>
-            <w:tcW w:w="2165" w:type="dxa"/>
+            <w:tcW w:w="2164" w:type="dxa"/>
             <w:tcBorders>
               <w:top w:val="nil"/>
               <w:start w:val="single" w:sz="6" w:space="0" w:color="729FCF"/>
@@ -2771,6 +4796,7 @@
             <w:pPr>
               <w:pStyle w:val="Normal"/>
               <w:widowControl/>
+              <w:suppressAutoHyphens w:val="true"/>
               <w:spacing w:lineRule="auto" w:line="240" w:before="57" w:after="137"/>
               <w:ind w:hanging="0" w:start="0"/>
               <w:jc w:val="center"/>
@@ -2816,7 +4842,7 @@
         </w:tc>
         <w:tc>
           <w:tcPr>
-            <w:tcW w:w="6918" w:type="dxa"/>
+            <w:tcW w:w="6919" w:type="dxa"/>
             <w:tcBorders>
               <w:top w:val="nil"/>
               <w:start w:val="single" w:sz="6" w:space="0" w:color="729FCF"/>
@@ -2829,6 +4855,7 @@
             <w:pPr>
               <w:pStyle w:val="Normal"/>
               <w:widowControl/>
+              <w:suppressAutoHyphens w:val="true"/>
               <w:spacing w:lineRule="auto" w:line="276" w:before="57" w:after="137"/>
               <w:jc w:val="start"/>
               <w:rPr>
@@ -2888,6 +4915,7 @@
             <w:pPr>
               <w:pStyle w:val="Normal"/>
               <w:widowControl/>
+              <w:suppressAutoHyphens w:val="true"/>
               <w:spacing w:lineRule="auto" w:line="240" w:before="57" w:after="137"/>
               <w:ind w:hanging="0" w:start="0"/>
               <w:jc w:val="center"/>
@@ -2933,7 +4961,7 @@
         </w:tc>
         <w:tc>
           <w:tcPr>
-            <w:tcW w:w="2165" w:type="dxa"/>
+            <w:tcW w:w="2164" w:type="dxa"/>
             <w:tcBorders>
               <w:top w:val="nil"/>
               <w:start w:val="single" w:sz="6" w:space="0" w:color="729FCF"/>
@@ -2946,6 +4974,7 @@
             <w:pPr>
               <w:pStyle w:val="Normal"/>
               <w:widowControl/>
+              <w:suppressAutoHyphens w:val="true"/>
               <w:spacing w:lineRule="auto" w:line="240" w:before="57" w:after="137"/>
               <w:ind w:hanging="0" w:start="0"/>
               <w:jc w:val="center"/>
@@ -2991,7 +5020,7 @@
         </w:tc>
         <w:tc>
           <w:tcPr>
-            <w:tcW w:w="6918" w:type="dxa"/>
+            <w:tcW w:w="6919" w:type="dxa"/>
             <w:tcBorders>
               <w:top w:val="nil"/>
               <w:start w:val="single" w:sz="6" w:space="0" w:color="729FCF"/>
@@ -3004,6 +5033,7 @@
             <w:pPr>
               <w:pStyle w:val="Normal"/>
               <w:widowControl/>
+              <w:suppressAutoHyphens w:val="true"/>
               <w:spacing w:lineRule="auto" w:line="276" w:before="57" w:after="137"/>
               <w:jc w:val="start"/>
               <w:rPr>
@@ -3063,6 +5093,7 @@
             <w:pPr>
               <w:pStyle w:val="Normal"/>
               <w:widowControl/>
+              <w:suppressAutoHyphens w:val="true"/>
               <w:spacing w:lineRule="auto" w:line="240" w:before="57" w:after="137"/>
               <w:ind w:hanging="0" w:start="0"/>
               <w:jc w:val="center"/>
@@ -3108,7 +5139,7 @@
         </w:tc>
         <w:tc>
           <w:tcPr>
-            <w:tcW w:w="2165" w:type="dxa"/>
+            <w:tcW w:w="2164" w:type="dxa"/>
             <w:tcBorders>
               <w:top w:val="nil"/>
               <w:start w:val="single" w:sz="6" w:space="0" w:color="729FCF"/>
@@ -3121,6 +5152,7 @@
             <w:pPr>
               <w:pStyle w:val="Normal"/>
               <w:widowControl/>
+              <w:suppressAutoHyphens w:val="true"/>
               <w:spacing w:lineRule="auto" w:line="240" w:before="57" w:after="137"/>
               <w:ind w:hanging="0" w:start="0"/>
               <w:jc w:val="center"/>
@@ -3166,7 +5198,7 @@
         </w:tc>
         <w:tc>
           <w:tcPr>
-            <w:tcW w:w="6918" w:type="dxa"/>
+            <w:tcW w:w="6919" w:type="dxa"/>
             <w:tcBorders>
               <w:top w:val="nil"/>
               <w:start w:val="single" w:sz="6" w:space="0" w:color="729FCF"/>
@@ -3179,6 +5211,7 @@
             <w:pPr>
               <w:pStyle w:val="Normal"/>
               <w:widowControl/>
+              <w:suppressAutoHyphens w:val="true"/>
               <w:spacing w:lineRule="auto" w:line="276" w:before="57" w:after="137"/>
               <w:jc w:val="start"/>
               <w:rPr>
@@ -3238,6 +5271,7 @@
             <w:pPr>
               <w:pStyle w:val="Normal"/>
               <w:widowControl/>
+              <w:suppressAutoHyphens w:val="true"/>
               <w:spacing w:lineRule="auto" w:line="240" w:before="57" w:after="137"/>
               <w:ind w:hanging="0" w:start="0"/>
               <w:jc w:val="center"/>
@@ -3283,7 +5317,7 @@
         </w:tc>
         <w:tc>
           <w:tcPr>
-            <w:tcW w:w="2165" w:type="dxa"/>
+            <w:tcW w:w="2164" w:type="dxa"/>
             <w:tcBorders>
               <w:top w:val="nil"/>
               <w:start w:val="single" w:sz="6" w:space="0" w:color="729FCF"/>
@@ -3296,6 +5330,7 @@
             <w:pPr>
               <w:pStyle w:val="Normal"/>
               <w:widowControl/>
+              <w:suppressAutoHyphens w:val="true"/>
               <w:spacing w:lineRule="auto" w:line="240" w:before="57" w:after="137"/>
               <w:ind w:hanging="0" w:start="0"/>
               <w:jc w:val="center"/>
@@ -3341,7 +5376,7 @@
         </w:tc>
         <w:tc>
           <w:tcPr>
-            <w:tcW w:w="6918" w:type="dxa"/>
+            <w:tcW w:w="6919" w:type="dxa"/>
             <w:tcBorders>
               <w:top w:val="nil"/>
               <w:start w:val="single" w:sz="6" w:space="0" w:color="729FCF"/>
@@ -3354,6 +5389,7 @@
             <w:pPr>
               <w:pStyle w:val="Normal"/>
               <w:widowControl/>
+              <w:suppressAutoHyphens w:val="true"/>
               <w:spacing w:lineRule="auto" w:line="276" w:before="57" w:after="137"/>
               <w:jc w:val="start"/>
               <w:rPr>
@@ -3592,6 +5628,7 @@
         </w:tabs>
         <w:ind w:start="1080" w:hanging="360"/>
       </w:pPr>
+      <w:rPr/>
     </w:lvl>
     <w:lvl w:ilvl="2">
       <w:start w:val="1"/>
@@ -3604,6 +5641,7 @@
         </w:tabs>
         <w:ind w:start="1440" w:hanging="360"/>
       </w:pPr>
+      <w:rPr/>
     </w:lvl>
     <w:lvl w:ilvl="3">
       <w:start w:val="1"/>
@@ -3616,6 +5654,7 @@
         </w:tabs>
         <w:ind w:start="1800" w:hanging="360"/>
       </w:pPr>
+      <w:rPr/>
     </w:lvl>
     <w:lvl w:ilvl="4">
       <w:start w:val="1"/>
@@ -3628,6 +5667,7 @@
         </w:tabs>
         <w:ind w:start="2160" w:hanging="360"/>
       </w:pPr>
+      <w:rPr/>
     </w:lvl>
     <w:lvl w:ilvl="5">
       <w:start w:val="1"/>
@@ -3640,6 +5680,7 @@
         </w:tabs>
         <w:ind w:start="2520" w:hanging="360"/>
       </w:pPr>
+      <w:rPr/>
     </w:lvl>
     <w:lvl w:ilvl="6">
       <w:start w:val="1"/>
@@ -3652,6 +5693,7 @@
         </w:tabs>
         <w:ind w:start="2880" w:hanging="360"/>
       </w:pPr>
+      <w:rPr/>
     </w:lvl>
     <w:lvl w:ilvl="7">
       <w:start w:val="1"/>
@@ -3664,6 +5706,7 @@
         </w:tabs>
         <w:ind w:start="3240" w:hanging="360"/>
       </w:pPr>
+      <w:rPr/>
     </w:lvl>
     <w:lvl w:ilvl="8">
       <w:start w:val="1"/>
@@ -3676,6 +5719,7 @@
         </w:tabs>
         <w:ind w:start="3600" w:hanging="360"/>
       </w:pPr>
+      <w:rPr/>
     </w:lvl>
   </w:abstractNum>
   <w:abstractNum w:abstractNumId="2">
@@ -3705,6 +5749,7 @@
         </w:tabs>
         <w:ind w:start="1080" w:hanging="360"/>
       </w:pPr>
+      <w:rPr/>
     </w:lvl>
     <w:lvl w:ilvl="2">
       <w:start w:val="1"/>
@@ -3717,6 +5762,7 @@
         </w:tabs>
         <w:ind w:start="1440" w:hanging="360"/>
       </w:pPr>
+      <w:rPr/>
     </w:lvl>
     <w:lvl w:ilvl="3">
       <w:start w:val="1"/>
@@ -3729,6 +5775,7 @@
         </w:tabs>
         <w:ind w:start="1800" w:hanging="360"/>
       </w:pPr>
+      <w:rPr/>
     </w:lvl>
     <w:lvl w:ilvl="4">
       <w:start w:val="1"/>
@@ -3741,6 +5788,7 @@
         </w:tabs>
         <w:ind w:start="2160" w:hanging="360"/>
       </w:pPr>
+      <w:rPr/>
     </w:lvl>
     <w:lvl w:ilvl="5">
       <w:start w:val="1"/>
@@ -3753,6 +5801,7 @@
         </w:tabs>
         <w:ind w:start="2520" w:hanging="360"/>
       </w:pPr>
+      <w:rPr/>
     </w:lvl>
     <w:lvl w:ilvl="6">
       <w:start w:val="1"/>
@@ -3765,6 +5814,7 @@
         </w:tabs>
         <w:ind w:start="2880" w:hanging="360"/>
       </w:pPr>
+      <w:rPr/>
     </w:lvl>
     <w:lvl w:ilvl="7">
       <w:start w:val="1"/>
@@ -3777,6 +5827,7 @@
         </w:tabs>
         <w:ind w:start="3240" w:hanging="360"/>
       </w:pPr>
+      <w:rPr/>
     </w:lvl>
     <w:lvl w:ilvl="8">
       <w:start w:val="1"/>
@@ -3789,6 +5840,7 @@
         </w:tabs>
         <w:ind w:start="3600" w:hanging="360"/>
       </w:pPr>
+      <w:rPr/>
     </w:lvl>
   </w:abstractNum>
   <w:abstractNum w:abstractNumId="3">
@@ -3818,6 +5870,7 @@
         </w:tabs>
         <w:ind w:start="1080" w:hanging="360"/>
       </w:pPr>
+      <w:rPr/>
     </w:lvl>
     <w:lvl w:ilvl="2">
       <w:start w:val="1"/>
@@ -3830,6 +5883,7 @@
         </w:tabs>
         <w:ind w:start="1440" w:hanging="360"/>
       </w:pPr>
+      <w:rPr/>
     </w:lvl>
     <w:lvl w:ilvl="3">
       <w:start w:val="1"/>
@@ -3842,6 +5896,7 @@
         </w:tabs>
         <w:ind w:start="1800" w:hanging="360"/>
       </w:pPr>
+      <w:rPr/>
     </w:lvl>
     <w:lvl w:ilvl="4">
       <w:start w:val="1"/>
@@ -3854,6 +5909,7 @@
         </w:tabs>
         <w:ind w:start="2160" w:hanging="360"/>
       </w:pPr>
+      <w:rPr/>
     </w:lvl>
     <w:lvl w:ilvl="5">
       <w:start w:val="1"/>
@@ -3866,6 +5922,7 @@
         </w:tabs>
         <w:ind w:start="2520" w:hanging="360"/>
       </w:pPr>
+      <w:rPr/>
     </w:lvl>
     <w:lvl w:ilvl="6">
       <w:start w:val="1"/>
@@ -3878,6 +5935,7 @@
         </w:tabs>
         <w:ind w:start="2880" w:hanging="360"/>
       </w:pPr>
+      <w:rPr/>
     </w:lvl>
     <w:lvl w:ilvl="7">
       <w:start w:val="1"/>
@@ -3890,6 +5948,7 @@
         </w:tabs>
         <w:ind w:start="3240" w:hanging="360"/>
       </w:pPr>
+      <w:rPr/>
     </w:lvl>
     <w:lvl w:ilvl="8">
       <w:start w:val="1"/>
@@ -3902,6 +5961,7 @@
         </w:tabs>
         <w:ind w:start="3600" w:hanging="360"/>
       </w:pPr>
+      <w:rPr/>
     </w:lvl>
   </w:abstractNum>
   <w:abstractNum w:abstractNumId="4">
@@ -3929,6 +5989,7 @@
         </w:tabs>
         <w:ind w:start="1080" w:hanging="360"/>
       </w:pPr>
+      <w:rPr/>
     </w:lvl>
     <w:lvl w:ilvl="2">
       <w:start w:val="1"/>
@@ -3941,6 +6002,7 @@
         </w:tabs>
         <w:ind w:start="1440" w:hanging="360"/>
       </w:pPr>
+      <w:rPr/>
     </w:lvl>
     <w:lvl w:ilvl="3">
       <w:start w:val="1"/>
@@ -3953,6 +6015,7 @@
         </w:tabs>
         <w:ind w:start="1800" w:hanging="360"/>
       </w:pPr>
+      <w:rPr/>
     </w:lvl>
     <w:lvl w:ilvl="4">
       <w:start w:val="1"/>
@@ -3965,6 +6028,7 @@
         </w:tabs>
         <w:ind w:start="2160" w:hanging="360"/>
       </w:pPr>
+      <w:rPr/>
     </w:lvl>
     <w:lvl w:ilvl="5">
       <w:start w:val="1"/>
@@ -3977,6 +6041,7 @@
         </w:tabs>
         <w:ind w:start="2520" w:hanging="360"/>
       </w:pPr>
+      <w:rPr/>
     </w:lvl>
     <w:lvl w:ilvl="6">
       <w:start w:val="1"/>
@@ -3989,6 +6054,7 @@
         </w:tabs>
         <w:ind w:start="2880" w:hanging="360"/>
       </w:pPr>
+      <w:rPr/>
     </w:lvl>
     <w:lvl w:ilvl="7">
       <w:start w:val="1"/>
@@ -4001,6 +6067,7 @@
         </w:tabs>
         <w:ind w:start="3240" w:hanging="360"/>
       </w:pPr>
+      <w:rPr/>
     </w:lvl>
     <w:lvl w:ilvl="8">
       <w:start w:val="1"/>
@@ -4013,6 +6080,7 @@
         </w:tabs>
         <w:ind w:start="3600" w:hanging="360"/>
       </w:pPr>
+      <w:rPr/>
     </w:lvl>
   </w:abstractNum>
   <w:abstractNum w:abstractNumId="5">
@@ -4040,6 +6108,7 @@
         </w:tabs>
         <w:ind w:start="1080" w:hanging="360"/>
       </w:pPr>
+      <w:rPr/>
     </w:lvl>
     <w:lvl w:ilvl="2">
       <w:start w:val="1"/>
@@ -4052,6 +6121,7 @@
         </w:tabs>
         <w:ind w:start="1440" w:hanging="360"/>
       </w:pPr>
+      <w:rPr/>
     </w:lvl>
     <w:lvl w:ilvl="3">
       <w:start w:val="1"/>
@@ -4064,6 +6134,7 @@
         </w:tabs>
         <w:ind w:start="1800" w:hanging="360"/>
       </w:pPr>
+      <w:rPr/>
     </w:lvl>
     <w:lvl w:ilvl="4">
       <w:start w:val="1"/>
@@ -4076,6 +6147,7 @@
         </w:tabs>
         <w:ind w:start="2160" w:hanging="360"/>
       </w:pPr>
+      <w:rPr/>
     </w:lvl>
     <w:lvl w:ilvl="5">
       <w:start w:val="1"/>
@@ -4088,6 +6160,7 @@
         </w:tabs>
         <w:ind w:start="2520" w:hanging="360"/>
       </w:pPr>
+      <w:rPr/>
     </w:lvl>
     <w:lvl w:ilvl="6">
       <w:start w:val="1"/>
@@ -4100,6 +6173,7 @@
         </w:tabs>
         <w:ind w:start="2880" w:hanging="360"/>
       </w:pPr>
+      <w:rPr/>
     </w:lvl>
     <w:lvl w:ilvl="7">
       <w:start w:val="1"/>
@@ -4112,6 +6186,7 @@
         </w:tabs>
         <w:ind w:start="3240" w:hanging="360"/>
       </w:pPr>
+      <w:rPr/>
     </w:lvl>
     <w:lvl w:ilvl="8">
       <w:start w:val="1"/>
@@ -4124,6 +6199,7 @@
         </w:tabs>
         <w:ind w:start="3600" w:hanging="360"/>
       </w:pPr>
+      <w:rPr/>
     </w:lvl>
   </w:abstractNum>
   <w:abstractNum w:abstractNumId="6">
@@ -4151,6 +6227,7 @@
         </w:tabs>
         <w:ind w:start="1080" w:hanging="360"/>
       </w:pPr>
+      <w:rPr/>
     </w:lvl>
     <w:lvl w:ilvl="2">
       <w:start w:val="1"/>
@@ -4163,6 +6240,7 @@
         </w:tabs>
         <w:ind w:start="1440" w:hanging="360"/>
       </w:pPr>
+      <w:rPr/>
     </w:lvl>
     <w:lvl w:ilvl="3">
       <w:start w:val="1"/>
@@ -4175,6 +6253,7 @@
         </w:tabs>
         <w:ind w:start="1800" w:hanging="360"/>
       </w:pPr>
+      <w:rPr/>
     </w:lvl>
     <w:lvl w:ilvl="4">
       <w:start w:val="1"/>
@@ -4187,6 +6266,7 @@
         </w:tabs>
         <w:ind w:start="2160" w:hanging="360"/>
       </w:pPr>
+      <w:rPr/>
     </w:lvl>
     <w:lvl w:ilvl="5">
       <w:start w:val="1"/>
@@ -4199,6 +6279,7 @@
         </w:tabs>
         <w:ind w:start="2520" w:hanging="360"/>
       </w:pPr>
+      <w:rPr/>
     </w:lvl>
     <w:lvl w:ilvl="6">
       <w:start w:val="1"/>
@@ -4211,6 +6292,7 @@
         </w:tabs>
         <w:ind w:start="2880" w:hanging="360"/>
       </w:pPr>
+      <w:rPr/>
     </w:lvl>
     <w:lvl w:ilvl="7">
       <w:start w:val="1"/>
@@ -4223,6 +6305,7 @@
         </w:tabs>
         <w:ind w:start="3240" w:hanging="360"/>
       </w:pPr>
+      <w:rPr/>
     </w:lvl>
     <w:lvl w:ilvl="8">
       <w:start w:val="1"/>
@@ -4235,6 +6318,7 @@
         </w:tabs>
         <w:ind w:start="3600" w:hanging="360"/>
       </w:pPr>
+      <w:rPr/>
     </w:lvl>
   </w:abstractNum>
   <w:abstractNum w:abstractNumId="7">
@@ -4385,7 +6469,7 @@
   <w:docDefaults>
     <w:rPrDefault>
       <w:rPr>
-        <w:rFonts w:ascii="Cambria" w:hAnsi="Cambria" w:eastAsia="ＭＳ 明朝" w:cs="Arial" w:asciiTheme="minorHAnsi" w:cstheme="minorBidi" w:eastAsiaTheme="minorEastAsia" w:hAnsiTheme="minorHAnsi"/>
+        <w:rFonts w:ascii="Cambria" w:hAnsi="Cambria" w:eastAsia="" w:cs="" w:asciiTheme="minorHAnsi" w:cstheme="minorBidi" w:eastAsiaTheme="minorEastAsia" w:hAnsiTheme="minorHAnsi"/>
         <w:sz w:val="22"/>
         <w:szCs w:val="22"/>
         <w:lang w:val="en-US" w:eastAsia="en-US" w:bidi="ar-SA"/>
@@ -4772,12 +6856,13 @@
     <w:rsid w:val="00fc693f"/>
     <w:pPr>
       <w:widowControl/>
+      <w:suppressAutoHyphens w:val="true"/>
       <w:bidi w:val="0"/>
       <w:spacing w:lineRule="auto" w:line="252" w:before="0" w:after="120"/>
       <w:jc w:val="start"/>
     </w:pPr>
     <w:rPr>
-      <w:rFonts w:ascii="Times New Roman" w:hAnsi="Times New Roman" w:eastAsia="ＭＳ 明朝" w:cs="Arial" w:cstheme="minorBidi" w:eastAsiaTheme="minorEastAsia"/>
+      <w:rFonts w:ascii="Times New Roman" w:hAnsi="Times New Roman" w:eastAsia="" w:cs="" w:cstheme="minorBidi" w:eastAsiaTheme="minorEastAsia"/>
       <w:color w:val="auto"/>
       <w:kern w:val="0"/>
       <w:sz w:val="28"/>
@@ -4800,7 +6885,7 @@
       <w:outlineLvl w:val="0"/>
     </w:pPr>
     <w:rPr>
-      <w:rFonts w:ascii="Calibri" w:hAnsi="Calibri" w:eastAsia="ＭＳ ゴシック" w:cs="Times New Roman" w:asciiTheme="majorHAnsi" w:cstheme="majorBidi" w:eastAsiaTheme="majorEastAsia" w:hAnsiTheme="majorHAnsi"/>
+      <w:rFonts w:ascii="Calibri" w:hAnsi="Calibri" w:eastAsia="" w:cs="" w:asciiTheme="majorHAnsi" w:cstheme="majorBidi" w:eastAsiaTheme="majorEastAsia" w:hAnsiTheme="majorHAnsi"/>
       <w:b/>
       <w:bCs/>
       <w:color w:val="14364C"/>
@@ -4824,7 +6909,7 @@
       <w:outlineLvl w:val="1"/>
     </w:pPr>
     <w:rPr>
-      <w:rFonts w:ascii="Calibri" w:hAnsi="Calibri" w:eastAsia="ＭＳ ゴシック" w:cs="Times New Roman" w:asciiTheme="majorHAnsi" w:cstheme="majorBidi" w:eastAsiaTheme="majorEastAsia" w:hAnsiTheme="majorHAnsi"/>
+      <w:rFonts w:ascii="Calibri" w:hAnsi="Calibri" w:eastAsia="" w:cs="" w:asciiTheme="majorHAnsi" w:cstheme="majorBidi" w:eastAsiaTheme="majorEastAsia" w:hAnsiTheme="majorHAnsi"/>
       <w:b/>
       <w:bCs/>
       <w:color w:val="14364C"/>
@@ -4847,7 +6932,7 @@
       <w:outlineLvl w:val="2"/>
     </w:pPr>
     <w:rPr>
-      <w:rFonts w:ascii="Calibri" w:hAnsi="Calibri" w:eastAsia="ＭＳ ゴシック" w:cs="Times New Roman" w:asciiTheme="majorHAnsi" w:cstheme="majorBidi" w:eastAsiaTheme="majorEastAsia" w:hAnsiTheme="majorHAnsi"/>
+      <w:rFonts w:ascii="Calibri" w:hAnsi="Calibri" w:eastAsia="" w:cs="" w:asciiTheme="majorHAnsi" w:cstheme="majorBidi" w:eastAsiaTheme="majorEastAsia" w:hAnsiTheme="majorHAnsi"/>
       <w:b/>
       <w:bCs/>
       <w:color w:themeColor="accent1" w:val="4F81BD"/>
@@ -4870,7 +6955,7 @@
       <w:outlineLvl w:val="3"/>
     </w:pPr>
     <w:rPr>
-      <w:rFonts w:ascii="Calibri" w:hAnsi="Calibri" w:eastAsia="ＭＳ ゴシック" w:cs="Times New Roman" w:asciiTheme="majorHAnsi" w:cstheme="majorBidi" w:eastAsiaTheme="majorEastAsia" w:hAnsiTheme="majorHAnsi"/>
+      <w:rFonts w:ascii="Calibri" w:hAnsi="Calibri" w:eastAsia="" w:cs="" w:asciiTheme="majorHAnsi" w:cstheme="majorBidi" w:eastAsiaTheme="majorEastAsia" w:hAnsiTheme="majorHAnsi"/>
       <w:b/>
       <w:bCs/>
       <w:i/>
@@ -4895,7 +6980,7 @@
       <w:outlineLvl w:val="4"/>
     </w:pPr>
     <w:rPr>
-      <w:rFonts w:ascii="Calibri" w:hAnsi="Calibri" w:eastAsia="ＭＳ ゴシック" w:cs="Times New Roman" w:asciiTheme="majorHAnsi" w:cstheme="majorBidi" w:eastAsiaTheme="majorEastAsia" w:hAnsiTheme="majorHAnsi"/>
+      <w:rFonts w:ascii="Calibri" w:hAnsi="Calibri" w:eastAsia="" w:cs="" w:asciiTheme="majorHAnsi" w:cstheme="majorBidi" w:eastAsiaTheme="majorEastAsia" w:hAnsiTheme="majorHAnsi"/>
       <w:color w:themeColor="accent1" w:themeShade="7f" w:val="243F60"/>
     </w:rPr>
   </w:style>
@@ -4916,7 +7001,7 @@
       <w:outlineLvl w:val="5"/>
     </w:pPr>
     <w:rPr>
-      <w:rFonts w:ascii="Calibri" w:hAnsi="Calibri" w:eastAsia="ＭＳ ゴシック" w:cs="Times New Roman" w:asciiTheme="majorHAnsi" w:cstheme="majorBidi" w:eastAsiaTheme="majorEastAsia" w:hAnsiTheme="majorHAnsi"/>
+      <w:rFonts w:ascii="Calibri" w:hAnsi="Calibri" w:eastAsia="" w:cs="" w:asciiTheme="majorHAnsi" w:cstheme="majorBidi" w:eastAsiaTheme="majorEastAsia" w:hAnsiTheme="majorHAnsi"/>
       <w:i/>
       <w:iCs/>
       <w:color w:themeColor="accent1" w:themeShade="7f" w:val="243F60"/>
@@ -4939,7 +7024,7 @@
       <w:outlineLvl w:val="6"/>
     </w:pPr>
     <w:rPr>
-      <w:rFonts w:ascii="Calibri" w:hAnsi="Calibri" w:eastAsia="ＭＳ ゴシック" w:cs="Times New Roman" w:asciiTheme="majorHAnsi" w:cstheme="majorBidi" w:eastAsiaTheme="majorEastAsia" w:hAnsiTheme="majorHAnsi"/>
+      <w:rFonts w:ascii="Calibri" w:hAnsi="Calibri" w:eastAsia="" w:cs="" w:asciiTheme="majorHAnsi" w:cstheme="majorBidi" w:eastAsiaTheme="majorEastAsia" w:hAnsiTheme="majorHAnsi"/>
       <w:i/>
       <w:iCs/>
       <w:color w:themeColor="text1" w:themeTint="bf" w:val="404040"/>
@@ -4962,7 +7047,7 @@
       <w:outlineLvl w:val="7"/>
     </w:pPr>
     <w:rPr>
-      <w:rFonts w:ascii="Calibri" w:hAnsi="Calibri" w:eastAsia="ＭＳ ゴシック" w:cs="Times New Roman" w:asciiTheme="majorHAnsi" w:cstheme="majorBidi" w:eastAsiaTheme="majorEastAsia" w:hAnsiTheme="majorHAnsi"/>
+      <w:rFonts w:ascii="Calibri" w:hAnsi="Calibri" w:eastAsia="" w:cs="" w:asciiTheme="majorHAnsi" w:cstheme="majorBidi" w:eastAsiaTheme="majorEastAsia" w:hAnsiTheme="majorHAnsi"/>
       <w:color w:themeColor="accent1" w:val="4F81BD"/>
       <w:sz w:val="20"/>
       <w:szCs w:val="20"/>
@@ -4985,7 +7070,7 @@
       <w:outlineLvl w:val="8"/>
     </w:pPr>
     <w:rPr>
-      <w:rFonts w:ascii="Calibri" w:hAnsi="Calibri" w:eastAsia="ＭＳ ゴシック" w:cs="Times New Roman" w:asciiTheme="majorHAnsi" w:cstheme="majorBidi" w:eastAsiaTheme="majorEastAsia" w:hAnsiTheme="majorHAnsi"/>
+      <w:rFonts w:ascii="Calibri" w:hAnsi="Calibri" w:eastAsia="" w:cs="" w:asciiTheme="majorHAnsi" w:cstheme="majorBidi" w:eastAsiaTheme="majorEastAsia" w:hAnsiTheme="majorHAnsi"/>
       <w:i/>
       <w:iCs/>
       <w:color w:themeColor="text1" w:themeTint="bf" w:val="404040"/>
@@ -5027,7 +7112,7 @@
     <w:qFormat/>
     <w:rsid w:val="00fc693f"/>
     <w:rPr>
-      <w:rFonts w:ascii="Calibri" w:hAnsi="Calibri" w:eastAsia="ＭＳ ゴシック" w:cs="Times New Roman" w:asciiTheme="majorHAnsi" w:cstheme="majorBidi" w:eastAsiaTheme="majorEastAsia" w:hAnsiTheme="majorHAnsi"/>
+      <w:rFonts w:ascii="Calibri" w:hAnsi="Calibri" w:eastAsia="" w:cs="" w:asciiTheme="majorHAnsi" w:cstheme="majorBidi" w:eastAsiaTheme="majorEastAsia" w:hAnsiTheme="majorHAnsi"/>
       <w:b/>
       <w:bCs/>
       <w:color w:themeColor="accent1" w:themeShade="bf" w:val="365F91"/>
@@ -5043,7 +7128,7 @@
     <w:qFormat/>
     <w:rsid w:val="00fc693f"/>
     <w:rPr>
-      <w:rFonts w:ascii="Calibri" w:hAnsi="Calibri" w:eastAsia="ＭＳ ゴシック" w:cs="Times New Roman" w:asciiTheme="majorHAnsi" w:cstheme="majorBidi" w:eastAsiaTheme="majorEastAsia" w:hAnsiTheme="majorHAnsi"/>
+      <w:rFonts w:ascii="Calibri" w:hAnsi="Calibri" w:eastAsia="" w:cs="" w:asciiTheme="majorHAnsi" w:cstheme="majorBidi" w:eastAsiaTheme="majorEastAsia" w:hAnsiTheme="majorHAnsi"/>
       <w:b/>
       <w:bCs/>
       <w:color w:themeColor="accent1" w:val="4F81BD"/>
@@ -5059,7 +7144,7 @@
     <w:qFormat/>
     <w:rsid w:val="00fc693f"/>
     <w:rPr>
-      <w:rFonts w:ascii="Calibri" w:hAnsi="Calibri" w:eastAsia="ＭＳ ゴシック" w:cs="Times New Roman" w:asciiTheme="majorHAnsi" w:cstheme="majorBidi" w:eastAsiaTheme="majorEastAsia" w:hAnsiTheme="majorHAnsi"/>
+      <w:rFonts w:ascii="Calibri" w:hAnsi="Calibri" w:eastAsia="" w:cs="" w:asciiTheme="majorHAnsi" w:cstheme="majorBidi" w:eastAsiaTheme="majorEastAsia" w:hAnsiTheme="majorHAnsi"/>
       <w:b/>
       <w:bCs/>
       <w:color w:themeColor="accent1" w:val="4F81BD"/>
@@ -5073,7 +7158,7 @@
     <w:qFormat/>
     <w:rsid w:val="00fc693f"/>
     <w:rPr>
-      <w:rFonts w:ascii="Calibri" w:hAnsi="Calibri" w:eastAsia="ＭＳ ゴシック" w:cs="Times New Roman" w:asciiTheme="majorHAnsi" w:cstheme="majorBidi" w:eastAsiaTheme="majorEastAsia" w:hAnsiTheme="majorHAnsi"/>
+      <w:rFonts w:ascii="Calibri" w:hAnsi="Calibri" w:eastAsia="" w:cs="" w:asciiTheme="majorHAnsi" w:cstheme="majorBidi" w:eastAsiaTheme="majorEastAsia" w:hAnsiTheme="majorHAnsi"/>
       <w:color w:themeColor="text2" w:themeShade="bf" w:val="17365D"/>
       <w:spacing w:val="5"/>
       <w:kern w:val="2"/>
@@ -5089,7 +7174,7 @@
     <w:qFormat/>
     <w:rsid w:val="00fc693f"/>
     <w:rPr>
-      <w:rFonts w:ascii="Calibri" w:hAnsi="Calibri" w:eastAsia="ＭＳ ゴシック" w:cs="Times New Roman" w:asciiTheme="majorHAnsi" w:cstheme="majorBidi" w:eastAsiaTheme="majorEastAsia" w:hAnsiTheme="majorHAnsi"/>
+      <w:rFonts w:ascii="Calibri" w:hAnsi="Calibri" w:eastAsia="" w:cs="" w:asciiTheme="majorHAnsi" w:cstheme="majorBidi" w:eastAsiaTheme="majorEastAsia" w:hAnsiTheme="majorHAnsi"/>
       <w:i/>
       <w:iCs/>
       <w:color w:themeColor="accent1" w:val="4F81BD"/>
@@ -5162,7 +7247,7 @@
     <w:qFormat/>
     <w:rsid w:val="00fc693f"/>
     <w:rPr>
-      <w:rFonts w:ascii="Calibri" w:hAnsi="Calibri" w:eastAsia="ＭＳ ゴシック" w:cs="Times New Roman" w:asciiTheme="majorHAnsi" w:cstheme="majorBidi" w:eastAsiaTheme="majorEastAsia" w:hAnsiTheme="majorHAnsi"/>
+      <w:rFonts w:ascii="Calibri" w:hAnsi="Calibri" w:eastAsia="" w:cs="" w:asciiTheme="majorHAnsi" w:cstheme="majorBidi" w:eastAsiaTheme="majorEastAsia" w:hAnsiTheme="majorHAnsi"/>
       <w:b/>
       <w:bCs/>
       <w:i/>
@@ -5179,7 +7264,7 @@
     <w:qFormat/>
     <w:rsid w:val="00fc693f"/>
     <w:rPr>
-      <w:rFonts w:ascii="Calibri" w:hAnsi="Calibri" w:eastAsia="ＭＳ ゴシック" w:cs="Times New Roman" w:asciiTheme="majorHAnsi" w:cstheme="majorBidi" w:eastAsiaTheme="majorEastAsia" w:hAnsiTheme="majorHAnsi"/>
+      <w:rFonts w:ascii="Calibri" w:hAnsi="Calibri" w:eastAsia="" w:cs="" w:asciiTheme="majorHAnsi" w:cstheme="majorBidi" w:eastAsiaTheme="majorEastAsia" w:hAnsiTheme="majorHAnsi"/>
       <w:color w:themeColor="accent1" w:themeShade="7f" w:val="243F60"/>
     </w:rPr>
   </w:style>
@@ -5192,7 +7277,7 @@
     <w:qFormat/>
     <w:rsid w:val="00fc693f"/>
     <w:rPr>
-      <w:rFonts w:ascii="Calibri" w:hAnsi="Calibri" w:eastAsia="ＭＳ ゴシック" w:cs="Times New Roman" w:asciiTheme="majorHAnsi" w:cstheme="majorBidi" w:eastAsiaTheme="majorEastAsia" w:hAnsiTheme="majorHAnsi"/>
+      <w:rFonts w:ascii="Calibri" w:hAnsi="Calibri" w:eastAsia="" w:cs="" w:asciiTheme="majorHAnsi" w:cstheme="majorBidi" w:eastAsiaTheme="majorEastAsia" w:hAnsiTheme="majorHAnsi"/>
       <w:i/>
       <w:iCs/>
       <w:color w:themeColor="accent1" w:themeShade="7f" w:val="243F60"/>
@@ -5207,7 +7292,7 @@
     <w:qFormat/>
     <w:rsid w:val="00fc693f"/>
     <w:rPr>
-      <w:rFonts w:ascii="Calibri" w:hAnsi="Calibri" w:eastAsia="ＭＳ ゴシック" w:cs="Times New Roman" w:asciiTheme="majorHAnsi" w:cstheme="majorBidi" w:eastAsiaTheme="majorEastAsia" w:hAnsiTheme="majorHAnsi"/>
+      <w:rFonts w:ascii="Calibri" w:hAnsi="Calibri" w:eastAsia="" w:cs="" w:asciiTheme="majorHAnsi" w:cstheme="majorBidi" w:eastAsiaTheme="majorEastAsia" w:hAnsiTheme="majorHAnsi"/>
       <w:i/>
       <w:iCs/>
       <w:color w:themeColor="text1" w:themeTint="bf" w:val="404040"/>
@@ -5222,7 +7307,7 @@
     <w:qFormat/>
     <w:rsid w:val="00fc693f"/>
     <w:rPr>
-      <w:rFonts w:ascii="Calibri" w:hAnsi="Calibri" w:eastAsia="ＭＳ ゴシック" w:cs="Times New Roman" w:asciiTheme="majorHAnsi" w:cstheme="majorBidi" w:eastAsiaTheme="majorEastAsia" w:hAnsiTheme="majorHAnsi"/>
+      <w:rFonts w:ascii="Calibri" w:hAnsi="Calibri" w:eastAsia="" w:cs="" w:asciiTheme="majorHAnsi" w:cstheme="majorBidi" w:eastAsiaTheme="majorEastAsia" w:hAnsiTheme="majorHAnsi"/>
       <w:color w:themeColor="accent1" w:val="4F81BD"/>
       <w:sz w:val="20"/>
       <w:szCs w:val="20"/>
@@ -5237,7 +7322,7 @@
     <w:qFormat/>
     <w:rsid w:val="00fc693f"/>
     <w:rPr>
-      <w:rFonts w:ascii="Calibri" w:hAnsi="Calibri" w:eastAsia="ＭＳ ゴシック" w:cs="Times New Roman" w:asciiTheme="majorHAnsi" w:cstheme="majorBidi" w:eastAsiaTheme="majorEastAsia" w:hAnsiTheme="majorHAnsi"/>
+      <w:rFonts w:ascii="Calibri" w:hAnsi="Calibri" w:eastAsia="" w:cs="" w:asciiTheme="majorHAnsi" w:cstheme="majorBidi" w:eastAsiaTheme="majorEastAsia" w:hAnsiTheme="majorHAnsi"/>
       <w:i/>
       <w:iCs/>
       <w:color w:themeColor="text1" w:themeTint="bf" w:val="404040"/>
@@ -5465,12 +7550,13 @@
     <w:rsid w:val="00fc693f"/>
     <w:pPr>
       <w:widowControl/>
+      <w:suppressAutoHyphens w:val="true"/>
       <w:bidi w:val="0"/>
       <w:spacing w:lineRule="auto" w:line="240" w:before="0" w:after="0"/>
       <w:jc w:val="start"/>
     </w:pPr>
     <w:rPr>
-      <w:rFonts w:ascii="Cambria" w:hAnsi="Cambria" w:eastAsia="ＭＳ 明朝" w:cs="Arial" w:asciiTheme="minorHAnsi" w:cstheme="minorBidi" w:eastAsiaTheme="minorEastAsia" w:hAnsiTheme="minorHAnsi"/>
+      <w:rFonts w:ascii="Cambria" w:hAnsi="Cambria" w:eastAsia="" w:cs="" w:asciiTheme="minorHAnsi" w:cstheme="minorBidi" w:eastAsiaTheme="minorEastAsia" w:hAnsiTheme="minorHAnsi"/>
       <w:color w:val="auto"/>
       <w:kern w:val="0"/>
       <w:sz w:val="22"/>
@@ -5494,7 +7580,7 @@
       <w:contextualSpacing/>
     </w:pPr>
     <w:rPr>
-      <w:rFonts w:ascii="Calibri" w:hAnsi="Calibri" w:eastAsia="ＭＳ ゴシック" w:cs="Times New Roman" w:asciiTheme="majorHAnsi" w:cstheme="majorBidi" w:eastAsiaTheme="majorEastAsia" w:hAnsiTheme="majorHAnsi"/>
+      <w:rFonts w:ascii="Calibri" w:hAnsi="Calibri" w:eastAsia="" w:cs="" w:asciiTheme="majorHAnsi" w:cstheme="majorBidi" w:eastAsiaTheme="majorEastAsia" w:hAnsiTheme="majorHAnsi"/>
       <w:color w:val="14364C"/>
       <w:spacing w:val="5"/>
       <w:kern w:val="2"/>
@@ -5512,7 +7598,7 @@
     <w:rsid w:val="00fc693f"/>
     <w:pPr/>
     <w:rPr>
-      <w:rFonts w:ascii="Calibri" w:hAnsi="Calibri" w:eastAsia="ＭＳ ゴシック" w:cs="Times New Roman" w:asciiTheme="majorHAnsi" w:cstheme="majorBidi" w:eastAsiaTheme="majorEastAsia" w:hAnsiTheme="majorHAnsi"/>
+      <w:rFonts w:ascii="Calibri" w:hAnsi="Calibri" w:eastAsia="" w:cs="" w:asciiTheme="majorHAnsi" w:cstheme="majorBidi" w:eastAsiaTheme="majorEastAsia" w:hAnsiTheme="majorHAnsi"/>
       <w:i/>
       <w:iCs/>
       <w:color w:themeColor="accent1" w:val="4F81BD"/>
@@ -5743,12 +7829,13 @@
         <w:tab w:val="left" w:pos="3456" w:leader="none"/>
         <w:tab w:val="left" w:pos="4032" w:leader="none"/>
       </w:tabs>
+      <w:suppressAutoHyphens w:val="true"/>
       <w:bidi w:val="0"/>
       <w:spacing w:lineRule="auto" w:line="276" w:before="0" w:after="200"/>
       <w:jc w:val="start"/>
     </w:pPr>
     <w:rPr>
-      <w:rFonts w:ascii="Courier" w:hAnsi="Courier" w:eastAsia="ＭＳ 明朝" w:cs="Arial" w:cstheme="minorBidi" w:eastAsiaTheme="minorEastAsia"/>
+      <w:rFonts w:ascii="Courier" w:hAnsi="Courier" w:eastAsia="" w:cs="" w:cstheme="minorBidi" w:eastAsiaTheme="minorEastAsia"/>
       <w:color w:val="auto"/>
       <w:kern w:val="0"/>
       <w:sz w:val="20"/>
@@ -8789,7 +10876,6 @@
       <w:pPr>
         <w:spacing w:before="0" w:after="0" w:line="240" w:lineRule="auto"/>
       </w:pPr>
-      <w:rPr/>
       <w:tblPr/>
       <w:tcPr>
         <w:tcBorders>
@@ -8929,7 +11015,6 @@
       <w:pPr>
         <w:spacing w:before="0" w:after="0" w:line="240" w:lineRule="auto"/>
       </w:pPr>
-      <w:rPr/>
       <w:tblPr/>
       <w:tcPr>
         <w:tcBorders>
@@ -9069,7 +11154,6 @@
       <w:pPr>
         <w:spacing w:before="0" w:after="0" w:line="240" w:lineRule="auto"/>
       </w:pPr>
-      <w:rPr/>
       <w:tblPr/>
       <w:tcPr>
         <w:tcBorders>
@@ -9209,7 +11293,6 @@
       <w:pPr>
         <w:spacing w:before="0" w:after="0" w:line="240" w:lineRule="auto"/>
       </w:pPr>
-      <w:rPr/>
       <w:tblPr/>
       <w:tcPr>
         <w:tcBorders>
@@ -9349,7 +11432,6 @@
       <w:pPr>
         <w:spacing w:before="0" w:after="0" w:line="240" w:lineRule="auto"/>
       </w:pPr>
-      <w:rPr/>
       <w:tblPr/>
       <w:tcPr>
         <w:tcBorders>
@@ -9489,7 +11571,6 @@
       <w:pPr>
         <w:spacing w:before="0" w:after="0" w:line="240" w:lineRule="auto"/>
       </w:pPr>
-      <w:rPr/>
       <w:tblPr/>
       <w:tcPr>
         <w:tcBorders>
@@ -9629,7 +11710,6 @@
       <w:pPr>
         <w:spacing w:before="0" w:after="0" w:line="240" w:lineRule="auto"/>
       </w:pPr>
-      <w:rPr/>
       <w:tblPr/>
       <w:tcPr>
         <w:tcBorders>
